--- a/sablony/stetce - dlouhy text en.docx
+++ b/sablony/stetce - dlouhy text en.docx
@@ -4,2511 +4,2793 @@
   <w:body>
     <w:p>
       <w:pPr>
-        <w:pStyle w:val="Text"/>
-      </w:pPr>
-      <w:r>
-        <w:rPr>
-          <w:rtl w:val="0"/>
+        <w:pStyle w:val="Text A"/>
+      </w:pPr>
+      <w:r>
+        <w:rPr>
+          <w:rtl w:val="0"/>
+          <w:lang w:val="en-US"/>
         </w:rPr>
         <w:t>&lt;!-- ===================== UNIVERSAL PRODUCT TEMPLATE ===================== --&gt;</w:t>
       </w:r>
     </w:p>
     <w:p>
       <w:pPr>
-        <w:pStyle w:val="Text"/>
-      </w:pPr>
-      <w:r>
-        <w:rPr>
-          <w:rtl w:val="0"/>
+        <w:pStyle w:val="Text A"/>
+      </w:pPr>
+      <w:r>
+        <w:rPr>
+          <w:rtl w:val="0"/>
+          <w:lang w:val="en-US"/>
         </w:rPr>
         <w:t>&lt;style&gt;&lt;!--</w:t>
       </w:r>
     </w:p>
     <w:p>
       <w:pPr>
-        <w:pStyle w:val="Text"/>
-      </w:pPr>
-      <w:r>
-        <w:rPr>
-          <w:rtl w:val="0"/>
+        <w:pStyle w:val="Text A"/>
+      </w:pPr>
+      <w:r>
+        <w:rPr>
+          <w:rtl w:val="0"/>
+          <w:lang w:val="en-US"/>
         </w:rPr>
         <w:t>body {</w:t>
       </w:r>
     </w:p>
     <w:p>
       <w:pPr>
-        <w:pStyle w:val="Text"/>
-      </w:pPr>
-      <w:r>
-        <w:rPr>
-          <w:rtl w:val="0"/>
+        <w:pStyle w:val="Text A"/>
+        <w:rPr>
           <w:lang w:val="nl-NL"/>
         </w:rPr>
+      </w:pPr>
+      <w:r>
+        <w:rPr>
+          <w:rtl w:val="0"/>
+          <w:lang w:val="nl-NL"/>
+        </w:rPr>
         <w:t xml:space="preserve">  font-family: 'Inter', 'Helvetica Neue', sans-serif;</w:t>
       </w:r>
     </w:p>
     <w:p>
       <w:pPr>
-        <w:pStyle w:val="Text"/>
-      </w:pPr>
-      <w:r>
-        <w:rPr>
-          <w:rtl w:val="0"/>
+        <w:pStyle w:val="Text A"/>
+      </w:pPr>
+      <w:r>
+        <w:rPr>
+          <w:rtl w:val="0"/>
+          <w:lang w:val="en-US"/>
         </w:rPr>
         <w:t xml:space="preserve">  background-color: #fff;</w:t>
       </w:r>
     </w:p>
     <w:p>
       <w:pPr>
-        <w:pStyle w:val="Text"/>
-      </w:pPr>
-      <w:r>
-        <w:rPr>
-          <w:rtl w:val="0"/>
+        <w:pStyle w:val="Text A"/>
+      </w:pPr>
+      <w:r>
+        <w:rPr>
+          <w:rtl w:val="0"/>
+          <w:lang w:val="en-US"/>
         </w:rPr>
         <w:t xml:space="preserve">  color: #333;</w:t>
       </w:r>
     </w:p>
     <w:p>
       <w:pPr>
-        <w:pStyle w:val="Text"/>
-      </w:pPr>
-      <w:r>
-        <w:rPr>
-          <w:rtl w:val="0"/>
+        <w:pStyle w:val="Text A"/>
+      </w:pPr>
+      <w:r>
+        <w:rPr>
+          <w:rtl w:val="0"/>
+          <w:lang w:val="en-US"/>
         </w:rPr>
         <w:t xml:space="preserve">  line-height: 1.5;</w:t>
       </w:r>
     </w:p>
     <w:p>
       <w:pPr>
-        <w:pStyle w:val="Text"/>
-      </w:pPr>
-      <w:r>
-        <w:rPr>
-          <w:rtl w:val="0"/>
+        <w:pStyle w:val="Text A"/>
+      </w:pPr>
+      <w:r>
+        <w:rPr>
+          <w:rtl w:val="0"/>
+          <w:lang w:val="en-US"/>
         </w:rPr>
         <w:t xml:space="preserve">  margin: 0;</w:t>
       </w:r>
     </w:p>
     <w:p>
       <w:pPr>
-        <w:pStyle w:val="Text"/>
-      </w:pPr>
-      <w:r>
-        <w:rPr>
-          <w:rtl w:val="0"/>
+        <w:pStyle w:val="Text A"/>
+      </w:pPr>
+      <w:r>
+        <w:rPr>
+          <w:rtl w:val="0"/>
+          <w:lang w:val="en-US"/>
         </w:rPr>
         <w:t xml:space="preserve">  padding: 0;</w:t>
       </w:r>
     </w:p>
     <w:p>
       <w:pPr>
-        <w:pStyle w:val="Text"/>
-      </w:pPr>
-      <w:r>
-        <w:rPr>
-          <w:rtl w:val="0"/>
+        <w:pStyle w:val="Text A"/>
+      </w:pPr>
+      <w:r>
+        <w:rPr>
+          <w:rtl w:val="0"/>
+          <w:lang w:val="en-US"/>
         </w:rPr>
         <w:t>}</w:t>
       </w:r>
     </w:p>
     <w:p>
       <w:pPr>
-        <w:pStyle w:val="Text"/>
-      </w:pPr>
-    </w:p>
-    <w:p>
-      <w:pPr>
-        <w:pStyle w:val="Text"/>
-      </w:pPr>
-      <w:r>
-        <w:rPr>
-          <w:rtl w:val="0"/>
+        <w:pStyle w:val="Text A"/>
+      </w:pPr>
+    </w:p>
+    <w:p>
+      <w:pPr>
+        <w:pStyle w:val="Text A"/>
+      </w:pPr>
+      <w:r>
+        <w:rPr>
+          <w:rtl w:val="0"/>
+          <w:lang w:val="en-US"/>
         </w:rPr>
         <w:t>h1, h2, h3 {</w:t>
       </w:r>
     </w:p>
     <w:p>
       <w:pPr>
-        <w:pStyle w:val="Text"/>
-      </w:pPr>
-      <w:r>
-        <w:rPr>
-          <w:rtl w:val="0"/>
+        <w:pStyle w:val="Text A"/>
+      </w:pPr>
+      <w:r>
+        <w:rPr>
+          <w:rtl w:val="0"/>
+          <w:lang w:val="en-US"/>
         </w:rPr>
         <w:t xml:space="preserve">  color: #004466;</w:t>
       </w:r>
     </w:p>
     <w:p>
       <w:pPr>
-        <w:pStyle w:val="Text"/>
-      </w:pPr>
-      <w:r>
-        <w:rPr>
-          <w:rtl w:val="0"/>
+        <w:pStyle w:val="Text A"/>
+      </w:pPr>
+      <w:r>
+        <w:rPr>
+          <w:rtl w:val="0"/>
+          <w:lang w:val="en-US"/>
         </w:rPr>
         <w:t xml:space="preserve">  font-weight: 700;</w:t>
       </w:r>
     </w:p>
     <w:p>
       <w:pPr>
-        <w:pStyle w:val="Text"/>
-      </w:pPr>
-      <w:r>
-        <w:rPr>
-          <w:rtl w:val="0"/>
+        <w:pStyle w:val="Text A"/>
+      </w:pPr>
+      <w:r>
+        <w:rPr>
+          <w:rtl w:val="0"/>
+          <w:lang w:val="en-US"/>
         </w:rPr>
         <w:t xml:space="preserve">  margin-top: 0;</w:t>
       </w:r>
     </w:p>
     <w:p>
       <w:pPr>
-        <w:pStyle w:val="Text"/>
-      </w:pPr>
-      <w:r>
-        <w:rPr>
-          <w:rtl w:val="0"/>
+        <w:pStyle w:val="Text A"/>
+        <w:rPr>
           <w:lang w:val="it-IT"/>
         </w:rPr>
+      </w:pPr>
+      <w:r>
+        <w:rPr>
+          <w:rtl w:val="0"/>
+          <w:lang w:val="it-IT"/>
+        </w:rPr>
         <w:t xml:space="preserve">  margin-bottom: 12px;</w:t>
       </w:r>
     </w:p>
     <w:p>
       <w:pPr>
-        <w:pStyle w:val="Text"/>
-      </w:pPr>
-      <w:r>
-        <w:rPr>
-          <w:rtl w:val="0"/>
+        <w:pStyle w:val="Text A"/>
+      </w:pPr>
+      <w:r>
+        <w:rPr>
+          <w:rtl w:val="0"/>
+          <w:lang w:val="en-US"/>
         </w:rPr>
         <w:t>}</w:t>
       </w:r>
     </w:p>
     <w:p>
       <w:pPr>
-        <w:pStyle w:val="Text"/>
-      </w:pPr>
-    </w:p>
-    <w:p>
-      <w:pPr>
-        <w:pStyle w:val="Text"/>
-      </w:pPr>
-      <w:r>
-        <w:rPr>
-          <w:rtl w:val="0"/>
+        <w:pStyle w:val="Text A"/>
+      </w:pPr>
+    </w:p>
+    <w:p>
+      <w:pPr>
+        <w:pStyle w:val="Text A"/>
+        <w:rPr>
           <w:lang w:val="ru-RU"/>
         </w:rPr>
+      </w:pPr>
+      <w:r>
+        <w:rPr>
+          <w:rtl w:val="0"/>
+          <w:lang w:val="ru-RU"/>
+        </w:rPr>
         <w:t>h1 {</w:t>
       </w:r>
     </w:p>
     <w:p>
       <w:pPr>
-        <w:pStyle w:val="Text"/>
-      </w:pPr>
-      <w:r>
-        <w:rPr>
-          <w:rtl w:val="0"/>
+        <w:pStyle w:val="Text A"/>
+      </w:pPr>
+      <w:r>
+        <w:rPr>
+          <w:rtl w:val="0"/>
+          <w:lang w:val="en-US"/>
         </w:rPr>
         <w:t xml:space="preserve">  font-size: 36px;</w:t>
       </w:r>
     </w:p>
     <w:p>
       <w:pPr>
-        <w:pStyle w:val="Text"/>
-      </w:pPr>
-      <w:r>
-        <w:rPr>
-          <w:rtl w:val="0"/>
+        <w:pStyle w:val="Text A"/>
+      </w:pPr>
+      <w:r>
+        <w:rPr>
+          <w:rtl w:val="0"/>
+          <w:lang w:val="en-US"/>
         </w:rPr>
         <w:t xml:space="preserve">  text-align: center;</w:t>
       </w:r>
     </w:p>
     <w:p>
       <w:pPr>
-        <w:pStyle w:val="Text"/>
-      </w:pPr>
-      <w:r>
-        <w:rPr>
-          <w:rtl w:val="0"/>
+        <w:pStyle w:val="Text A"/>
+      </w:pPr>
+      <w:r>
+        <w:rPr>
+          <w:rtl w:val="0"/>
+          <w:lang w:val="en-US"/>
         </w:rPr>
         <w:t xml:space="preserve">  margin-top: 40px;</w:t>
       </w:r>
     </w:p>
     <w:p>
       <w:pPr>
-        <w:pStyle w:val="Text"/>
-      </w:pPr>
-      <w:r>
-        <w:rPr>
-          <w:rtl w:val="0"/>
+        <w:pStyle w:val="Text A"/>
+        <w:rPr>
           <w:lang w:val="it-IT"/>
         </w:rPr>
+      </w:pPr>
+      <w:r>
+        <w:rPr>
+          <w:rtl w:val="0"/>
+          <w:lang w:val="it-IT"/>
+        </w:rPr>
         <w:t xml:space="preserve">  margin-bottom: 16px;</w:t>
       </w:r>
     </w:p>
     <w:p>
       <w:pPr>
-        <w:pStyle w:val="Text"/>
-      </w:pPr>
-      <w:r>
-        <w:rPr>
-          <w:rtl w:val="0"/>
+        <w:pStyle w:val="Text A"/>
+      </w:pPr>
+      <w:r>
+        <w:rPr>
+          <w:rtl w:val="0"/>
+          <w:lang w:val="en-US"/>
         </w:rPr>
         <w:t>}</w:t>
       </w:r>
     </w:p>
     <w:p>
       <w:pPr>
-        <w:pStyle w:val="Text"/>
-      </w:pPr>
-    </w:p>
-    <w:p>
-      <w:pPr>
-        <w:pStyle w:val="Text"/>
-      </w:pPr>
-      <w:r>
-        <w:rPr>
-          <w:rtl w:val="0"/>
+        <w:pStyle w:val="Text A"/>
+      </w:pPr>
+    </w:p>
+    <w:p>
+      <w:pPr>
+        <w:pStyle w:val="Text A"/>
+      </w:pPr>
+      <w:r>
+        <w:rPr>
+          <w:rtl w:val="0"/>
+          <w:lang w:val="en-US"/>
         </w:rPr>
         <w:t>h2 {</w:t>
       </w:r>
     </w:p>
     <w:p>
       <w:pPr>
-        <w:pStyle w:val="Text"/>
-      </w:pPr>
-      <w:r>
-        <w:rPr>
-          <w:rtl w:val="0"/>
+        <w:pStyle w:val="Text A"/>
+      </w:pPr>
+      <w:r>
+        <w:rPr>
+          <w:rtl w:val="0"/>
+          <w:lang w:val="en-US"/>
         </w:rPr>
         <w:t xml:space="preserve">  font-size: 22px;</w:t>
       </w:r>
     </w:p>
     <w:p>
       <w:pPr>
-        <w:pStyle w:val="Text"/>
-      </w:pPr>
-      <w:r>
-        <w:rPr>
-          <w:rtl w:val="0"/>
+        <w:pStyle w:val="Text A"/>
+      </w:pPr>
+      <w:r>
+        <w:rPr>
+          <w:rtl w:val="0"/>
+          <w:lang w:val="en-US"/>
         </w:rPr>
         <w:t xml:space="preserve">  margin-top: 32px;</w:t>
       </w:r>
     </w:p>
     <w:p>
       <w:pPr>
-        <w:pStyle w:val="Text"/>
-      </w:pPr>
-      <w:r>
-        <w:rPr>
-          <w:rtl w:val="0"/>
+        <w:pStyle w:val="Text A"/>
+        <w:rPr>
           <w:lang w:val="it-IT"/>
         </w:rPr>
+      </w:pPr>
+      <w:r>
+        <w:rPr>
+          <w:rtl w:val="0"/>
+          <w:lang w:val="it-IT"/>
+        </w:rPr>
         <w:t xml:space="preserve">  margin-bottom: 10px;</w:t>
       </w:r>
     </w:p>
     <w:p>
       <w:pPr>
-        <w:pStyle w:val="Text"/>
-      </w:pPr>
-      <w:r>
-        <w:rPr>
-          <w:rtl w:val="0"/>
+        <w:pStyle w:val="Text A"/>
+      </w:pPr>
+      <w:r>
+        <w:rPr>
+          <w:rtl w:val="0"/>
+          <w:lang w:val="en-US"/>
         </w:rPr>
         <w:t>}</w:t>
       </w:r>
     </w:p>
     <w:p>
       <w:pPr>
-        <w:pStyle w:val="Text"/>
-      </w:pPr>
-    </w:p>
-    <w:p>
-      <w:pPr>
-        <w:pStyle w:val="Text"/>
-      </w:pPr>
-      <w:r>
-        <w:rPr>
-          <w:rtl w:val="0"/>
+        <w:pStyle w:val="Text A"/>
+      </w:pPr>
+    </w:p>
+    <w:p>
+      <w:pPr>
+        <w:pStyle w:val="Text A"/>
+      </w:pPr>
+      <w:r>
+        <w:rPr>
+          <w:rtl w:val="0"/>
+          <w:lang w:val="en-US"/>
         </w:rPr>
         <w:t>h3 {</w:t>
       </w:r>
     </w:p>
     <w:p>
       <w:pPr>
-        <w:pStyle w:val="Text"/>
-      </w:pPr>
-      <w:r>
-        <w:rPr>
-          <w:rtl w:val="0"/>
+        <w:pStyle w:val="Text A"/>
+      </w:pPr>
+      <w:r>
+        <w:rPr>
+          <w:rtl w:val="0"/>
+          <w:lang w:val="en-US"/>
         </w:rPr>
         <w:t xml:space="preserve">  font-size: 18px;</w:t>
       </w:r>
     </w:p>
     <w:p>
       <w:pPr>
-        <w:pStyle w:val="Text"/>
-      </w:pPr>
-      <w:r>
-        <w:rPr>
-          <w:rtl w:val="0"/>
+        <w:pStyle w:val="Text A"/>
+        <w:rPr>
           <w:lang w:val="it-IT"/>
         </w:rPr>
+      </w:pPr>
+      <w:r>
+        <w:rPr>
+          <w:rtl w:val="0"/>
+          <w:lang w:val="it-IT"/>
+        </w:rPr>
         <w:t xml:space="preserve">  margin-top: 24px;</w:t>
       </w:r>
     </w:p>
     <w:p>
       <w:pPr>
-        <w:pStyle w:val="Text"/>
-      </w:pPr>
-      <w:r>
-        <w:rPr>
-          <w:rtl w:val="0"/>
+        <w:pStyle w:val="Text A"/>
+        <w:rPr>
           <w:lang w:val="it-IT"/>
         </w:rPr>
+      </w:pPr>
+      <w:r>
+        <w:rPr>
+          <w:rtl w:val="0"/>
+          <w:lang w:val="it-IT"/>
+        </w:rPr>
         <w:t xml:space="preserve">  margin-bottom: 8px;</w:t>
       </w:r>
     </w:p>
     <w:p>
       <w:pPr>
-        <w:pStyle w:val="Text"/>
-      </w:pPr>
-      <w:r>
-        <w:rPr>
-          <w:rtl w:val="0"/>
+        <w:pStyle w:val="Text A"/>
+      </w:pPr>
+      <w:r>
+        <w:rPr>
+          <w:rtl w:val="0"/>
+          <w:lang w:val="en-US"/>
         </w:rPr>
         <w:t>}</w:t>
       </w:r>
     </w:p>
     <w:p>
       <w:pPr>
-        <w:pStyle w:val="Text"/>
-      </w:pPr>
-    </w:p>
-    <w:p>
-      <w:pPr>
-        <w:pStyle w:val="Text"/>
-      </w:pPr>
-      <w:r>
-        <w:rPr>
-          <w:rtl w:val="0"/>
+        <w:pStyle w:val="Text A"/>
+      </w:pPr>
+    </w:p>
+    <w:p>
+      <w:pPr>
+        <w:pStyle w:val="Text A"/>
+        <w:rPr>
           <w:lang w:val="fr-FR"/>
         </w:rPr>
+      </w:pPr>
+      <w:r>
+        <w:rPr>
+          <w:rtl w:val="0"/>
+          <w:lang w:val="fr-FR"/>
+        </w:rPr>
         <w:t>.section {</w:t>
       </w:r>
     </w:p>
     <w:p>
       <w:pPr>
-        <w:pStyle w:val="Text"/>
-      </w:pPr>
-      <w:r>
-        <w:rPr>
-          <w:rtl w:val="0"/>
+        <w:pStyle w:val="Text A"/>
+        <w:rPr>
           <w:lang w:val="de-DE"/>
         </w:rPr>
+      </w:pPr>
+      <w:r>
+        <w:rPr>
+          <w:rtl w:val="0"/>
+          <w:lang w:val="de-DE"/>
+        </w:rPr>
         <w:t xml:space="preserve">  max-width: 1000px;</w:t>
       </w:r>
     </w:p>
     <w:p>
       <w:pPr>
-        <w:pStyle w:val="Text"/>
-      </w:pPr>
-      <w:r>
-        <w:rPr>
-          <w:rtl w:val="0"/>
+        <w:pStyle w:val="Text A"/>
+      </w:pPr>
+      <w:r>
+        <w:rPr>
+          <w:rtl w:val="0"/>
+          <w:lang w:val="en-US"/>
         </w:rPr>
         <w:t xml:space="preserve">  margin: 0 auto;</w:t>
       </w:r>
     </w:p>
     <w:p>
       <w:pPr>
-        <w:pStyle w:val="Text"/>
-      </w:pPr>
-      <w:r>
-        <w:rPr>
-          <w:rtl w:val="0"/>
+        <w:pStyle w:val="Text A"/>
+      </w:pPr>
+      <w:r>
+        <w:rPr>
+          <w:rtl w:val="0"/>
+          <w:lang w:val="en-US"/>
         </w:rPr>
         <w:t xml:space="preserve">  padding: 30px 20px;</w:t>
       </w:r>
     </w:p>
     <w:p>
       <w:pPr>
-        <w:pStyle w:val="Text"/>
-      </w:pPr>
-      <w:r>
-        <w:rPr>
-          <w:rtl w:val="0"/>
+        <w:pStyle w:val="Text A"/>
+      </w:pPr>
+      <w:r>
+        <w:rPr>
+          <w:rtl w:val="0"/>
+          <w:lang w:val="en-US"/>
         </w:rPr>
         <w:t>}</w:t>
       </w:r>
     </w:p>
     <w:p>
       <w:pPr>
-        <w:pStyle w:val="Text"/>
-      </w:pPr>
-    </w:p>
-    <w:p>
-      <w:pPr>
-        <w:pStyle w:val="Text"/>
-      </w:pPr>
-      <w:r>
-        <w:rPr>
-          <w:rtl w:val="0"/>
+        <w:pStyle w:val="Text A"/>
+      </w:pPr>
+    </w:p>
+    <w:p>
+      <w:pPr>
+        <w:pStyle w:val="Text A"/>
+        <w:rPr>
           <w:lang w:val="it-IT"/>
         </w:rPr>
+      </w:pPr>
+      <w:r>
+        <w:rPr>
+          <w:rtl w:val="0"/>
+          <w:lang w:val="it-IT"/>
+        </w:rPr>
         <w:t>.hero {</w:t>
       </w:r>
     </w:p>
     <w:p>
       <w:pPr>
-        <w:pStyle w:val="Text"/>
-      </w:pPr>
-      <w:r>
-        <w:rPr>
-          <w:rtl w:val="0"/>
+        <w:pStyle w:val="Text A"/>
+      </w:pPr>
+      <w:r>
+        <w:rPr>
+          <w:rtl w:val="0"/>
+          <w:lang w:val="en-US"/>
         </w:rPr>
         <w:t xml:space="preserve">  text-align: center;</w:t>
       </w:r>
     </w:p>
     <w:p>
       <w:pPr>
-        <w:pStyle w:val="Text"/>
-      </w:pPr>
-      <w:r>
-        <w:rPr>
-          <w:rtl w:val="0"/>
+        <w:pStyle w:val="Text A"/>
+      </w:pPr>
+      <w:r>
+        <w:rPr>
+          <w:rtl w:val="0"/>
+          <w:lang w:val="en-US"/>
         </w:rPr>
         <w:t xml:space="preserve">  padding: 60px 20px 30px;</w:t>
       </w:r>
     </w:p>
     <w:p>
       <w:pPr>
-        <w:pStyle w:val="Text"/>
-      </w:pPr>
-      <w:r>
-        <w:rPr>
-          <w:rtl w:val="0"/>
+        <w:pStyle w:val="Text A"/>
+      </w:pPr>
+      <w:r>
+        <w:rPr>
+          <w:rtl w:val="0"/>
+          <w:lang w:val="en-US"/>
         </w:rPr>
         <w:t>}</w:t>
       </w:r>
     </w:p>
     <w:p>
       <w:pPr>
-        <w:pStyle w:val="Text"/>
-      </w:pPr>
-    </w:p>
-    <w:p>
-      <w:pPr>
-        <w:pStyle w:val="Text"/>
-      </w:pPr>
-      <w:r>
-        <w:rPr>
-          <w:rtl w:val="0"/>
+        <w:pStyle w:val="Text A"/>
+      </w:pPr>
+    </w:p>
+    <w:p>
+      <w:pPr>
+        <w:pStyle w:val="Text A"/>
+        <w:rPr>
           <w:lang w:val="it-IT"/>
         </w:rPr>
+      </w:pPr>
+      <w:r>
+        <w:rPr>
+          <w:rtl w:val="0"/>
+          <w:lang w:val="it-IT"/>
+        </w:rPr>
         <w:t>.hero p {</w:t>
       </w:r>
     </w:p>
     <w:p>
       <w:pPr>
-        <w:pStyle w:val="Text"/>
-      </w:pPr>
-      <w:r>
-        <w:rPr>
-          <w:rtl w:val="0"/>
+        <w:pStyle w:val="Text A"/>
+      </w:pPr>
+      <w:r>
+        <w:rPr>
+          <w:rtl w:val="0"/>
+          <w:lang w:val="en-US"/>
         </w:rPr>
         <w:t xml:space="preserve">  font-size: 17px;</w:t>
       </w:r>
     </w:p>
     <w:p>
       <w:pPr>
-        <w:pStyle w:val="Text"/>
-      </w:pPr>
-      <w:r>
-        <w:rPr>
-          <w:rtl w:val="0"/>
+        <w:pStyle w:val="Text A"/>
+      </w:pPr>
+      <w:r>
+        <w:rPr>
+          <w:rtl w:val="0"/>
+          <w:lang w:val="en-US"/>
         </w:rPr>
         <w:t xml:space="preserve">  color: #555;</w:t>
       </w:r>
     </w:p>
     <w:p>
       <w:pPr>
-        <w:pStyle w:val="Text"/>
-      </w:pPr>
-      <w:r>
-        <w:rPr>
-          <w:rtl w:val="0"/>
+        <w:pStyle w:val="Text A"/>
+        <w:rPr>
           <w:lang w:val="de-DE"/>
         </w:rPr>
+      </w:pPr>
+      <w:r>
+        <w:rPr>
+          <w:rtl w:val="0"/>
+          <w:lang w:val="de-DE"/>
+        </w:rPr>
         <w:t xml:space="preserve">  max-width: 700px;</w:t>
       </w:r>
     </w:p>
     <w:p>
       <w:pPr>
-        <w:pStyle w:val="Text"/>
-      </w:pPr>
-      <w:r>
-        <w:rPr>
-          <w:rtl w:val="0"/>
+        <w:pStyle w:val="Text A"/>
+      </w:pPr>
+      <w:r>
+        <w:rPr>
+          <w:rtl w:val="0"/>
+          <w:lang w:val="en-US"/>
         </w:rPr>
         <w:t xml:space="preserve">  margin: 0 auto;</w:t>
       </w:r>
     </w:p>
     <w:p>
       <w:pPr>
-        <w:pStyle w:val="Text"/>
-      </w:pPr>
-      <w:r>
-        <w:rPr>
-          <w:rtl w:val="0"/>
+        <w:pStyle w:val="Text A"/>
+      </w:pPr>
+      <w:r>
+        <w:rPr>
+          <w:rtl w:val="0"/>
+          <w:lang w:val="en-US"/>
         </w:rPr>
         <w:t>}</w:t>
       </w:r>
     </w:p>
     <w:p>
       <w:pPr>
-        <w:pStyle w:val="Text"/>
-      </w:pPr>
-    </w:p>
-    <w:p>
-      <w:pPr>
-        <w:pStyle w:val="Text"/>
-      </w:pPr>
-      <w:r>
-        <w:rPr>
-          <w:rtl w:val="0"/>
+        <w:pStyle w:val="Text A"/>
+      </w:pPr>
+    </w:p>
+    <w:p>
+      <w:pPr>
+        <w:pStyle w:val="Text A"/>
+      </w:pPr>
+      <w:r>
+        <w:rPr>
+          <w:rtl w:val="0"/>
+          <w:lang w:val="en-US"/>
         </w:rPr>
         <w:t>.flex-row {</w:t>
       </w:r>
     </w:p>
     <w:p>
       <w:pPr>
-        <w:pStyle w:val="Text"/>
-      </w:pPr>
-      <w:r>
-        <w:rPr>
-          <w:rtl w:val="0"/>
+        <w:pStyle w:val="Text A"/>
+        <w:rPr>
           <w:lang w:val="it-IT"/>
         </w:rPr>
+      </w:pPr>
+      <w:r>
+        <w:rPr>
+          <w:rtl w:val="0"/>
+          <w:lang w:val="it-IT"/>
+        </w:rPr>
         <w:t xml:space="preserve">  display: flex;</w:t>
       </w:r>
     </w:p>
     <w:p>
       <w:pPr>
-        <w:pStyle w:val="Text"/>
-      </w:pPr>
-      <w:r>
-        <w:rPr>
-          <w:rtl w:val="0"/>
+        <w:pStyle w:val="Text A"/>
+      </w:pPr>
+      <w:r>
+        <w:rPr>
+          <w:rtl w:val="0"/>
+          <w:lang w:val="en-US"/>
         </w:rPr>
         <w:t xml:space="preserve">  flex-wrap: wrap;</w:t>
       </w:r>
     </w:p>
     <w:p>
       <w:pPr>
-        <w:pStyle w:val="Text"/>
-      </w:pPr>
-      <w:r>
-        <w:rPr>
-          <w:rtl w:val="0"/>
+        <w:pStyle w:val="Text A"/>
+      </w:pPr>
+      <w:r>
+        <w:rPr>
+          <w:rtl w:val="0"/>
+          <w:lang w:val="en-US"/>
         </w:rPr>
         <w:t xml:space="preserve">  gap: 20px;</w:t>
       </w:r>
     </w:p>
     <w:p>
       <w:pPr>
-        <w:pStyle w:val="Text"/>
-      </w:pPr>
-      <w:r>
-        <w:rPr>
-          <w:rtl w:val="0"/>
+        <w:pStyle w:val="Text A"/>
+      </w:pPr>
+      <w:r>
+        <w:rPr>
+          <w:rtl w:val="0"/>
+          <w:lang w:val="en-US"/>
         </w:rPr>
         <w:t xml:space="preserve">  align-items: center;</w:t>
       </w:r>
     </w:p>
     <w:p>
       <w:pPr>
-        <w:pStyle w:val="Text"/>
-      </w:pPr>
-      <w:r>
-        <w:rPr>
-          <w:rtl w:val="0"/>
+        <w:pStyle w:val="Text A"/>
+      </w:pPr>
+      <w:r>
+        <w:rPr>
+          <w:rtl w:val="0"/>
+          <w:lang w:val="en-US"/>
         </w:rPr>
         <w:t xml:space="preserve">  justify-content: center;</w:t>
       </w:r>
     </w:p>
     <w:p>
       <w:pPr>
-        <w:pStyle w:val="Text"/>
-      </w:pPr>
-      <w:r>
-        <w:rPr>
-          <w:rtl w:val="0"/>
+        <w:pStyle w:val="Text A"/>
+        <w:rPr>
           <w:lang w:val="it-IT"/>
         </w:rPr>
+      </w:pPr>
+      <w:r>
+        <w:rPr>
+          <w:rtl w:val="0"/>
+          <w:lang w:val="it-IT"/>
+        </w:rPr>
         <w:t xml:space="preserve">  margin-top: 20px;</w:t>
       </w:r>
     </w:p>
     <w:p>
       <w:pPr>
-        <w:pStyle w:val="Text"/>
-      </w:pPr>
-      <w:r>
-        <w:rPr>
-          <w:rtl w:val="0"/>
+        <w:pStyle w:val="Text A"/>
+      </w:pPr>
+      <w:r>
+        <w:rPr>
+          <w:rtl w:val="0"/>
+          <w:lang w:val="en-US"/>
         </w:rPr>
         <w:t>}</w:t>
       </w:r>
     </w:p>
     <w:p>
       <w:pPr>
-        <w:pStyle w:val="Text"/>
-      </w:pPr>
-    </w:p>
-    <w:p>
-      <w:pPr>
-        <w:pStyle w:val="Text"/>
-      </w:pPr>
-      <w:r>
-        <w:rPr>
-          <w:rtl w:val="0"/>
+        <w:pStyle w:val="Text A"/>
+      </w:pPr>
+    </w:p>
+    <w:p>
+      <w:pPr>
+        <w:pStyle w:val="Text A"/>
+      </w:pPr>
+      <w:r>
+        <w:rPr>
+          <w:rtl w:val="0"/>
+          <w:lang w:val="en-US"/>
         </w:rPr>
         <w:t>.flex-row img {</w:t>
       </w:r>
     </w:p>
     <w:p>
       <w:pPr>
-        <w:pStyle w:val="Text"/>
-      </w:pPr>
-      <w:r>
-        <w:rPr>
-          <w:rtl w:val="0"/>
+        <w:pStyle w:val="Text A"/>
+        <w:rPr>
           <w:lang w:val="de-DE"/>
         </w:rPr>
+      </w:pPr>
+      <w:r>
+        <w:rPr>
+          <w:rtl w:val="0"/>
+          <w:lang w:val="de-DE"/>
+        </w:rPr>
         <w:t xml:space="preserve">  max-width: 250px;</w:t>
       </w:r>
     </w:p>
     <w:p>
       <w:pPr>
-        <w:pStyle w:val="Text"/>
-      </w:pPr>
-      <w:r>
-        <w:rPr>
-          <w:rtl w:val="0"/>
+        <w:pStyle w:val="Text A"/>
+        <w:rPr>
           <w:lang w:val="de-DE"/>
         </w:rPr>
+      </w:pPr>
+      <w:r>
+        <w:rPr>
+          <w:rtl w:val="0"/>
+          <w:lang w:val="de-DE"/>
+        </w:rPr>
         <w:t xml:space="preserve">  border-radius: 16px;</w:t>
       </w:r>
     </w:p>
     <w:p>
       <w:pPr>
-        <w:pStyle w:val="Text"/>
-      </w:pPr>
-      <w:r>
-        <w:rPr>
-          <w:rtl w:val="0"/>
+        <w:pStyle w:val="Text A"/>
+      </w:pPr>
+      <w:r>
+        <w:rPr>
+          <w:rtl w:val="0"/>
+          <w:lang w:val="en-US"/>
         </w:rPr>
         <w:t xml:space="preserve">  box-shadow: 0 8px 24px rgba(0,0,0,0.08);</w:t>
       </w:r>
     </w:p>
     <w:p>
       <w:pPr>
-        <w:pStyle w:val="Text"/>
-      </w:pPr>
-      <w:r>
-        <w:rPr>
-          <w:rtl w:val="0"/>
+        <w:pStyle w:val="Text A"/>
+      </w:pPr>
+      <w:r>
+        <w:rPr>
+          <w:rtl w:val="0"/>
+          <w:lang w:val="en-US"/>
         </w:rPr>
         <w:t xml:space="preserve">  transition: transform 0.3s ease;</w:t>
       </w:r>
     </w:p>
     <w:p>
       <w:pPr>
-        <w:pStyle w:val="Text"/>
-      </w:pPr>
-      <w:r>
-        <w:rPr>
-          <w:rtl w:val="0"/>
+        <w:pStyle w:val="Text A"/>
+      </w:pPr>
+      <w:r>
+        <w:rPr>
+          <w:rtl w:val="0"/>
+          <w:lang w:val="en-US"/>
         </w:rPr>
         <w:t>}</w:t>
       </w:r>
     </w:p>
     <w:p>
       <w:pPr>
-        <w:pStyle w:val="Text"/>
-      </w:pPr>
-    </w:p>
-    <w:p>
-      <w:pPr>
-        <w:pStyle w:val="Text"/>
-      </w:pPr>
-      <w:r>
-        <w:rPr>
-          <w:rtl w:val="0"/>
+        <w:pStyle w:val="Text A"/>
+      </w:pPr>
+    </w:p>
+    <w:p>
+      <w:pPr>
+        <w:pStyle w:val="Text A"/>
+      </w:pPr>
+      <w:r>
+        <w:rPr>
+          <w:rtl w:val="0"/>
+          <w:lang w:val="en-US"/>
         </w:rPr>
         <w:t>.flex-row img:hover {</w:t>
       </w:r>
     </w:p>
     <w:p>
       <w:pPr>
-        <w:pStyle w:val="Text"/>
-      </w:pPr>
-      <w:r>
-        <w:rPr>
-          <w:rtl w:val="0"/>
+        <w:pStyle w:val="Text A"/>
+        <w:rPr>
           <w:lang w:val="it-IT"/>
         </w:rPr>
+      </w:pPr>
+      <w:r>
+        <w:rPr>
+          <w:rtl w:val="0"/>
+          <w:lang w:val="it-IT"/>
+        </w:rPr>
         <w:t xml:space="preserve">  transform: scale(1.03);</w:t>
       </w:r>
     </w:p>
     <w:p>
       <w:pPr>
-        <w:pStyle w:val="Text"/>
-      </w:pPr>
-      <w:r>
-        <w:rPr>
-          <w:rtl w:val="0"/>
+        <w:pStyle w:val="Text A"/>
+      </w:pPr>
+      <w:r>
+        <w:rPr>
+          <w:rtl w:val="0"/>
+          <w:lang w:val="en-US"/>
         </w:rPr>
         <w:t>}</w:t>
       </w:r>
     </w:p>
     <w:p>
       <w:pPr>
-        <w:pStyle w:val="Text"/>
-      </w:pPr>
-    </w:p>
-    <w:p>
-      <w:pPr>
-        <w:pStyle w:val="Text"/>
-      </w:pPr>
-      <w:r>
-        <w:rPr>
-          <w:rtl w:val="0"/>
+        <w:pStyle w:val="Text A"/>
+      </w:pPr>
+    </w:p>
+    <w:p>
+      <w:pPr>
+        <w:pStyle w:val="Text A"/>
+      </w:pPr>
+      <w:r>
+        <w:rPr>
+          <w:rtl w:val="0"/>
+          <w:lang w:val="en-US"/>
         </w:rPr>
         <w:t>.text-block {</w:t>
       </w:r>
     </w:p>
     <w:p>
       <w:pPr>
-        <w:pStyle w:val="Text"/>
-      </w:pPr>
-      <w:r>
-        <w:rPr>
-          <w:rtl w:val="0"/>
+        <w:pStyle w:val="Text A"/>
+      </w:pPr>
+      <w:r>
+        <w:rPr>
+          <w:rtl w:val="0"/>
+          <w:lang w:val="en-US"/>
         </w:rPr>
         <w:t xml:space="preserve">  font-size: 16px;</w:t>
       </w:r>
     </w:p>
     <w:p>
       <w:pPr>
-        <w:pStyle w:val="Text"/>
-      </w:pPr>
-      <w:r>
-        <w:rPr>
-          <w:rtl w:val="0"/>
+        <w:pStyle w:val="Text A"/>
+      </w:pPr>
+      <w:r>
+        <w:rPr>
+          <w:rtl w:val="0"/>
+          <w:lang w:val="en-US"/>
         </w:rPr>
         <w:t xml:space="preserve">  color: #555;</w:t>
       </w:r>
     </w:p>
     <w:p>
       <w:pPr>
-        <w:pStyle w:val="Text"/>
-      </w:pPr>
-      <w:r>
-        <w:rPr>
-          <w:rtl w:val="0"/>
+        <w:pStyle w:val="Text A"/>
+      </w:pPr>
+      <w:r>
+        <w:rPr>
+          <w:rtl w:val="0"/>
+          <w:lang w:val="en-US"/>
         </w:rPr>
         <w:t xml:space="preserve">  line-height: 1.6;</w:t>
       </w:r>
     </w:p>
     <w:p>
       <w:pPr>
-        <w:pStyle w:val="Text"/>
-      </w:pPr>
-      <w:r>
-        <w:rPr>
-          <w:rtl w:val="0"/>
+        <w:pStyle w:val="Text A"/>
+      </w:pPr>
+      <w:r>
+        <w:rPr>
+          <w:rtl w:val="0"/>
+          <w:lang w:val="en-US"/>
         </w:rPr>
         <w:t xml:space="preserve">  margin-top: 12px;</w:t>
       </w:r>
     </w:p>
     <w:p>
       <w:pPr>
-        <w:pStyle w:val="Text"/>
-      </w:pPr>
-      <w:r>
-        <w:rPr>
-          <w:rtl w:val="0"/>
+        <w:pStyle w:val="Text A"/>
+      </w:pPr>
+      <w:r>
+        <w:rPr>
+          <w:rtl w:val="0"/>
+          <w:lang w:val="en-US"/>
         </w:rPr>
         <w:t>}</w:t>
       </w:r>
     </w:p>
     <w:p>
       <w:pPr>
-        <w:pStyle w:val="Text"/>
-      </w:pPr>
-    </w:p>
-    <w:p>
-      <w:pPr>
-        <w:pStyle w:val="Text"/>
-      </w:pPr>
-      <w:r>
-        <w:rPr>
-          <w:rtl w:val="0"/>
+        <w:pStyle w:val="Text A"/>
+      </w:pPr>
+    </w:p>
+    <w:p>
+      <w:pPr>
+        <w:pStyle w:val="Text A"/>
+      </w:pPr>
+      <w:r>
+        <w:rPr>
+          <w:rtl w:val="0"/>
+          <w:lang w:val="en-US"/>
         </w:rPr>
         <w:t>.card-table {</w:t>
       </w:r>
     </w:p>
     <w:p>
       <w:pPr>
-        <w:pStyle w:val="Text"/>
-      </w:pPr>
-      <w:r>
-        <w:rPr>
-          <w:rtl w:val="0"/>
+        <w:pStyle w:val="Text A"/>
+      </w:pPr>
+      <w:r>
+        <w:rPr>
+          <w:rtl w:val="0"/>
+          <w:lang w:val="en-US"/>
         </w:rPr>
         <w:t xml:space="preserve">  background: #fff;</w:t>
       </w:r>
     </w:p>
     <w:p>
       <w:pPr>
-        <w:pStyle w:val="Text"/>
-      </w:pPr>
-      <w:r>
-        <w:rPr>
-          <w:rtl w:val="0"/>
+        <w:pStyle w:val="Text A"/>
+        <w:rPr>
           <w:lang w:val="de-DE"/>
         </w:rPr>
+      </w:pPr>
+      <w:r>
+        <w:rPr>
+          <w:rtl w:val="0"/>
+          <w:lang w:val="de-DE"/>
+        </w:rPr>
         <w:t xml:space="preserve">  border-radius: 16px;</w:t>
       </w:r>
     </w:p>
     <w:p>
       <w:pPr>
-        <w:pStyle w:val="Text"/>
-      </w:pPr>
-      <w:r>
-        <w:rPr>
-          <w:rtl w:val="0"/>
+        <w:pStyle w:val="Text A"/>
+      </w:pPr>
+      <w:r>
+        <w:rPr>
+          <w:rtl w:val="0"/>
+          <w:lang w:val="en-US"/>
         </w:rPr>
         <w:t xml:space="preserve">  box-shadow: 0 8px 24px rgba(0,0,0,0.06);</w:t>
       </w:r>
     </w:p>
     <w:p>
       <w:pPr>
-        <w:pStyle w:val="Text"/>
-      </w:pPr>
-      <w:r>
-        <w:rPr>
-          <w:rtl w:val="0"/>
+        <w:pStyle w:val="Text A"/>
+      </w:pPr>
+      <w:r>
+        <w:rPr>
+          <w:rtl w:val="0"/>
+          <w:lang w:val="en-US"/>
         </w:rPr>
         <w:t xml:space="preserve">  padding: 16px;</w:t>
       </w:r>
     </w:p>
     <w:p>
       <w:pPr>
-        <w:pStyle w:val="Text"/>
-      </w:pPr>
-      <w:r>
-        <w:rPr>
-          <w:rtl w:val="0"/>
+        <w:pStyle w:val="Text A"/>
+      </w:pPr>
+      <w:r>
+        <w:rPr>
+          <w:rtl w:val="0"/>
+          <w:lang w:val="en-US"/>
         </w:rPr>
         <w:t xml:space="preserve">  margin-top: 16px;</w:t>
       </w:r>
     </w:p>
     <w:p>
       <w:pPr>
-        <w:pStyle w:val="Text"/>
-      </w:pPr>
-      <w:r>
-        <w:rPr>
-          <w:rtl w:val="0"/>
+        <w:pStyle w:val="Text A"/>
+      </w:pPr>
+      <w:r>
+        <w:rPr>
+          <w:rtl w:val="0"/>
+          <w:lang w:val="en-US"/>
         </w:rPr>
         <w:t>}</w:t>
       </w:r>
     </w:p>
     <w:p>
       <w:pPr>
-        <w:pStyle w:val="Text"/>
-      </w:pPr>
-    </w:p>
-    <w:p>
-      <w:pPr>
-        <w:pStyle w:val="Text"/>
-      </w:pPr>
-      <w:r>
-        <w:rPr>
-          <w:rtl w:val="0"/>
+        <w:pStyle w:val="Text A"/>
+      </w:pPr>
+    </w:p>
+    <w:p>
+      <w:pPr>
+        <w:pStyle w:val="Text A"/>
+      </w:pPr>
+      <w:r>
+        <w:rPr>
+          <w:rtl w:val="0"/>
+          <w:lang w:val="en-US"/>
         </w:rPr>
         <w:t>.card-table table {</w:t>
       </w:r>
     </w:p>
     <w:p>
       <w:pPr>
-        <w:pStyle w:val="Text"/>
-      </w:pPr>
-      <w:r>
-        <w:rPr>
-          <w:rtl w:val="0"/>
+        <w:pStyle w:val="Text A"/>
+        <w:rPr>
           <w:lang w:val="de-DE"/>
         </w:rPr>
+      </w:pPr>
+      <w:r>
+        <w:rPr>
+          <w:rtl w:val="0"/>
+          <w:lang w:val="de-DE"/>
+        </w:rPr>
         <w:t xml:space="preserve">  width: 100%;</w:t>
       </w:r>
     </w:p>
     <w:p>
       <w:pPr>
-        <w:pStyle w:val="Text"/>
-      </w:pPr>
-      <w:r>
-        <w:rPr>
-          <w:rtl w:val="0"/>
+        <w:pStyle w:val="Text A"/>
+      </w:pPr>
+      <w:r>
+        <w:rPr>
+          <w:rtl w:val="0"/>
+          <w:lang w:val="en-US"/>
         </w:rPr>
         <w:t xml:space="preserve">  border-collapse: collapse;</w:t>
       </w:r>
     </w:p>
     <w:p>
       <w:pPr>
-        <w:pStyle w:val="Text"/>
-      </w:pPr>
-      <w:r>
-        <w:rPr>
-          <w:rtl w:val="0"/>
+        <w:pStyle w:val="Text A"/>
+      </w:pPr>
+      <w:r>
+        <w:rPr>
+          <w:rtl w:val="0"/>
+          <w:lang w:val="en-US"/>
         </w:rPr>
         <w:t xml:space="preserve">  font-size: 15px;</w:t>
       </w:r>
     </w:p>
     <w:p>
       <w:pPr>
-        <w:pStyle w:val="Text"/>
-      </w:pPr>
-      <w:r>
-        <w:rPr>
-          <w:rtl w:val="0"/>
+        <w:pStyle w:val="Text A"/>
+      </w:pPr>
+      <w:r>
+        <w:rPr>
+          <w:rtl w:val="0"/>
+          <w:lang w:val="en-US"/>
         </w:rPr>
         <w:t>}</w:t>
       </w:r>
     </w:p>
     <w:p>
       <w:pPr>
-        <w:pStyle w:val="Text"/>
-      </w:pPr>
-    </w:p>
-    <w:p>
-      <w:pPr>
-        <w:pStyle w:val="Text"/>
-      </w:pPr>
-      <w:r>
-        <w:rPr>
-          <w:rtl w:val="0"/>
+        <w:pStyle w:val="Text A"/>
+      </w:pPr>
+    </w:p>
+    <w:p>
+      <w:pPr>
+        <w:pStyle w:val="Text A"/>
+      </w:pPr>
+      <w:r>
+        <w:rPr>
+          <w:rtl w:val="0"/>
+          <w:lang w:val="en-US"/>
         </w:rPr>
         <w:t>.card-table th, .card-table td {</w:t>
       </w:r>
     </w:p>
     <w:p>
       <w:pPr>
-        <w:pStyle w:val="Text"/>
-      </w:pPr>
-      <w:r>
-        <w:rPr>
-          <w:rtl w:val="0"/>
+        <w:pStyle w:val="Text A"/>
+      </w:pPr>
+      <w:r>
+        <w:rPr>
+          <w:rtl w:val="0"/>
+          <w:lang w:val="en-US"/>
         </w:rPr>
         <w:t xml:space="preserve">  padding: 10px;</w:t>
       </w:r>
     </w:p>
     <w:p>
       <w:pPr>
-        <w:pStyle w:val="Text"/>
-      </w:pPr>
-      <w:r>
-        <w:rPr>
-          <w:rtl w:val="0"/>
+        <w:pStyle w:val="Text A"/>
+      </w:pPr>
+      <w:r>
+        <w:rPr>
+          <w:rtl w:val="0"/>
+          <w:lang w:val="en-US"/>
         </w:rPr>
         <w:t xml:space="preserve">  text-align: left;</w:t>
       </w:r>
     </w:p>
     <w:p>
       <w:pPr>
-        <w:pStyle w:val="Text"/>
-      </w:pPr>
-      <w:r>
-        <w:rPr>
-          <w:rtl w:val="0"/>
+        <w:pStyle w:val="Text A"/>
+      </w:pPr>
+      <w:r>
+        <w:rPr>
+          <w:rtl w:val="0"/>
+          <w:lang w:val="en-US"/>
         </w:rPr>
         <w:t>}</w:t>
       </w:r>
     </w:p>
     <w:p>
       <w:pPr>
-        <w:pStyle w:val="Text"/>
-      </w:pPr>
-    </w:p>
-    <w:p>
-      <w:pPr>
-        <w:pStyle w:val="Text"/>
-      </w:pPr>
-      <w:r>
-        <w:rPr>
-          <w:rtl w:val="0"/>
+        <w:pStyle w:val="Text A"/>
+      </w:pPr>
+    </w:p>
+    <w:p>
+      <w:pPr>
+        <w:pStyle w:val="Text A"/>
+      </w:pPr>
+      <w:r>
+        <w:rPr>
+          <w:rtl w:val="0"/>
+          <w:lang w:val="en-US"/>
         </w:rPr>
         <w:t>.card-table th {</w:t>
       </w:r>
     </w:p>
     <w:p>
       <w:pPr>
-        <w:pStyle w:val="Text"/>
-      </w:pPr>
-      <w:r>
-        <w:rPr>
-          <w:rtl w:val="0"/>
+        <w:pStyle w:val="Text A"/>
+      </w:pPr>
+      <w:r>
+        <w:rPr>
+          <w:rtl w:val="0"/>
+          <w:lang w:val="en-US"/>
         </w:rPr>
         <w:t xml:space="preserve">  background-color: #f0f0f0;</w:t>
       </w:r>
     </w:p>
     <w:p>
       <w:pPr>
-        <w:pStyle w:val="Text"/>
-      </w:pPr>
-      <w:r>
-        <w:rPr>
-          <w:rtl w:val="0"/>
+        <w:pStyle w:val="Text A"/>
+      </w:pPr>
+      <w:r>
+        <w:rPr>
+          <w:rtl w:val="0"/>
+          <w:lang w:val="en-US"/>
         </w:rPr>
         <w:t xml:space="preserve">  border-bottom: 1px solid #ddd;</w:t>
       </w:r>
     </w:p>
     <w:p>
       <w:pPr>
-        <w:pStyle w:val="Text"/>
-      </w:pPr>
-      <w:r>
-        <w:rPr>
-          <w:rtl w:val="0"/>
+        <w:pStyle w:val="Text A"/>
+      </w:pPr>
+      <w:r>
+        <w:rPr>
+          <w:rtl w:val="0"/>
+          <w:lang w:val="en-US"/>
         </w:rPr>
         <w:t>}</w:t>
       </w:r>
     </w:p>
     <w:p>
       <w:pPr>
-        <w:pStyle w:val="Text"/>
-      </w:pPr>
-    </w:p>
-    <w:p>
-      <w:pPr>
-        <w:pStyle w:val="Text"/>
-      </w:pPr>
-      <w:r>
-        <w:rPr>
-          <w:rtl w:val="0"/>
+        <w:pStyle w:val="Text A"/>
+      </w:pPr>
+    </w:p>
+    <w:p>
+      <w:pPr>
+        <w:pStyle w:val="Text A"/>
+      </w:pPr>
+      <w:r>
+        <w:rPr>
+          <w:rtl w:val="0"/>
+          <w:lang w:val="en-US"/>
         </w:rPr>
         <w:t>.card-table td {</w:t>
       </w:r>
     </w:p>
     <w:p>
       <w:pPr>
-        <w:pStyle w:val="Text"/>
-      </w:pPr>
-      <w:r>
-        <w:rPr>
-          <w:rtl w:val="0"/>
+        <w:pStyle w:val="Text A"/>
+      </w:pPr>
+      <w:r>
+        <w:rPr>
+          <w:rtl w:val="0"/>
+          <w:lang w:val="en-US"/>
         </w:rPr>
         <w:t xml:space="preserve">  border-bottom: 1px solid #eee;</w:t>
       </w:r>
     </w:p>
     <w:p>
       <w:pPr>
-        <w:pStyle w:val="Text"/>
-      </w:pPr>
-      <w:r>
-        <w:rPr>
-          <w:rtl w:val="0"/>
+        <w:pStyle w:val="Text A"/>
+      </w:pPr>
+      <w:r>
+        <w:rPr>
+          <w:rtl w:val="0"/>
+          <w:lang w:val="en-US"/>
         </w:rPr>
         <w:t>}</w:t>
       </w:r>
     </w:p>
     <w:p>
       <w:pPr>
-        <w:pStyle w:val="Text"/>
-      </w:pPr>
-    </w:p>
-    <w:p>
-      <w:pPr>
-        <w:pStyle w:val="Text"/>
-      </w:pPr>
-      <w:r>
-        <w:rPr>
-          <w:rtl w:val="0"/>
+        <w:pStyle w:val="Text A"/>
+      </w:pPr>
+    </w:p>
+    <w:p>
+      <w:pPr>
+        <w:pStyle w:val="Text A"/>
+      </w:pPr>
+      <w:r>
+        <w:rPr>
+          <w:rtl w:val="0"/>
+          <w:lang w:val="en-US"/>
         </w:rPr>
         <w:t>ul {</w:t>
       </w:r>
     </w:p>
     <w:p>
       <w:pPr>
-        <w:pStyle w:val="Text"/>
-      </w:pPr>
-      <w:r>
-        <w:rPr>
-          <w:rtl w:val="0"/>
+        <w:pStyle w:val="Text A"/>
+      </w:pPr>
+      <w:r>
+        <w:rPr>
+          <w:rtl w:val="0"/>
+          <w:lang w:val="en-US"/>
         </w:rPr>
         <w:t xml:space="preserve">  padding-left: 20px;</w:t>
       </w:r>
     </w:p>
     <w:p>
       <w:pPr>
-        <w:pStyle w:val="Text"/>
-      </w:pPr>
-      <w:r>
-        <w:rPr>
-          <w:rtl w:val="0"/>
+        <w:pStyle w:val="Text A"/>
+      </w:pPr>
+      <w:r>
+        <w:rPr>
+          <w:rtl w:val="0"/>
+          <w:lang w:val="en-US"/>
         </w:rPr>
         <w:t xml:space="preserve">  line-height: 1.5;</w:t>
       </w:r>
     </w:p>
     <w:p>
       <w:pPr>
-        <w:pStyle w:val="Text"/>
-      </w:pPr>
-      <w:r>
-        <w:rPr>
-          <w:rtl w:val="0"/>
+        <w:pStyle w:val="Text A"/>
+      </w:pPr>
+      <w:r>
+        <w:rPr>
+          <w:rtl w:val="0"/>
+          <w:lang w:val="en-US"/>
         </w:rPr>
         <w:t xml:space="preserve">  margin: 8px 0;</w:t>
       </w:r>
     </w:p>
     <w:p>
       <w:pPr>
-        <w:pStyle w:val="Text"/>
-      </w:pPr>
-      <w:r>
-        <w:rPr>
-          <w:rtl w:val="0"/>
+        <w:pStyle w:val="Text A"/>
+      </w:pPr>
+      <w:r>
+        <w:rPr>
+          <w:rtl w:val="0"/>
+          <w:lang w:val="en-US"/>
         </w:rPr>
         <w:t>}</w:t>
       </w:r>
     </w:p>
     <w:p>
       <w:pPr>
-        <w:pStyle w:val="Text"/>
-      </w:pPr>
-    </w:p>
-    <w:p>
-      <w:pPr>
-        <w:pStyle w:val="Text"/>
-      </w:pPr>
-      <w:r>
-        <w:rPr>
-          <w:rtl w:val="0"/>
+        <w:pStyle w:val="Text A"/>
+      </w:pPr>
+    </w:p>
+    <w:p>
+      <w:pPr>
+        <w:pStyle w:val="Text A"/>
+      </w:pPr>
+      <w:r>
+        <w:rPr>
+          <w:rtl w:val="0"/>
+          <w:lang w:val="en-US"/>
         </w:rPr>
         <w:t>.video-block {</w:t>
       </w:r>
     </w:p>
     <w:p>
       <w:pPr>
-        <w:pStyle w:val="Text"/>
-      </w:pPr>
-      <w:r>
-        <w:rPr>
-          <w:rtl w:val="0"/>
+        <w:pStyle w:val="Text A"/>
+      </w:pPr>
+      <w:r>
+        <w:rPr>
+          <w:rtl w:val="0"/>
+          <w:lang w:val="en-US"/>
         </w:rPr>
         <w:t xml:space="preserve">  position: relative;</w:t>
       </w:r>
     </w:p>
     <w:p>
       <w:pPr>
-        <w:pStyle w:val="Text"/>
-      </w:pPr>
-      <w:r>
-        <w:rPr>
-          <w:rtl w:val="0"/>
+        <w:pStyle w:val="Text A"/>
+        <w:rPr>
           <w:lang w:val="it-IT"/>
         </w:rPr>
+      </w:pPr>
+      <w:r>
+        <w:rPr>
+          <w:rtl w:val="0"/>
+          <w:lang w:val="it-IT"/>
+        </w:rPr>
         <w:t xml:space="preserve">  padding-bottom: 56.25%;</w:t>
       </w:r>
     </w:p>
     <w:p>
       <w:pPr>
-        <w:pStyle w:val="Text"/>
-      </w:pPr>
-      <w:r>
-        <w:rPr>
-          <w:rtl w:val="0"/>
+        <w:pStyle w:val="Text A"/>
+      </w:pPr>
+      <w:r>
+        <w:rPr>
+          <w:rtl w:val="0"/>
+          <w:lang w:val="en-US"/>
         </w:rPr>
         <w:t xml:space="preserve">  height: 0;</w:t>
       </w:r>
     </w:p>
     <w:p>
       <w:pPr>
-        <w:pStyle w:val="Text"/>
-      </w:pPr>
-      <w:r>
-        <w:rPr>
-          <w:rtl w:val="0"/>
+        <w:pStyle w:val="Text A"/>
+      </w:pPr>
+      <w:r>
+        <w:rPr>
+          <w:rtl w:val="0"/>
+          <w:lang w:val="en-US"/>
         </w:rPr>
         <w:t xml:space="preserve">  overflow: hidden;</w:t>
       </w:r>
     </w:p>
     <w:p>
       <w:pPr>
-        <w:pStyle w:val="Text"/>
-      </w:pPr>
-      <w:r>
-        <w:rPr>
-          <w:rtl w:val="0"/>
+        <w:pStyle w:val="Text A"/>
+        <w:rPr>
           <w:lang w:val="de-DE"/>
         </w:rPr>
+      </w:pPr>
+      <w:r>
+        <w:rPr>
+          <w:rtl w:val="0"/>
+          <w:lang w:val="de-DE"/>
+        </w:rPr>
         <w:t xml:space="preserve">  border-radius: 16px;</w:t>
       </w:r>
     </w:p>
     <w:p>
       <w:pPr>
-        <w:pStyle w:val="Text"/>
-      </w:pPr>
-      <w:r>
-        <w:rPr>
-          <w:rtl w:val="0"/>
+        <w:pStyle w:val="Text A"/>
+        <w:rPr>
           <w:lang w:val="it-IT"/>
         </w:rPr>
+      </w:pPr>
+      <w:r>
+        <w:rPr>
+          <w:rtl w:val="0"/>
+          <w:lang w:val="it-IT"/>
+        </w:rPr>
         <w:t xml:space="preserve">  margin-top: 24px;</w:t>
       </w:r>
     </w:p>
     <w:p>
       <w:pPr>
-        <w:pStyle w:val="Text"/>
-      </w:pPr>
-      <w:r>
-        <w:rPr>
-          <w:rtl w:val="0"/>
+        <w:pStyle w:val="Text A"/>
+      </w:pPr>
+      <w:r>
+        <w:rPr>
+          <w:rtl w:val="0"/>
+          <w:lang w:val="en-US"/>
         </w:rPr>
         <w:t>}</w:t>
       </w:r>
     </w:p>
     <w:p>
       <w:pPr>
-        <w:pStyle w:val="Text"/>
-      </w:pPr>
-    </w:p>
-    <w:p>
-      <w:pPr>
-        <w:pStyle w:val="Text"/>
-      </w:pPr>
-      <w:r>
-        <w:rPr>
-          <w:rtl w:val="0"/>
+        <w:pStyle w:val="Text A"/>
+      </w:pPr>
+    </w:p>
+    <w:p>
+      <w:pPr>
+        <w:pStyle w:val="Text A"/>
+        <w:rPr>
           <w:lang w:val="sv-SE"/>
         </w:rPr>
+      </w:pPr>
+      <w:r>
+        <w:rPr>
+          <w:rtl w:val="0"/>
+          <w:lang w:val="sv-SE"/>
+        </w:rPr>
         <w:t>.video-block iframe {</w:t>
       </w:r>
     </w:p>
     <w:p>
       <w:pPr>
-        <w:pStyle w:val="Text"/>
-      </w:pPr>
-      <w:r>
-        <w:rPr>
-          <w:rtl w:val="0"/>
+        <w:pStyle w:val="Text A"/>
+        <w:rPr>
           <w:lang w:val="it-IT"/>
         </w:rPr>
+      </w:pPr>
+      <w:r>
+        <w:rPr>
+          <w:rtl w:val="0"/>
+          <w:lang w:val="it-IT"/>
+        </w:rPr>
         <w:t xml:space="preserve">  position: absolute;</w:t>
       </w:r>
     </w:p>
     <w:p>
       <w:pPr>
-        <w:pStyle w:val="Text"/>
-      </w:pPr>
-      <w:r>
-        <w:rPr>
-          <w:rtl w:val="0"/>
+        <w:pStyle w:val="Text A"/>
+      </w:pPr>
+      <w:r>
+        <w:rPr>
+          <w:rtl w:val="0"/>
+          <w:lang w:val="en-US"/>
         </w:rPr>
         <w:t xml:space="preserve">  top: 0;</w:t>
       </w:r>
     </w:p>
     <w:p>
       <w:pPr>
-        <w:pStyle w:val="Text"/>
-      </w:pPr>
-      <w:r>
-        <w:rPr>
-          <w:rtl w:val="0"/>
+        <w:pStyle w:val="Text A"/>
+      </w:pPr>
+      <w:r>
+        <w:rPr>
+          <w:rtl w:val="0"/>
+          <w:lang w:val="en-US"/>
         </w:rPr>
         <w:t xml:space="preserve">  left: 0;</w:t>
       </w:r>
     </w:p>
     <w:p>
       <w:pPr>
-        <w:pStyle w:val="Text"/>
-      </w:pPr>
-      <w:r>
-        <w:rPr>
-          <w:rtl w:val="0"/>
+        <w:pStyle w:val="Text A"/>
+        <w:rPr>
           <w:lang w:val="de-DE"/>
         </w:rPr>
+      </w:pPr>
+      <w:r>
+        <w:rPr>
+          <w:rtl w:val="0"/>
+          <w:lang w:val="de-DE"/>
+        </w:rPr>
         <w:t xml:space="preserve">  width: 100%;</w:t>
       </w:r>
     </w:p>
     <w:p>
       <w:pPr>
-        <w:pStyle w:val="Text"/>
-      </w:pPr>
-      <w:r>
-        <w:rPr>
-          <w:rtl w:val="0"/>
+        <w:pStyle w:val="Text A"/>
+      </w:pPr>
+      <w:r>
+        <w:rPr>
+          <w:rtl w:val="0"/>
+          <w:lang w:val="en-US"/>
         </w:rPr>
         <w:t xml:space="preserve">  height: 100%;</w:t>
       </w:r>
     </w:p>
     <w:p>
       <w:pPr>
-        <w:pStyle w:val="Text"/>
-      </w:pPr>
-      <w:r>
-        <w:rPr>
-          <w:rtl w:val="0"/>
+        <w:pStyle w:val="Text A"/>
+        <w:rPr>
           <w:lang w:val="de-DE"/>
         </w:rPr>
+      </w:pPr>
+      <w:r>
+        <w:rPr>
+          <w:rtl w:val="0"/>
+          <w:lang w:val="de-DE"/>
+        </w:rPr>
         <w:t xml:space="preserve">  border-radius: 16px;</w:t>
       </w:r>
     </w:p>
     <w:p>
       <w:pPr>
-        <w:pStyle w:val="Text"/>
-      </w:pPr>
-      <w:r>
-        <w:rPr>
-          <w:rtl w:val="0"/>
+        <w:pStyle w:val="Text A"/>
+      </w:pPr>
+      <w:r>
+        <w:rPr>
+          <w:rtl w:val="0"/>
+          <w:lang w:val="en-US"/>
         </w:rPr>
         <w:t>}</w:t>
       </w:r>
     </w:p>
     <w:p>
       <w:pPr>
-        <w:pStyle w:val="Text"/>
-      </w:pPr>
-    </w:p>
-    <w:p>
-      <w:pPr>
-        <w:pStyle w:val="Text"/>
-      </w:pPr>
-      <w:r>
-        <w:rPr>
-          <w:rtl w:val="0"/>
+        <w:pStyle w:val="Text A"/>
+      </w:pPr>
+    </w:p>
+    <w:p>
+      <w:pPr>
+        <w:pStyle w:val="Text A"/>
+        <w:rPr>
           <w:lang w:val="de-DE"/>
         </w:rPr>
+      </w:pPr>
+      <w:r>
+        <w:rPr>
+          <w:rtl w:val="0"/>
+          <w:lang w:val="de-DE"/>
+        </w:rPr>
         <w:t>hr {</w:t>
       </w:r>
     </w:p>
     <w:p>
       <w:pPr>
-        <w:pStyle w:val="Text"/>
-      </w:pPr>
-      <w:r>
-        <w:rPr>
-          <w:rtl w:val="0"/>
+        <w:pStyle w:val="Text A"/>
+      </w:pPr>
+      <w:r>
+        <w:rPr>
+          <w:rtl w:val="0"/>
+          <w:lang w:val="en-US"/>
         </w:rPr>
         <w:t xml:space="preserve">  border: none;</w:t>
       </w:r>
     </w:p>
     <w:p>
       <w:pPr>
-        <w:pStyle w:val="Text"/>
-      </w:pPr>
-      <w:r>
-        <w:rPr>
-          <w:rtl w:val="0"/>
+        <w:pStyle w:val="Text A"/>
+      </w:pPr>
+      <w:r>
+        <w:rPr>
+          <w:rtl w:val="0"/>
+          <w:lang w:val="en-US"/>
         </w:rPr>
         <w:t xml:space="preserve">  height: 1px;</w:t>
       </w:r>
     </w:p>
     <w:p>
       <w:pPr>
-        <w:pStyle w:val="Text"/>
-      </w:pPr>
-      <w:r>
-        <w:rPr>
-          <w:rtl w:val="0"/>
+        <w:pStyle w:val="Text A"/>
+      </w:pPr>
+      <w:r>
+        <w:rPr>
+          <w:rtl w:val="0"/>
+          <w:lang w:val="en-US"/>
         </w:rPr>
         <w:t xml:space="preserve">  background: linear-gradient(to right, transparent, #ccc, transparent);</w:t>
       </w:r>
     </w:p>
     <w:p>
       <w:pPr>
-        <w:pStyle w:val="Text"/>
-      </w:pPr>
-      <w:r>
-        <w:rPr>
-          <w:rtl w:val="0"/>
+        <w:pStyle w:val="Text A"/>
+      </w:pPr>
+      <w:r>
+        <w:rPr>
+          <w:rtl w:val="0"/>
+          <w:lang w:val="en-US"/>
         </w:rPr>
         <w:t xml:space="preserve">  margin: 40px 0;</w:t>
       </w:r>
     </w:p>
     <w:p>
       <w:pPr>
-        <w:pStyle w:val="Text"/>
-      </w:pPr>
-      <w:r>
-        <w:rPr>
-          <w:rtl w:val="0"/>
+        <w:pStyle w:val="Text A"/>
+      </w:pPr>
+      <w:r>
+        <w:rPr>
+          <w:rtl w:val="0"/>
+          <w:lang w:val="en-US"/>
         </w:rPr>
         <w:t>}</w:t>
       </w:r>
     </w:p>
     <w:p>
       <w:pPr>
-        <w:pStyle w:val="Text"/>
-      </w:pPr>
-      <w:r>
-        <w:rPr>
-          <w:rtl w:val="0"/>
+        <w:pStyle w:val="Text A"/>
+      </w:pPr>
+      <w:r>
+        <w:rPr>
+          <w:rtl w:val="0"/>
+          <w:lang w:val="en-US"/>
         </w:rPr>
         <w:t>--&gt;&lt;/style&gt;</w:t>
       </w:r>
     </w:p>
     <w:p>
       <w:pPr>
-        <w:pStyle w:val="Text"/>
-      </w:pPr>
-    </w:p>
-    <w:p>
-      <w:pPr>
-        <w:pStyle w:val="Text"/>
-      </w:pPr>
-      <w:r>
-        <w:rPr>
-          <w:rtl w:val="0"/>
+        <w:pStyle w:val="Text A"/>
+      </w:pPr>
+    </w:p>
+    <w:p>
+      <w:pPr>
+        <w:pStyle w:val="Text A"/>
+      </w:pPr>
+      <w:r>
+        <w:rPr>
+          <w:rtl w:val="0"/>
+          <w:lang w:val="en-US"/>
         </w:rPr>
         <w:t>&lt;!-- ===================== UNIVERSAL PRODUCT TEMPLATE ===================== --&gt;</w:t>
       </w:r>
     </w:p>
     <w:p>
       <w:pPr>
-        <w:pStyle w:val="Text"/>
-      </w:pPr>
-    </w:p>
-    <w:p>
-      <w:pPr>
-        <w:pStyle w:val="Text"/>
-      </w:pPr>
-      <w:r>
-        <w:rPr>
-          <w:rtl w:val="0"/>
+        <w:pStyle w:val="Text A"/>
+      </w:pPr>
+    </w:p>
+    <w:p>
+      <w:pPr>
+        <w:pStyle w:val="Text A"/>
+        <w:rPr>
           <w:lang w:val="de-DE"/>
         </w:rPr>
+      </w:pPr>
+      <w:r>
+        <w:rPr>
+          <w:rtl w:val="0"/>
+          <w:lang w:val="de-DE"/>
+        </w:rPr>
         <w:t>&lt;!-- HERO --&gt;</w:t>
       </w:r>
     </w:p>
     <w:p>
       <w:pPr>
-        <w:pStyle w:val="Text"/>
-      </w:pPr>
-      <w:r>
-        <w:rPr>
-          <w:rtl w:val="0"/>
+        <w:pStyle w:val="Text A"/>
+      </w:pPr>
+      <w:r>
+        <w:rPr>
+          <w:rtl w:val="0"/>
+          <w:lang w:val="en-US"/>
         </w:rPr>
         <w:t>&lt;div class="hero"&gt;</w:t>
       </w:r>
     </w:p>
     <w:p>
       <w:pPr>
-        <w:pStyle w:val="Text"/>
-      </w:pPr>
-      <w:r>
-        <w:rPr>
-          <w:rtl w:val="0"/>
+        <w:pStyle w:val="Text A"/>
+      </w:pPr>
+      <w:r>
+        <w:rPr>
+          <w:rtl w:val="0"/>
+          <w:lang w:val="en-US"/>
         </w:rPr>
         <w:t>&lt;h1&gt;{nazev_produktu}&lt;/h1&gt;</w:t>
       </w:r>
     </w:p>
     <w:p>
       <w:pPr>
-        <w:pStyle w:val="Text"/>
-      </w:pPr>
-      <w:r>
-        <w:rPr>
-          <w:rtl w:val="0"/>
+        <w:pStyle w:val="Text A"/>
+      </w:pPr>
+      <w:r>
+        <w:rPr>
+          <w:rtl w:val="0"/>
+          <w:lang w:val="en-US"/>
         </w:rPr>
         <w:t>&lt;p&gt;{strucny_popis_produktu}&lt;/p&gt;</w:t>
       </w:r>
     </w:p>
     <w:p>
       <w:pPr>
-        <w:pStyle w:val="Text"/>
-      </w:pPr>
-      <w:r>
-        <w:rPr>
-          <w:rtl w:val="0"/>
+        <w:pStyle w:val="Text A"/>
+      </w:pPr>
+      <w:r>
+        <w:rPr>
+          <w:rtl w:val="0"/>
+          <w:lang w:val="en-US"/>
         </w:rPr>
         <w:t>&lt;/div&gt;</w:t>
       </w:r>
     </w:p>
     <w:p>
       <w:pPr>
-        <w:pStyle w:val="Text"/>
-      </w:pPr>
-    </w:p>
-    <w:p>
-      <w:pPr>
-        <w:pStyle w:val="Text"/>
-      </w:pPr>
-      <w:r>
-        <w:rPr>
-          <w:rtl w:val="0"/>
+        <w:pStyle w:val="Text A"/>
+      </w:pPr>
+    </w:p>
+    <w:p>
+      <w:pPr>
+        <w:pStyle w:val="Text A"/>
+      </w:pPr>
+      <w:r>
+        <w:rPr>
+          <w:rtl w:val="0"/>
+          <w:lang w:val="en-US"/>
         </w:rPr>
         <w:t>&lt;!-- INTRO + IMAGE --&gt;</w:t>
       </w:r>
     </w:p>
     <w:p>
       <w:pPr>
-        <w:pStyle w:val="Text"/>
-      </w:pPr>
-      <w:r>
-        <w:rPr>
-          <w:rtl w:val="0"/>
+        <w:pStyle w:val="Text A"/>
+      </w:pPr>
+      <w:r>
+        <w:rPr>
+          <w:rtl w:val="0"/>
+          <w:lang w:val="en-US"/>
         </w:rPr>
         <w:t>&lt;div class="section flex-row"&gt;</w:t>
       </w:r>
     </w:p>
     <w:p>
       <w:pPr>
-        <w:pStyle w:val="Text"/>
-      </w:pPr>
-      <w:r>
-        <w:rPr>
-          <w:rtl w:val="0"/>
+        <w:pStyle w:val="Text A"/>
+      </w:pPr>
+      <w:r>
+        <w:rPr>
+          <w:rtl w:val="0"/>
+          <w:lang w:val="en-US"/>
         </w:rPr>
         <w:t>&lt;div style="flex: 1; min-width: 280px;"&gt;</w:t>
       </w:r>
     </w:p>
     <w:p>
       <w:pPr>
-        <w:pStyle w:val="Text"/>
-      </w:pPr>
-      <w:r>
-        <w:rPr>
-          <w:rtl w:val="0"/>
+        <w:pStyle w:val="Text A"/>
+      </w:pPr>
+      <w:r>
+        <w:rPr>
+          <w:rtl w:val="0"/>
+          <w:lang w:val="en-US"/>
         </w:rPr>
         <w:t>&lt;p&gt;&lt;strong&gt;{nazev_produktu}&lt;/strong&gt; is a {typ_produktu} suitable for &lt;em&gt;{doporucene_pouziti}&lt;/em&gt;. {hlavni_vlastnosti}.&lt;/p&gt;</w:t>
       </w:r>
     </w:p>
     <w:p>
       <w:pPr>
-        <w:pStyle w:val="Text"/>
-      </w:pPr>
-      <w:r>
-        <w:rPr>
-          <w:rtl w:val="0"/>
+        <w:pStyle w:val="Text A"/>
+      </w:pPr>
+      <w:r>
+        <w:rPr>
+          <w:rtl w:val="0"/>
+          <w:lang w:val="en-US"/>
         </w:rPr>
         <w:t>&lt;/div&gt;</w:t>
       </w:r>
     </w:p>
     <w:p>
       <w:pPr>
-        <w:pStyle w:val="Text"/>
-      </w:pPr>
-      <w:r>
-        <w:rPr>
-          <w:rtl w:val="0"/>
-        </w:rPr>
-        <w:t>&lt;img src="{obrazek}" alt="{nazev_produktu}" width="250" height="auto" /&gt;</w:t>
-      </w:r>
-    </w:p>
-    <w:p>
-      <w:pPr>
-        <w:pStyle w:val="Text"/>
-      </w:pPr>
-      <w:r>
-        <w:rPr>
-          <w:rtl w:val="0"/>
+        <w:pStyle w:val="Text A"/>
+      </w:pPr>
+      <w:r>
+        <w:rPr>
+          <w:rtl w:val="0"/>
+          <w:lang w:val="en-US"/>
+        </w:rPr>
+        <w:t>&lt;img src="{</w:t>
+      </w:r>
+      <w:r>
+        <w:rPr>
+          <w:rtl w:val="0"/>
+        </w:rPr>
+        <w:t>img1_src</w:t>
+      </w:r>
+      <w:r>
+        <w:rPr>
+          <w:rtl w:val="0"/>
+          <w:lang w:val="en-US"/>
+        </w:rPr>
+        <w:t>}" alt="{nazev_produktu}" width="250" height="auto" /&gt;</w:t>
+      </w:r>
+    </w:p>
+    <w:p>
+      <w:pPr>
+        <w:pStyle w:val="Text A"/>
+      </w:pPr>
+      <w:r>
+        <w:rPr>
+          <w:rtl w:val="0"/>
+          <w:lang w:val="en-US"/>
         </w:rPr>
         <w:t>&lt;/div&gt;</w:t>
       </w:r>
     </w:p>
     <w:p>
       <w:pPr>
-        <w:pStyle w:val="Text"/>
-      </w:pPr>
-    </w:p>
-    <w:p>
-      <w:pPr>
-        <w:pStyle w:val="Text"/>
-      </w:pPr>
-      <w:r>
-        <w:rPr>
-          <w:rtl w:val="0"/>
+        <w:pStyle w:val="Text A"/>
+      </w:pPr>
+    </w:p>
+    <w:p>
+      <w:pPr>
+        <w:pStyle w:val="Text A"/>
+      </w:pPr>
+      <w:r>
+        <w:rPr>
+          <w:rtl w:val="0"/>
+          <w:lang w:val="en-US"/>
         </w:rPr>
         <w:t>&lt;!-- ABOUT PRODUCT --&gt;</w:t>
       </w:r>
     </w:p>
     <w:p>
       <w:pPr>
-        <w:pStyle w:val="Text"/>
-      </w:pPr>
-      <w:r>
-        <w:rPr>
-          <w:rtl w:val="0"/>
+        <w:pStyle w:val="Text A"/>
+      </w:pPr>
+      <w:r>
+        <w:rPr>
+          <w:rtl w:val="0"/>
+          <w:lang w:val="en-US"/>
         </w:rPr>
         <w:t>&lt;div class="section"&gt;</w:t>
       </w:r>
     </w:p>
     <w:p>
       <w:pPr>
-        <w:pStyle w:val="Text"/>
-      </w:pPr>
-      <w:r>
-        <w:rPr>
-          <w:rtl w:val="0"/>
+        <w:pStyle w:val="Text A"/>
+      </w:pPr>
+      <w:r>
+        <w:rPr>
+          <w:rtl w:val="0"/>
+          <w:lang w:val="en-US"/>
         </w:rPr>
         <w:t>&lt;h2&gt;About the product&lt;/h2&gt;</w:t>
       </w:r>
     </w:p>
     <w:p>
       <w:pPr>
-        <w:pStyle w:val="Text"/>
-      </w:pPr>
-      <w:r>
-        <w:rPr>
-          <w:rtl w:val="0"/>
+        <w:pStyle w:val="Text A"/>
+      </w:pPr>
+      <w:r>
+        <w:rPr>
+          <w:rtl w:val="0"/>
+          <w:lang w:val="en-US"/>
         </w:rPr>
         <w:t>&lt;div class="text-block"&gt;</w:t>
       </w:r>
     </w:p>
     <w:p>
       <w:pPr>
-        <w:pStyle w:val="Text"/>
-      </w:pPr>
-      <w:r>
-        <w:rPr>
-          <w:rtl w:val="0"/>
+        <w:pStyle w:val="Text A"/>
+      </w:pPr>
+      <w:r>
+        <w:rPr>
+          <w:rtl w:val="0"/>
+          <w:lang w:val="en-US"/>
         </w:rPr>
         <w:t>&lt;p&gt;{podrobnejsi_popis_produktu}&lt;/p&gt;</w:t>
       </w:r>
     </w:p>
     <w:p>
       <w:pPr>
-        <w:pStyle w:val="Text"/>
-      </w:pPr>
-      <w:r>
-        <w:rPr>
-          <w:rtl w:val="0"/>
+        <w:pStyle w:val="Text A"/>
+      </w:pPr>
+      <w:r>
+        <w:rPr>
+          <w:rtl w:val="0"/>
+          <w:lang w:val="en-US"/>
         </w:rPr>
         <w:t>&lt;/div&gt;</w:t>
       </w:r>
     </w:p>
     <w:p>
       <w:pPr>
-        <w:pStyle w:val="Text"/>
-      </w:pPr>
-      <w:r>
-        <w:rPr>
-          <w:rtl w:val="0"/>
+        <w:pStyle w:val="Text A"/>
+      </w:pPr>
+      <w:r>
+        <w:rPr>
+          <w:rtl w:val="0"/>
+          <w:lang w:val="en-US"/>
         </w:rPr>
         <w:t>&lt;/div&gt;</w:t>
       </w:r>
     </w:p>
     <w:p>
       <w:pPr>
-        <w:pStyle w:val="Text"/>
-      </w:pPr>
-    </w:p>
-    <w:p>
-      <w:pPr>
-        <w:pStyle w:val="Text"/>
-      </w:pPr>
-      <w:r>
-        <w:rPr>
-          <w:rtl w:val="0"/>
+        <w:pStyle w:val="Text A"/>
+      </w:pPr>
+    </w:p>
+    <w:p>
+      <w:pPr>
+        <w:pStyle w:val="Text A"/>
+      </w:pPr>
+      <w:r>
+        <w:rPr>
+          <w:rtl w:val="0"/>
+          <w:lang w:val="en-US"/>
         </w:rPr>
         <w:t>&lt;!-- CATEGORY --&gt;</w:t>
       </w:r>
     </w:p>
     <w:p>
       <w:pPr>
-        <w:pStyle w:val="Text"/>
-      </w:pPr>
-      <w:r>
-        <w:rPr>
-          <w:rtl w:val="0"/>
+        <w:pStyle w:val="Text A"/>
+      </w:pPr>
+      <w:r>
+        <w:rPr>
+          <w:rtl w:val="0"/>
+          <w:lang w:val="en-US"/>
         </w:rPr>
         <w:t>&lt;div class="section"&gt;</w:t>
       </w:r>
     </w:p>
     <w:p>
       <w:pPr>
-        <w:pStyle w:val="Text"/>
-      </w:pPr>
-      <w:r>
-        <w:rPr>
-          <w:rtl w:val="0"/>
+        <w:pStyle w:val="Text A"/>
+      </w:pPr>
+      <w:r>
+        <w:rPr>
+          <w:rtl w:val="0"/>
+          <w:lang w:val="en-US"/>
         </w:rPr>
         <w:t>&lt;h2&gt;Where does it belong?&lt;/h2&gt;</w:t>
       </w:r>
     </w:p>
     <w:p>
       <w:pPr>
-        <w:pStyle w:val="Text"/>
-      </w:pPr>
-      <w:r>
-        <w:rPr>
-          <w:rtl w:val="0"/>
+        <w:pStyle w:val="Text A"/>
+      </w:pPr>
+      <w:r>
+        <w:rPr>
+          <w:rtl w:val="0"/>
+          <w:lang w:val="en-US"/>
         </w:rPr>
         <w:t>&lt;div class="text-block"&gt;</w:t>
       </w:r>
     </w:p>
     <w:p>
       <w:pPr>
-        <w:pStyle w:val="Text"/>
-      </w:pPr>
-      <w:r>
-        <w:rPr>
-          <w:rtl w:val="0"/>
+        <w:pStyle w:val="Text A"/>
+      </w:pPr>
+      <w:r>
+        <w:rPr>
+          <w:rtl w:val="0"/>
+          <w:lang w:val="en-US"/>
         </w:rPr>
         <w:t>&lt;p&gt;{zarazeni_produktu_a_rada}&lt;/p&gt;</w:t>
       </w:r>
     </w:p>
     <w:p>
       <w:pPr>
-        <w:pStyle w:val="Text"/>
-      </w:pPr>
-      <w:r>
-        <w:rPr>
-          <w:rtl w:val="0"/>
+        <w:pStyle w:val="Text A"/>
+      </w:pPr>
+      <w:r>
+        <w:rPr>
+          <w:rtl w:val="0"/>
+          <w:lang w:val="en-US"/>
         </w:rPr>
         <w:t>&lt;/div&gt;</w:t>
       </w:r>
     </w:p>
     <w:p>
       <w:pPr>
-        <w:pStyle w:val="Text"/>
-      </w:pPr>
-      <w:r>
-        <w:rPr>
-          <w:rtl w:val="0"/>
+        <w:pStyle w:val="Text A"/>
+      </w:pPr>
+      <w:r>
+        <w:rPr>
+          <w:rtl w:val="0"/>
+          <w:lang w:val="en-US"/>
         </w:rPr>
         <w:t>&lt;/div&gt;</w:t>
       </w:r>
     </w:p>
     <w:p>
       <w:pPr>
-        <w:pStyle w:val="Text"/>
-      </w:pPr>
-    </w:p>
-    <w:p>
-      <w:pPr>
-        <w:pStyle w:val="Text"/>
-      </w:pPr>
-      <w:r>
-        <w:rPr>
-          <w:rtl w:val="0"/>
+        <w:pStyle w:val="Text A"/>
+      </w:pPr>
+    </w:p>
+    <w:p>
+      <w:pPr>
+        <w:pStyle w:val="Text A"/>
+      </w:pPr>
+      <w:r>
+        <w:rPr>
+          <w:rtl w:val="0"/>
+          <w:lang w:val="en-US"/>
         </w:rPr>
         <w:t>&lt;!-- FEATURES --&gt;</w:t>
       </w:r>
     </w:p>
     <w:p>
       <w:pPr>
-        <w:pStyle w:val="Text"/>
-      </w:pPr>
-      <w:r>
-        <w:rPr>
-          <w:rtl w:val="0"/>
+        <w:pStyle w:val="Text A"/>
+      </w:pPr>
+      <w:r>
+        <w:rPr>
+          <w:rtl w:val="0"/>
+          <w:lang w:val="en-US"/>
         </w:rPr>
         <w:t>&lt;div class="section"&gt;</w:t>
       </w:r>
     </w:p>
     <w:p>
       <w:pPr>
-        <w:pStyle w:val="Text"/>
-      </w:pPr>
-      <w:r>
-        <w:rPr>
-          <w:rtl w:val="0"/>
+        <w:pStyle w:val="Text A"/>
+      </w:pPr>
+      <w:r>
+        <w:rPr>
+          <w:rtl w:val="0"/>
+          <w:lang w:val="en-US"/>
         </w:rPr>
         <w:t>&lt;h2&gt;Features&lt;/h2&gt;</w:t>
       </w:r>
     </w:p>
     <w:p>
       <w:pPr>
-        <w:pStyle w:val="Text"/>
-      </w:pPr>
-      <w:r>
-        <w:rPr>
-          <w:rtl w:val="0"/>
+        <w:pStyle w:val="Text A"/>
+      </w:pPr>
+      <w:r>
+        <w:rPr>
+          <w:rtl w:val="0"/>
+          <w:lang w:val="en-US"/>
         </w:rPr>
         <w:t>&lt;ul&gt;</w:t>
       </w:r>
     </w:p>
     <w:p>
       <w:pPr>
-        <w:pStyle w:val="Text"/>
-      </w:pPr>
-      <w:r>
-        <w:rPr>
-          <w:rtl w:val="0"/>
+        <w:pStyle w:val="Text A"/>
+      </w:pPr>
+      <w:r>
+        <w:rPr>
+          <w:rtl w:val="0"/>
+          <w:lang w:val="en-US"/>
         </w:rPr>
         <w:t>&lt;li&gt;{vlastnost_1}&lt;/li&gt;</w:t>
       </w:r>
     </w:p>
     <w:p>
       <w:pPr>
-        <w:pStyle w:val="Text"/>
-      </w:pPr>
-      <w:r>
-        <w:rPr>
-          <w:rtl w:val="0"/>
+        <w:pStyle w:val="Text A"/>
+      </w:pPr>
+      <w:r>
+        <w:rPr>
+          <w:rtl w:val="0"/>
+          <w:lang w:val="en-US"/>
         </w:rPr>
         <w:t>&lt;li&gt;{vlastnost_2}&lt;/li&gt;</w:t>
       </w:r>
     </w:p>
     <w:p>
       <w:pPr>
-        <w:pStyle w:val="Text"/>
-      </w:pPr>
-      <w:r>
-        <w:rPr>
-          <w:rtl w:val="0"/>
+        <w:pStyle w:val="Text A"/>
+      </w:pPr>
+      <w:r>
+        <w:rPr>
+          <w:rtl w:val="0"/>
+          <w:lang w:val="en-US"/>
         </w:rPr>
         <w:t>&lt;li&gt;{vlastnost_3}&lt;/li&gt;</w:t>
       </w:r>
     </w:p>
     <w:p>
       <w:pPr>
-        <w:pStyle w:val="Text"/>
-      </w:pPr>
-      <w:r>
-        <w:rPr>
-          <w:rtl w:val="0"/>
+        <w:pStyle w:val="Text A"/>
+      </w:pPr>
+      <w:r>
+        <w:rPr>
+          <w:rtl w:val="0"/>
+          <w:lang w:val="en-US"/>
         </w:rPr>
         <w:t>&lt;/ul&gt;</w:t>
       </w:r>
     </w:p>
     <w:p>
       <w:pPr>
-        <w:pStyle w:val="Text"/>
-      </w:pPr>
-      <w:r>
-        <w:rPr>
-          <w:rtl w:val="0"/>
+        <w:pStyle w:val="Text A"/>
+      </w:pPr>
+      <w:r>
+        <w:rPr>
+          <w:rtl w:val="0"/>
+          <w:lang w:val="en-US"/>
         </w:rPr>
         <w:t>&lt;/div&gt;</w:t>
       </w:r>
     </w:p>
     <w:p>
       <w:pPr>
-        <w:pStyle w:val="Text"/>
-      </w:pPr>
-    </w:p>
-    <w:p>
-      <w:pPr>
-        <w:pStyle w:val="Text"/>
-      </w:pPr>
-      <w:r>
-        <w:rPr>
-          <w:rtl w:val="0"/>
+        <w:pStyle w:val="Text A"/>
+      </w:pPr>
+    </w:p>
+    <w:p>
+      <w:pPr>
+        <w:pStyle w:val="Text A"/>
+      </w:pPr>
+      <w:r>
+        <w:rPr>
+          <w:rtl w:val="0"/>
+          <w:lang w:val="en-US"/>
         </w:rPr>
         <w:t>&lt;!-- TIPS --&gt;</w:t>
       </w:r>
     </w:p>
     <w:p>
       <w:pPr>
-        <w:pStyle w:val="Text"/>
-      </w:pPr>
-      <w:r>
-        <w:rPr>
-          <w:rtl w:val="0"/>
+        <w:pStyle w:val="Text A"/>
+      </w:pPr>
+      <w:r>
+        <w:rPr>
+          <w:rtl w:val="0"/>
+          <w:lang w:val="en-US"/>
         </w:rPr>
         <w:t>&lt;div class="section"&gt;</w:t>
       </w:r>
     </w:p>
     <w:p>
       <w:pPr>
-        <w:pStyle w:val="Text"/>
-      </w:pPr>
-      <w:r>
-        <w:rPr>
-          <w:rtl w:val="0"/>
+        <w:pStyle w:val="Text A"/>
+      </w:pPr>
+      <w:r>
+        <w:rPr>
+          <w:rtl w:val="0"/>
+          <w:lang w:val="en-US"/>
         </w:rPr>
         <w:t>&lt;h2&gt;Tips &amp; tricks&lt;/h2&gt;</w:t>
       </w:r>
     </w:p>
     <w:p>
       <w:pPr>
-        <w:pStyle w:val="Text"/>
-      </w:pPr>
-      <w:r>
-        <w:rPr>
-          <w:rtl w:val="0"/>
+        <w:pStyle w:val="Text A"/>
+      </w:pPr>
+      <w:r>
+        <w:rPr>
+          <w:rtl w:val="0"/>
+          <w:lang w:val="en-US"/>
         </w:rPr>
         <w:t>&lt;div class="card-table"&gt;</w:t>
       </w:r>
     </w:p>
     <w:p>
       <w:pPr>
-        <w:pStyle w:val="Text"/>
-      </w:pPr>
-      <w:r>
-        <w:rPr>
-          <w:rtl w:val="0"/>
+        <w:pStyle w:val="Text A"/>
+      </w:pPr>
+      <w:r>
+        <w:rPr>
+          <w:rtl w:val="0"/>
+          <w:lang w:val="en-US"/>
         </w:rPr>
         <w:t>&lt;table&gt;</w:t>
       </w:r>
     </w:p>
     <w:p>
       <w:pPr>
-        <w:pStyle w:val="Text"/>
-      </w:pPr>
-      <w:r>
-        <w:rPr>
-          <w:rtl w:val="0"/>
+        <w:pStyle w:val="Text A"/>
+      </w:pPr>
+      <w:r>
+        <w:rPr>
+          <w:rtl w:val="0"/>
+          <w:lang w:val="en-US"/>
         </w:rPr>
         <w:t>&lt;tbody&gt;</w:t>
       </w:r>
     </w:p>
     <w:p>
       <w:pPr>
-        <w:pStyle w:val="Text"/>
-      </w:pPr>
-      <w:r>
-        <w:rPr>
-          <w:rtl w:val="0"/>
+        <w:pStyle w:val="Text A"/>
+      </w:pPr>
+      <w:r>
+        <w:rPr>
+          <w:rtl w:val="0"/>
+          <w:lang w:val="en-US"/>
         </w:rPr>
         <w:t>&lt;tr&gt;</w:t>
       </w:r>
     </w:p>
     <w:p>
       <w:pPr>
-        <w:pStyle w:val="Text"/>
-      </w:pPr>
-      <w:r>
-        <w:rPr>
-          <w:rtl w:val="0"/>
+        <w:pStyle w:val="Text A"/>
+      </w:pPr>
+      <w:r>
+        <w:rPr>
+          <w:rtl w:val="0"/>
+          <w:lang w:val="en-US"/>
         </w:rPr>
         <w:t>&lt;th&gt;Category&lt;/th&gt;</w:t>
       </w:r>
     </w:p>
     <w:p>
       <w:pPr>
-        <w:pStyle w:val="Text"/>
-      </w:pPr>
-      <w:r>
-        <w:rPr>
-          <w:rtl w:val="0"/>
+        <w:pStyle w:val="Text A"/>
+      </w:pPr>
+      <w:r>
+        <w:rPr>
+          <w:rtl w:val="0"/>
+          <w:lang w:val="en-US"/>
         </w:rPr>
         <w:t>&lt;th&gt;Description&lt;/th&gt;</w:t>
       </w:r>
     </w:p>
     <w:p>
       <w:pPr>
-        <w:pStyle w:val="Text"/>
-      </w:pPr>
-      <w:r>
-        <w:rPr>
-          <w:rtl w:val="0"/>
+        <w:pStyle w:val="Text A"/>
+      </w:pPr>
+      <w:r>
+        <w:rPr>
+          <w:rtl w:val="0"/>
+          <w:lang w:val="en-US"/>
         </w:rPr>
         <w:t>&lt;/tr&gt;</w:t>
       </w:r>
     </w:p>
     <w:p>
       <w:pPr>
-        <w:pStyle w:val="Text"/>
-      </w:pPr>
-      <w:r>
-        <w:rPr>
-          <w:rtl w:val="0"/>
+        <w:pStyle w:val="Text A"/>
+      </w:pPr>
+      <w:r>
+        <w:rPr>
+          <w:rtl w:val="0"/>
+          <w:lang w:val="en-US"/>
         </w:rPr>
         <w:t>&lt;tr&gt;</w:t>
       </w:r>
     </w:p>
     <w:p>
       <w:pPr>
-        <w:pStyle w:val="Text"/>
-      </w:pPr>
-      <w:r>
-        <w:rPr>
-          <w:rtl w:val="0"/>
+        <w:pStyle w:val="Text A"/>
+      </w:pPr>
+      <w:r>
+        <w:rPr>
+          <w:rtl w:val="0"/>
+          <w:lang w:val="en-US"/>
         </w:rPr>
         <w:t>&lt;td&gt;Usage&lt;/td&gt;</w:t>
       </w:r>
     </w:p>
     <w:p>
       <w:pPr>
-        <w:pStyle w:val="Text"/>
-      </w:pPr>
-      <w:r>
-        <w:rPr>
-          <w:rtl w:val="0"/>
+        <w:pStyle w:val="Text A"/>
+      </w:pPr>
+      <w:r>
+        <w:rPr>
+          <w:rtl w:val="0"/>
+          <w:lang w:val="en-US"/>
         </w:rPr>
         <w:t>&lt;td&gt;{doporucene_pouziti_tabulka}&lt;/td&gt;</w:t>
       </w:r>
     </w:p>
     <w:p>
       <w:pPr>
-        <w:pStyle w:val="Text"/>
-      </w:pPr>
-      <w:r>
-        <w:rPr>
-          <w:rtl w:val="0"/>
+        <w:pStyle w:val="Text A"/>
+      </w:pPr>
+      <w:r>
+        <w:rPr>
+          <w:rtl w:val="0"/>
+          <w:lang w:val="en-US"/>
         </w:rPr>
         <w:t>&lt;/tr&gt;</w:t>
       </w:r>
     </w:p>
     <w:p>
       <w:pPr>
-        <w:pStyle w:val="Text"/>
-      </w:pPr>
-      <w:r>
-        <w:rPr>
-          <w:rtl w:val="0"/>
+        <w:pStyle w:val="Text A"/>
+      </w:pPr>
+      <w:r>
+        <w:rPr>
+          <w:rtl w:val="0"/>
+          <w:lang w:val="en-US"/>
         </w:rPr>
         <w:t>&lt;tr&gt;</w:t>
       </w:r>
     </w:p>
     <w:p>
       <w:pPr>
-        <w:pStyle w:val="Text"/>
-      </w:pPr>
-      <w:r>
-        <w:rPr>
-          <w:rtl w:val="0"/>
+        <w:pStyle w:val="Text A"/>
+      </w:pPr>
+      <w:r>
+        <w:rPr>
+          <w:rtl w:val="0"/>
+          <w:lang w:val="en-US"/>
         </w:rPr>
         <w:t>&lt;td&gt;Advantages&lt;/td&gt;</w:t>
       </w:r>
     </w:p>
     <w:p>
       <w:pPr>
-        <w:pStyle w:val="Text"/>
-      </w:pPr>
-      <w:r>
-        <w:rPr>
-          <w:rtl w:val="0"/>
+        <w:pStyle w:val="Text A"/>
+      </w:pPr>
+      <w:r>
+        <w:rPr>
+          <w:rtl w:val="0"/>
+          <w:lang w:val="en-US"/>
         </w:rPr>
         <w:t>&lt;td&gt;{vyhody}&lt;/td&gt;</w:t>
       </w:r>
     </w:p>
     <w:p>
       <w:pPr>
-        <w:pStyle w:val="Text"/>
-      </w:pPr>
-      <w:r>
-        <w:rPr>
-          <w:rtl w:val="0"/>
+        <w:pStyle w:val="Text A"/>
+      </w:pPr>
+      <w:r>
+        <w:rPr>
+          <w:rtl w:val="0"/>
+          <w:lang w:val="en-US"/>
         </w:rPr>
         <w:t>&lt;/tr&gt;</w:t>
       </w:r>
     </w:p>
     <w:p>
       <w:pPr>
-        <w:pStyle w:val="Text"/>
-      </w:pPr>
-      <w:r>
-        <w:rPr>
-          <w:rtl w:val="0"/>
+        <w:pStyle w:val="Text A"/>
+      </w:pPr>
+      <w:r>
+        <w:rPr>
+          <w:rtl w:val="0"/>
+          <w:lang w:val="en-US"/>
         </w:rPr>
         <w:t>&lt;tr&gt;</w:t>
       </w:r>
     </w:p>
     <w:p>
       <w:pPr>
-        <w:pStyle w:val="Text"/>
-      </w:pPr>
-      <w:r>
-        <w:rPr>
-          <w:rtl w:val="0"/>
+        <w:pStyle w:val="Text A"/>
+      </w:pPr>
+      <w:r>
+        <w:rPr>
+          <w:rtl w:val="0"/>
+          <w:lang w:val="en-US"/>
         </w:rPr>
         <w:t>&lt;td&gt;Weaknesses&lt;/td&gt;</w:t>
       </w:r>
     </w:p>
     <w:p>
       <w:pPr>
-        <w:pStyle w:val="Text"/>
-      </w:pPr>
-      <w:r>
-        <w:rPr>
-          <w:rtl w:val="0"/>
+        <w:pStyle w:val="Text A"/>
+      </w:pPr>
+      <w:r>
+        <w:rPr>
+          <w:rtl w:val="0"/>
+          <w:lang w:val="en-US"/>
         </w:rPr>
         <w:t>&lt;td&gt;{slabiny}&lt;/td&gt;</w:t>
       </w:r>
     </w:p>
     <w:p>
       <w:pPr>
-        <w:pStyle w:val="Text"/>
-      </w:pPr>
-      <w:r>
-        <w:rPr>
-          <w:rtl w:val="0"/>
+        <w:pStyle w:val="Text A"/>
+      </w:pPr>
+      <w:r>
+        <w:rPr>
+          <w:rtl w:val="0"/>
+          <w:lang w:val="en-US"/>
         </w:rPr>
         <w:t>&lt;/tr&gt;</w:t>
       </w:r>
     </w:p>
     <w:p>
       <w:pPr>
-        <w:pStyle w:val="Text"/>
-      </w:pPr>
-      <w:r>
-        <w:rPr>
-          <w:rtl w:val="0"/>
+        <w:pStyle w:val="Text A"/>
+      </w:pPr>
+      <w:r>
+        <w:rPr>
+          <w:rtl w:val="0"/>
+          <w:lang w:val="en-US"/>
         </w:rPr>
         <w:t>&lt;tr&gt;</w:t>
       </w:r>
     </w:p>
     <w:p>
       <w:pPr>
-        <w:pStyle w:val="Text"/>
-      </w:pPr>
-      <w:r>
-        <w:rPr>
-          <w:rtl w:val="0"/>
+        <w:pStyle w:val="Text A"/>
+      </w:pPr>
+      <w:r>
+        <w:rPr>
+          <w:rtl w:val="0"/>
+          <w:lang w:val="en-US"/>
         </w:rPr>
         <w:t>&lt;td&gt;Combinations&lt;/td&gt;</w:t>
       </w:r>
     </w:p>
     <w:p>
       <w:pPr>
-        <w:pStyle w:val="Text"/>
-      </w:pPr>
-      <w:r>
-        <w:rPr>
-          <w:rtl w:val="0"/>
+        <w:pStyle w:val="Text A"/>
+      </w:pPr>
+      <w:r>
+        <w:rPr>
+          <w:rtl w:val="0"/>
+          <w:lang w:val="en-US"/>
         </w:rPr>
         <w:t>&lt;td&gt;{doporucene_kombinace}&lt;/td&gt;</w:t>
       </w:r>
     </w:p>
     <w:p>
       <w:pPr>
-        <w:pStyle w:val="Text"/>
-      </w:pPr>
-      <w:r>
-        <w:rPr>
-          <w:rtl w:val="0"/>
+        <w:pStyle w:val="Text A"/>
+      </w:pPr>
+      <w:r>
+        <w:rPr>
+          <w:rtl w:val="0"/>
+          <w:lang w:val="en-US"/>
         </w:rPr>
         <w:t>&lt;/tr&gt;</w:t>
       </w:r>
     </w:p>
     <w:p>
       <w:pPr>
-        <w:pStyle w:val="Text"/>
-      </w:pPr>
-      <w:r>
-        <w:rPr>
-          <w:rtl w:val="0"/>
+        <w:pStyle w:val="Text A"/>
+      </w:pPr>
+      <w:r>
+        <w:rPr>
+          <w:rtl w:val="0"/>
+          <w:lang w:val="en-US"/>
         </w:rPr>
         <w:t>&lt;tr&gt;</w:t>
       </w:r>
     </w:p>
     <w:p>
       <w:pPr>
-        <w:pStyle w:val="Text"/>
-      </w:pPr>
-      <w:r>
-        <w:rPr>
-          <w:rtl w:val="0"/>
+        <w:pStyle w:val="Text A"/>
+      </w:pPr>
+      <w:r>
+        <w:rPr>
+          <w:rtl w:val="0"/>
+          <w:lang w:val="en-US"/>
         </w:rPr>
         <w:t>&lt;td&gt;Tip&lt;/td&gt;</w:t>
       </w:r>
     </w:p>
     <w:p>
       <w:pPr>
-        <w:pStyle w:val="Text"/>
-      </w:pPr>
-      <w:r>
-        <w:rPr>
-          <w:rtl w:val="0"/>
+        <w:pStyle w:val="Text A"/>
+      </w:pPr>
+      <w:r>
+        <w:rPr>
+          <w:rtl w:val="0"/>
+          <w:lang w:val="en-US"/>
         </w:rPr>
         <w:t>&lt;td&gt;{prakticky_tip}&lt;/td&gt;</w:t>
       </w:r>
     </w:p>
     <w:p>
       <w:pPr>
-        <w:pStyle w:val="Text"/>
-      </w:pPr>
-      <w:r>
-        <w:rPr>
-          <w:rtl w:val="0"/>
+        <w:pStyle w:val="Text A"/>
+      </w:pPr>
+      <w:r>
+        <w:rPr>
+          <w:rtl w:val="0"/>
+          <w:lang w:val="en-US"/>
         </w:rPr>
         <w:t>&lt;/tr&gt;</w:t>
       </w:r>
     </w:p>
     <w:p>
       <w:pPr>
-        <w:pStyle w:val="Text"/>
-      </w:pPr>
-      <w:r>
-        <w:rPr>
-          <w:rtl w:val="0"/>
+        <w:pStyle w:val="Text A"/>
+      </w:pPr>
+      <w:r>
+        <w:rPr>
+          <w:rtl w:val="0"/>
+          <w:lang w:val="en-US"/>
         </w:rPr>
         <w:t>&lt;/tbody&gt;</w:t>
       </w:r>
     </w:p>
     <w:p>
       <w:pPr>
-        <w:pStyle w:val="Text"/>
-      </w:pPr>
-      <w:r>
-        <w:rPr>
-          <w:rtl w:val="0"/>
+        <w:pStyle w:val="Text A"/>
+      </w:pPr>
+      <w:r>
+        <w:rPr>
+          <w:rtl w:val="0"/>
+          <w:lang w:val="en-US"/>
         </w:rPr>
         <w:t>&lt;/table&gt;</w:t>
       </w:r>
     </w:p>
     <w:p>
       <w:pPr>
-        <w:pStyle w:val="Text"/>
-      </w:pPr>
-      <w:r>
-        <w:rPr>
-          <w:rtl w:val="0"/>
+        <w:pStyle w:val="Text A"/>
+      </w:pPr>
+      <w:r>
+        <w:rPr>
+          <w:rtl w:val="0"/>
+          <w:lang w:val="en-US"/>
         </w:rPr>
         <w:t>&lt;/div&gt;</w:t>
       </w:r>
     </w:p>
     <w:p>
       <w:pPr>
-        <w:pStyle w:val="Text"/>
-      </w:pPr>
-      <w:r>
-        <w:rPr>
-          <w:rtl w:val="0"/>
+        <w:pStyle w:val="Text A"/>
+      </w:pPr>
+      <w:r>
+        <w:rPr>
+          <w:rtl w:val="0"/>
+          <w:lang w:val="en-US"/>
         </w:rPr>
         <w:t>&lt;/div&gt;</w:t>
       </w:r>
     </w:p>
     <w:p>
       <w:pPr>
-        <w:pStyle w:val="Text"/>
-      </w:pPr>
-    </w:p>
-    <w:p>
-      <w:pPr>
-        <w:pStyle w:val="Text"/>
-      </w:pPr>
-      <w:r>
-        <w:rPr>
-          <w:rtl w:val="0"/>
+        <w:pStyle w:val="Text A"/>
+      </w:pPr>
+    </w:p>
+    <w:p>
+      <w:pPr>
+        <w:pStyle w:val="Text A"/>
+      </w:pPr>
+      <w:r>
+        <w:rPr>
+          <w:rtl w:val="0"/>
+          <w:lang w:val="en-US"/>
         </w:rPr>
         <w:t>&lt;!-- PACKAGE CONTENT --&gt;</w:t>
       </w:r>
     </w:p>
     <w:p>
       <w:pPr>
-        <w:pStyle w:val="Text"/>
-      </w:pPr>
-      <w:r>
-        <w:rPr>
-          <w:rtl w:val="0"/>
+        <w:pStyle w:val="Text A"/>
+      </w:pPr>
+      <w:r>
+        <w:rPr>
+          <w:rtl w:val="0"/>
+          <w:lang w:val="en-US"/>
         </w:rPr>
         <w:t>&lt;div class="section"&gt;</w:t>
       </w:r>
     </w:p>
     <w:p>
       <w:pPr>
-        <w:pStyle w:val="Text"/>
-      </w:pPr>
-      <w:r>
-        <w:rPr>
-          <w:rtl w:val="0"/>
+        <w:pStyle w:val="Text A"/>
+      </w:pPr>
+      <w:r>
+        <w:rPr>
+          <w:rtl w:val="0"/>
+          <w:lang w:val="en-US"/>
         </w:rPr>
         <w:t>&lt;h2&gt;Package contents&lt;/h2&gt;</w:t>
       </w:r>
     </w:p>
     <w:p>
       <w:pPr>
-        <w:pStyle w:val="Text"/>
-      </w:pPr>
-      <w:r>
-        <w:rPr>
-          <w:rtl w:val="0"/>
+        <w:pStyle w:val="Text A"/>
+      </w:pPr>
+      <w:r>
+        <w:rPr>
+          <w:rtl w:val="0"/>
+          <w:lang w:val="en-US"/>
         </w:rPr>
         <w:t>&lt;div class="card-table"&gt;</w:t>
       </w:r>
     </w:p>
     <w:p>
       <w:pPr>
-        <w:pStyle w:val="Text"/>
-      </w:pPr>
-      <w:r>
-        <w:rPr>
-          <w:rtl w:val="0"/>
+        <w:pStyle w:val="Text A"/>
+      </w:pPr>
+      <w:r>
+        <w:rPr>
+          <w:rtl w:val="0"/>
+          <w:lang w:val="en-US"/>
         </w:rPr>
         <w:t>&lt;table&gt;</w:t>
       </w:r>
     </w:p>
     <w:p>
       <w:pPr>
-        <w:pStyle w:val="Text"/>
-      </w:pPr>
-      <w:r>
-        <w:rPr>
-          <w:rtl w:val="0"/>
+        <w:pStyle w:val="Text A"/>
+      </w:pPr>
+      <w:r>
+        <w:rPr>
+          <w:rtl w:val="0"/>
+          <w:lang w:val="en-US"/>
         </w:rPr>
         <w:t>&lt;tbody&gt;</w:t>
       </w:r>
     </w:p>
     <w:p>
       <w:pPr>
-        <w:pStyle w:val="Text"/>
-      </w:pPr>
-      <w:r>
-        <w:rPr>
-          <w:rtl w:val="0"/>
+        <w:pStyle w:val="Text A"/>
+      </w:pPr>
+      <w:r>
+        <w:rPr>
+          <w:rtl w:val="0"/>
+          <w:lang w:val="en-US"/>
         </w:rPr>
         <w:t>&lt;tr&gt;</w:t>
       </w:r>
     </w:p>
     <w:p>
       <w:pPr>
-        <w:pStyle w:val="Text"/>
-      </w:pPr>
-      <w:r>
-        <w:rPr>
-          <w:rtl w:val="0"/>
+        <w:pStyle w:val="Text A"/>
+      </w:pPr>
+      <w:r>
+        <w:rPr>
+          <w:rtl w:val="0"/>
+          <w:lang w:val="en-US"/>
         </w:rPr>
         <w:t>&lt;th&gt;Category&lt;/th&gt;</w:t>
       </w:r>
     </w:p>
     <w:p>
       <w:pPr>
-        <w:pStyle w:val="Text"/>
-      </w:pPr>
-      <w:r>
-        <w:rPr>
-          <w:rtl w:val="0"/>
+        <w:pStyle w:val="Text A"/>
+      </w:pPr>
+      <w:r>
+        <w:rPr>
+          <w:rtl w:val="0"/>
+          <w:lang w:val="en-US"/>
         </w:rPr>
         <w:t>&lt;th&gt;Content&lt;/th&gt;</w:t>
       </w:r>
     </w:p>
     <w:p>
       <w:pPr>
-        <w:pStyle w:val="Text"/>
-      </w:pPr>
-      <w:r>
-        <w:rPr>
-          <w:rtl w:val="0"/>
+        <w:pStyle w:val="Text A"/>
+      </w:pPr>
+      <w:r>
+        <w:rPr>
+          <w:rtl w:val="0"/>
+          <w:lang w:val="en-US"/>
         </w:rPr>
         <w:t>&lt;/tr&gt;</w:t>
       </w:r>
     </w:p>
     <w:p>
       <w:pPr>
-        <w:pStyle w:val="Text"/>
-      </w:pPr>
-      <w:r>
-        <w:rPr>
-          <w:rtl w:val="0"/>
+        <w:pStyle w:val="Text A"/>
+      </w:pPr>
+      <w:r>
+        <w:rPr>
+          <w:rtl w:val="0"/>
+          <w:lang w:val="en-US"/>
         </w:rPr>
         <w:t>&lt;tr&gt;</w:t>
       </w:r>
     </w:p>
     <w:p>
       <w:pPr>
-        <w:pStyle w:val="Text"/>
-      </w:pPr>
-      <w:r>
-        <w:rPr>
-          <w:rtl w:val="0"/>
+        <w:pStyle w:val="Text A"/>
+      </w:pPr>
+      <w:r>
+        <w:rPr>
+          <w:rtl w:val="0"/>
+          <w:lang w:val="en-US"/>
         </w:rPr>
         <w:t>&lt;td&gt;Product&lt;/td&gt;</w:t>
       </w:r>
     </w:p>
     <w:p>
       <w:pPr>
-        <w:pStyle w:val="Text"/>
-      </w:pPr>
-      <w:r>
-        <w:rPr>
-          <w:rtl w:val="0"/>
+        <w:pStyle w:val="Text A"/>
+      </w:pPr>
+      <w:r>
+        <w:rPr>
+          <w:rtl w:val="0"/>
+          <w:lang w:val="en-US"/>
         </w:rPr>
         <w:t>&lt;td&gt;{obsah_produktu}&lt;/td&gt;</w:t>
       </w:r>
     </w:p>
     <w:p>
       <w:pPr>
-        <w:pStyle w:val="Text"/>
-      </w:pPr>
-      <w:r>
-        <w:rPr>
-          <w:rtl w:val="0"/>
+        <w:pStyle w:val="Text A"/>
+      </w:pPr>
+      <w:r>
+        <w:rPr>
+          <w:rtl w:val="0"/>
+          <w:lang w:val="en-US"/>
         </w:rPr>
         <w:t>&lt;/tr&gt;</w:t>
       </w:r>
     </w:p>
     <w:p>
       <w:pPr>
-        <w:pStyle w:val="Text"/>
-      </w:pPr>
-      <w:r>
-        <w:rPr>
-          <w:rtl w:val="0"/>
+        <w:pStyle w:val="Text A"/>
+      </w:pPr>
+      <w:r>
+        <w:rPr>
+          <w:rtl w:val="0"/>
+          <w:lang w:val="en-US"/>
         </w:rPr>
         <w:t>&lt;tr&gt;</w:t>
       </w:r>
     </w:p>
     <w:p>
       <w:pPr>
-        <w:pStyle w:val="Text"/>
-      </w:pPr>
-      <w:r>
-        <w:rPr>
-          <w:rtl w:val="0"/>
+        <w:pStyle w:val="Text A"/>
+      </w:pPr>
+      <w:r>
+        <w:rPr>
+          <w:rtl w:val="0"/>
+          <w:lang w:val="en-US"/>
         </w:rPr>
         <w:t>&lt;td&gt;Accessories&lt;/td&gt;</w:t>
       </w:r>
     </w:p>
     <w:p>
       <w:pPr>
-        <w:pStyle w:val="Text"/>
-      </w:pPr>
-      <w:r>
-        <w:rPr>
-          <w:rtl w:val="0"/>
+        <w:pStyle w:val="Text A"/>
+      </w:pPr>
+      <w:r>
+        <w:rPr>
+          <w:rtl w:val="0"/>
+          <w:lang w:val="en-US"/>
         </w:rPr>
         <w:t>&lt;td&gt;{doporucene_prislusenstvi}&lt;/td&gt;</w:t>
       </w:r>
     </w:p>
     <w:p>
       <w:pPr>
-        <w:pStyle w:val="Text"/>
-      </w:pPr>
-      <w:r>
-        <w:rPr>
-          <w:rtl w:val="0"/>
+        <w:pStyle w:val="Text A"/>
+      </w:pPr>
+      <w:r>
+        <w:rPr>
+          <w:rtl w:val="0"/>
+          <w:lang w:val="en-US"/>
         </w:rPr>
         <w:t>&lt;/tr&gt;</w:t>
       </w:r>
     </w:p>
     <w:p>
       <w:pPr>
-        <w:pStyle w:val="Text"/>
-      </w:pPr>
-      <w:r>
-        <w:rPr>
-          <w:rtl w:val="0"/>
+        <w:pStyle w:val="Text A"/>
+      </w:pPr>
+      <w:r>
+        <w:rPr>
+          <w:rtl w:val="0"/>
+          <w:lang w:val="en-US"/>
         </w:rPr>
         <w:t>&lt;/tbody&gt;</w:t>
       </w:r>
     </w:p>
     <w:p>
       <w:pPr>
-        <w:pStyle w:val="Text"/>
-      </w:pPr>
-      <w:r>
-        <w:rPr>
-          <w:rtl w:val="0"/>
+        <w:pStyle w:val="Text A"/>
+      </w:pPr>
+      <w:r>
+        <w:rPr>
+          <w:rtl w:val="0"/>
+          <w:lang w:val="en-US"/>
         </w:rPr>
         <w:t>&lt;/table&gt;</w:t>
       </w:r>
     </w:p>
     <w:p>
       <w:pPr>
-        <w:pStyle w:val="Text"/>
-      </w:pPr>
-      <w:r>
-        <w:rPr>
-          <w:rtl w:val="0"/>
+        <w:pStyle w:val="Text A"/>
+      </w:pPr>
+      <w:r>
+        <w:rPr>
+          <w:rtl w:val="0"/>
+          <w:lang w:val="en-US"/>
         </w:rPr>
         <w:t>&lt;/div&gt;</w:t>
       </w:r>
     </w:p>
     <w:p>
       <w:pPr>
-        <w:pStyle w:val="Text"/>
-      </w:pPr>
-      <w:r>
-        <w:rPr>
-          <w:rtl w:val="0"/>
+        <w:pStyle w:val="Text A"/>
+      </w:pPr>
+      <w:r>
+        <w:rPr>
+          <w:rtl w:val="0"/>
+          <w:lang w:val="en-US"/>
         </w:rPr>
         <w:t>&lt;/div&gt;</w:t>
       </w:r>
@@ -2705,9 +2987,9 @@
       </w14:textFill>
     </w:rPr>
   </w:style>
-  <w:style w:type="paragraph" w:styleId="Text">
-    <w:name w:val="Text"/>
-    <w:next w:val="Text"/>
+  <w:style w:type="paragraph" w:styleId="Text A">
+    <w:name w:val="Text A"/>
+    <w:next w:val="Text A"/>
     <w:pPr>
       <w:keepNext w:val="0"/>
       <w:keepLines w:val="0"/>
@@ -2742,8 +3024,9 @@
       <w:shd w:val="nil" w:color="auto" w:fill="auto"/>
       <w:vertAlign w:val="baseline"/>
       <w:lang w:val="en-US"/>
-      <w14:textOutline>
+      <w14:textOutline w14:w="12700" w14:cap="flat">
         <w14:noFill/>
+        <w14:miter w14:lim="400000"/>
       </w14:textOutline>
       <w14:textFill>
         <w14:solidFill>
@@ -2900,9 +3183,9 @@
         </a:effectStyle>
         <a:effectStyle>
           <a:effectLst>
-            <a:outerShdw sx="100000" sy="100000" kx="0" ky="0" algn="b" rotWithShape="0" blurRad="38100" dist="20000" dir="5400000">
+            <a:outerShdw sx="100000" sy="100000" kx="0" ky="0" algn="b" rotWithShape="0" blurRad="38100" dist="23000" dir="5400000">
               <a:srgbClr val="000000">
-                <a:alpha val="38000"/>
+                <a:alpha val="35000"/>
               </a:srgbClr>
             </a:outerShdw>
           </a:effectLst>
@@ -2982,7 +3265,7 @@
         </a:effectLst>
         <a:sp3d/>
       </a:spPr>
-      <a:bodyPr rot="0" spcFirstLastPara="1" vertOverflow="overflow" horzOverflow="overflow" vert="horz" wrap="square" lIns="45719" tIns="45719" rIns="45719" bIns="45719" numCol="1" spcCol="38100" rtlCol="0" anchor="ctr" upright="0">
+      <a:bodyPr rot="0" spcFirstLastPara="1" vertOverflow="overflow" horzOverflow="overflow" vert="horz" wrap="square" lIns="45718" tIns="45718" rIns="45718" bIns="45718" numCol="1" spcCol="38100" rtlCol="0" anchor="ctr" upright="0">
         <a:spAutoFit/>
       </a:bodyPr>
       <a:lstStyle>
@@ -3010,10 +3293,10 @@
             </a:solidFill>
             <a:effectLst/>
             <a:uFillTx/>
-            <a:latin typeface="Cambria"/>
-            <a:ea typeface="Cambria"/>
-            <a:cs typeface="Cambria"/>
-            <a:sym typeface="Cambria"/>
+            <a:latin typeface="+mn-lt"/>
+            <a:ea typeface="+mn-ea"/>
+            <a:cs typeface="+mn-cs"/>
+            <a:sym typeface="Helvetica Neue"/>
           </a:defRPr>
         </a:defPPr>
         <a:lvl1pPr marL="0" marR="0" indent="0" algn="l" defTabSz="914400" rtl="0" fontAlgn="auto" latinLnBrk="1" hangingPunct="0">
@@ -3269,9 +3552,9 @@
           <a:round/>
         </a:ln>
         <a:effectLst>
-          <a:outerShdw sx="100000" sy="100000" kx="0" ky="0" algn="b" rotWithShape="0" blurRad="38100" dist="20000" dir="5400000">
+          <a:outerShdw sx="100000" sy="100000" kx="0" ky="0" algn="b" rotWithShape="0" blurRad="38100" dist="23000" dir="5400000">
             <a:srgbClr val="000000">
-              <a:alpha val="38000"/>
+              <a:alpha val="35000"/>
             </a:srgbClr>
           </a:outerShdw>
         </a:effectLst>
@@ -3559,7 +3842,7 @@
         <a:effectLst/>
         <a:sp3d/>
       </a:spPr>
-      <a:bodyPr rot="0" spcFirstLastPara="1" vertOverflow="overflow" horzOverflow="overflow" vert="horz" wrap="square" lIns="45719" tIns="45719" rIns="45719" bIns="45719" numCol="1" spcCol="38100" rtlCol="0" anchor="t" upright="0">
+      <a:bodyPr rot="0" spcFirstLastPara="1" vertOverflow="overflow" horzOverflow="overflow" vert="horz" wrap="square" lIns="45718" tIns="45718" rIns="45718" bIns="45718" numCol="1" spcCol="38100" rtlCol="0" anchor="t" upright="0">
         <a:spAutoFit/>
       </a:bodyPr>
       <a:lstStyle>
@@ -3587,10 +3870,10 @@
             </a:solidFill>
             <a:effectLst/>
             <a:uFillTx/>
-            <a:latin typeface="Cambria"/>
-            <a:ea typeface="Cambria"/>
-            <a:cs typeface="Cambria"/>
-            <a:sym typeface="Cambria"/>
+            <a:latin typeface="+mn-lt"/>
+            <a:ea typeface="+mn-ea"/>
+            <a:cs typeface="+mn-cs"/>
+            <a:sym typeface="Helvetica Neue"/>
           </a:defRPr>
         </a:defPPr>
         <a:lvl1pPr marL="0" marR="0" indent="0" algn="l" defTabSz="914400" rtl="0" fontAlgn="auto" latinLnBrk="1" hangingPunct="0">

--- a/sablony/stetce - dlouhy text en.docx
+++ b/sablony/stetce - dlouhy text en.docx
@@ -9,7 +9,6 @@
       <w:r>
         <w:rPr>
           <w:rtl w:val="0"/>
-          <w:lang w:val="en-US"/>
         </w:rPr>
         <w:t>&lt;!-- ===================== UNIVERSAL PRODUCT TEMPLATE ===================== --&gt;</w:t>
       </w:r>
@@ -21,7 +20,6 @@
       <w:r>
         <w:rPr>
           <w:rtl w:val="0"/>
-          <w:lang w:val="en-US"/>
         </w:rPr>
         <w:t>&lt;style&gt;&lt;!--</w:t>
       </w:r>
@@ -33,7 +31,6 @@
       <w:r>
         <w:rPr>
           <w:rtl w:val="0"/>
-          <w:lang w:val="en-US"/>
         </w:rPr>
         <w:t>body {</w:t>
       </w:r>
@@ -41,14 +38,10 @@
     <w:p>
       <w:pPr>
         <w:pStyle w:val="Text A"/>
-        <w:rPr>
-          <w:lang w:val="nl-NL"/>
-        </w:rPr>
-      </w:pPr>
-      <w:r>
-        <w:rPr>
-          <w:rtl w:val="0"/>
-          <w:lang w:val="nl-NL"/>
+      </w:pPr>
+      <w:r>
+        <w:rPr>
+          <w:rtl w:val="0"/>
         </w:rPr>
         <w:t xml:space="preserve">  font-family: 'Inter', 'Helvetica Neue', sans-serif;</w:t>
       </w:r>
@@ -60,7 +53,6 @@
       <w:r>
         <w:rPr>
           <w:rtl w:val="0"/>
-          <w:lang w:val="en-US"/>
         </w:rPr>
         <w:t xml:space="preserve">  background-color: #fff;</w:t>
       </w:r>
@@ -72,7 +64,6 @@
       <w:r>
         <w:rPr>
           <w:rtl w:val="0"/>
-          <w:lang w:val="en-US"/>
         </w:rPr>
         <w:t xml:space="preserve">  color: #333;</w:t>
       </w:r>
@@ -84,7 +75,6 @@
       <w:r>
         <w:rPr>
           <w:rtl w:val="0"/>
-          <w:lang w:val="en-US"/>
         </w:rPr>
         <w:t xml:space="preserve">  line-height: 1.5;</w:t>
       </w:r>
@@ -96,7 +86,6 @@
       <w:r>
         <w:rPr>
           <w:rtl w:val="0"/>
-          <w:lang w:val="en-US"/>
         </w:rPr>
         <w:t xml:space="preserve">  margin: 0;</w:t>
       </w:r>
@@ -108,7 +97,6 @@
       <w:r>
         <w:rPr>
           <w:rtl w:val="0"/>
-          <w:lang w:val="en-US"/>
         </w:rPr>
         <w:t xml:space="preserve">  padding: 0;</w:t>
       </w:r>
@@ -120,7 +108,6 @@
       <w:r>
         <w:rPr>
           <w:rtl w:val="0"/>
-          <w:lang w:val="en-US"/>
         </w:rPr>
         <w:t>}</w:t>
       </w:r>
@@ -137,7 +124,6 @@
       <w:r>
         <w:rPr>
           <w:rtl w:val="0"/>
-          <w:lang w:val="en-US"/>
         </w:rPr>
         <w:t>h1, h2, h3 {</w:t>
       </w:r>
@@ -149,7 +135,6 @@
       <w:r>
         <w:rPr>
           <w:rtl w:val="0"/>
-          <w:lang w:val="en-US"/>
         </w:rPr>
         <w:t xml:space="preserve">  color: #004466;</w:t>
       </w:r>
@@ -161,7 +146,6 @@
       <w:r>
         <w:rPr>
           <w:rtl w:val="0"/>
-          <w:lang w:val="en-US"/>
         </w:rPr>
         <w:t xml:space="preserve">  font-weight: 700;</w:t>
       </w:r>
@@ -173,7 +157,6 @@
       <w:r>
         <w:rPr>
           <w:rtl w:val="0"/>
-          <w:lang w:val="en-US"/>
         </w:rPr>
         <w:t xml:space="preserve">  margin-top: 0;</w:t>
       </w:r>
@@ -181,14 +164,10 @@
     <w:p>
       <w:pPr>
         <w:pStyle w:val="Text A"/>
-        <w:rPr>
-          <w:lang w:val="it-IT"/>
-        </w:rPr>
-      </w:pPr>
-      <w:r>
-        <w:rPr>
-          <w:rtl w:val="0"/>
-          <w:lang w:val="it-IT"/>
+      </w:pPr>
+      <w:r>
+        <w:rPr>
+          <w:rtl w:val="0"/>
         </w:rPr>
         <w:t xml:space="preserve">  margin-bottom: 12px;</w:t>
       </w:r>
@@ -200,7 +179,6 @@
       <w:r>
         <w:rPr>
           <w:rtl w:val="0"/>
-          <w:lang w:val="en-US"/>
         </w:rPr>
         <w:t>}</w:t>
       </w:r>
@@ -213,14 +191,10 @@
     <w:p>
       <w:pPr>
         <w:pStyle w:val="Text A"/>
-        <w:rPr>
-          <w:lang w:val="ru-RU"/>
-        </w:rPr>
-      </w:pPr>
-      <w:r>
-        <w:rPr>
-          <w:rtl w:val="0"/>
-          <w:lang w:val="ru-RU"/>
+      </w:pPr>
+      <w:r>
+        <w:rPr>
+          <w:rtl w:val="0"/>
         </w:rPr>
         <w:t>h1 {</w:t>
       </w:r>
@@ -232,7 +206,6 @@
       <w:r>
         <w:rPr>
           <w:rtl w:val="0"/>
-          <w:lang w:val="en-US"/>
         </w:rPr>
         <w:t xml:space="preserve">  font-size: 36px;</w:t>
       </w:r>
@@ -244,7 +217,6 @@
       <w:r>
         <w:rPr>
           <w:rtl w:val="0"/>
-          <w:lang w:val="en-US"/>
         </w:rPr>
         <w:t xml:space="preserve">  text-align: center;</w:t>
       </w:r>
@@ -256,7 +228,6 @@
       <w:r>
         <w:rPr>
           <w:rtl w:val="0"/>
-          <w:lang w:val="en-US"/>
         </w:rPr>
         <w:t xml:space="preserve">  margin-top: 40px;</w:t>
       </w:r>
@@ -264,14 +235,10 @@
     <w:p>
       <w:pPr>
         <w:pStyle w:val="Text A"/>
-        <w:rPr>
-          <w:lang w:val="it-IT"/>
-        </w:rPr>
-      </w:pPr>
-      <w:r>
-        <w:rPr>
-          <w:rtl w:val="0"/>
-          <w:lang w:val="it-IT"/>
+      </w:pPr>
+      <w:r>
+        <w:rPr>
+          <w:rtl w:val="0"/>
         </w:rPr>
         <w:t xml:space="preserve">  margin-bottom: 16px;</w:t>
       </w:r>
@@ -283,7 +250,6 @@
       <w:r>
         <w:rPr>
           <w:rtl w:val="0"/>
-          <w:lang w:val="en-US"/>
         </w:rPr>
         <w:t>}</w:t>
       </w:r>
@@ -300,7 +266,6 @@
       <w:r>
         <w:rPr>
           <w:rtl w:val="0"/>
-          <w:lang w:val="en-US"/>
         </w:rPr>
         <w:t>h2 {</w:t>
       </w:r>
@@ -312,7 +277,6 @@
       <w:r>
         <w:rPr>
           <w:rtl w:val="0"/>
-          <w:lang w:val="en-US"/>
         </w:rPr>
         <w:t xml:space="preserve">  font-size: 22px;</w:t>
       </w:r>
@@ -324,7 +288,6 @@
       <w:r>
         <w:rPr>
           <w:rtl w:val="0"/>
-          <w:lang w:val="en-US"/>
         </w:rPr>
         <w:t xml:space="preserve">  margin-top: 32px;</w:t>
       </w:r>
@@ -332,14 +295,10 @@
     <w:p>
       <w:pPr>
         <w:pStyle w:val="Text A"/>
-        <w:rPr>
-          <w:lang w:val="it-IT"/>
-        </w:rPr>
-      </w:pPr>
-      <w:r>
-        <w:rPr>
-          <w:rtl w:val="0"/>
-          <w:lang w:val="it-IT"/>
+      </w:pPr>
+      <w:r>
+        <w:rPr>
+          <w:rtl w:val="0"/>
         </w:rPr>
         <w:t xml:space="preserve">  margin-bottom: 10px;</w:t>
       </w:r>
@@ -351,7 +310,6 @@
       <w:r>
         <w:rPr>
           <w:rtl w:val="0"/>
-          <w:lang w:val="en-US"/>
         </w:rPr>
         <w:t>}</w:t>
       </w:r>
@@ -368,7 +326,6 @@
       <w:r>
         <w:rPr>
           <w:rtl w:val="0"/>
-          <w:lang w:val="en-US"/>
         </w:rPr>
         <w:t>h3 {</w:t>
       </w:r>
@@ -380,7 +337,6 @@
       <w:r>
         <w:rPr>
           <w:rtl w:val="0"/>
-          <w:lang w:val="en-US"/>
         </w:rPr>
         <w:t xml:space="preserve">  font-size: 18px;</w:t>
       </w:r>
@@ -388,14 +344,10 @@
     <w:p>
       <w:pPr>
         <w:pStyle w:val="Text A"/>
-        <w:rPr>
-          <w:lang w:val="it-IT"/>
-        </w:rPr>
-      </w:pPr>
-      <w:r>
-        <w:rPr>
-          <w:rtl w:val="0"/>
-          <w:lang w:val="it-IT"/>
+      </w:pPr>
+      <w:r>
+        <w:rPr>
+          <w:rtl w:val="0"/>
         </w:rPr>
         <w:t xml:space="preserve">  margin-top: 24px;</w:t>
       </w:r>
@@ -403,14 +355,10 @@
     <w:p>
       <w:pPr>
         <w:pStyle w:val="Text A"/>
-        <w:rPr>
-          <w:lang w:val="it-IT"/>
-        </w:rPr>
-      </w:pPr>
-      <w:r>
-        <w:rPr>
-          <w:rtl w:val="0"/>
-          <w:lang w:val="it-IT"/>
+      </w:pPr>
+      <w:r>
+        <w:rPr>
+          <w:rtl w:val="0"/>
         </w:rPr>
         <w:t xml:space="preserve">  margin-bottom: 8px;</w:t>
       </w:r>
@@ -422,7 +370,6 @@
       <w:r>
         <w:rPr>
           <w:rtl w:val="0"/>
-          <w:lang w:val="en-US"/>
         </w:rPr>
         <w:t>}</w:t>
       </w:r>
@@ -435,14 +382,10 @@
     <w:p>
       <w:pPr>
         <w:pStyle w:val="Text A"/>
-        <w:rPr>
-          <w:lang w:val="fr-FR"/>
-        </w:rPr>
-      </w:pPr>
-      <w:r>
-        <w:rPr>
-          <w:rtl w:val="0"/>
-          <w:lang w:val="fr-FR"/>
+      </w:pPr>
+      <w:r>
+        <w:rPr>
+          <w:rtl w:val="0"/>
         </w:rPr>
         <w:t>.section {</w:t>
       </w:r>
@@ -450,14 +393,10 @@
     <w:p>
       <w:pPr>
         <w:pStyle w:val="Text A"/>
-        <w:rPr>
-          <w:lang w:val="de-DE"/>
-        </w:rPr>
-      </w:pPr>
-      <w:r>
-        <w:rPr>
-          <w:rtl w:val="0"/>
-          <w:lang w:val="de-DE"/>
+      </w:pPr>
+      <w:r>
+        <w:rPr>
+          <w:rtl w:val="0"/>
         </w:rPr>
         <w:t xml:space="preserve">  max-width: 1000px;</w:t>
       </w:r>
@@ -469,7 +408,6 @@
       <w:r>
         <w:rPr>
           <w:rtl w:val="0"/>
-          <w:lang w:val="en-US"/>
         </w:rPr>
         <w:t xml:space="preserve">  margin: 0 auto;</w:t>
       </w:r>
@@ -481,7 +419,6 @@
       <w:r>
         <w:rPr>
           <w:rtl w:val="0"/>
-          <w:lang w:val="en-US"/>
         </w:rPr>
         <w:t xml:space="preserve">  padding: 30px 20px;</w:t>
       </w:r>
@@ -493,7 +430,6 @@
       <w:r>
         <w:rPr>
           <w:rtl w:val="0"/>
-          <w:lang w:val="en-US"/>
         </w:rPr>
         <w:t>}</w:t>
       </w:r>
@@ -506,14 +442,10 @@
     <w:p>
       <w:pPr>
         <w:pStyle w:val="Text A"/>
-        <w:rPr>
-          <w:lang w:val="it-IT"/>
-        </w:rPr>
-      </w:pPr>
-      <w:r>
-        <w:rPr>
-          <w:rtl w:val="0"/>
-          <w:lang w:val="it-IT"/>
+      </w:pPr>
+      <w:r>
+        <w:rPr>
+          <w:rtl w:val="0"/>
         </w:rPr>
         <w:t>.hero {</w:t>
       </w:r>
@@ -525,7 +457,6 @@
       <w:r>
         <w:rPr>
           <w:rtl w:val="0"/>
-          <w:lang w:val="en-US"/>
         </w:rPr>
         <w:t xml:space="preserve">  text-align: center;</w:t>
       </w:r>
@@ -537,7 +468,6 @@
       <w:r>
         <w:rPr>
           <w:rtl w:val="0"/>
-          <w:lang w:val="en-US"/>
         </w:rPr>
         <w:t xml:space="preserve">  padding: 60px 20px 30px;</w:t>
       </w:r>
@@ -549,7 +479,6 @@
       <w:r>
         <w:rPr>
           <w:rtl w:val="0"/>
-          <w:lang w:val="en-US"/>
         </w:rPr>
         <w:t>}</w:t>
       </w:r>
@@ -562,14 +491,10 @@
     <w:p>
       <w:pPr>
         <w:pStyle w:val="Text A"/>
-        <w:rPr>
-          <w:lang w:val="it-IT"/>
-        </w:rPr>
-      </w:pPr>
-      <w:r>
-        <w:rPr>
-          <w:rtl w:val="0"/>
-          <w:lang w:val="it-IT"/>
+      </w:pPr>
+      <w:r>
+        <w:rPr>
+          <w:rtl w:val="0"/>
         </w:rPr>
         <w:t>.hero p {</w:t>
       </w:r>
@@ -581,7 +506,6 @@
       <w:r>
         <w:rPr>
           <w:rtl w:val="0"/>
-          <w:lang w:val="en-US"/>
         </w:rPr>
         <w:t xml:space="preserve">  font-size: 17px;</w:t>
       </w:r>
@@ -593,7 +517,6 @@
       <w:r>
         <w:rPr>
           <w:rtl w:val="0"/>
-          <w:lang w:val="en-US"/>
         </w:rPr>
         <w:t xml:space="preserve">  color: #555;</w:t>
       </w:r>
@@ -601,14 +524,10 @@
     <w:p>
       <w:pPr>
         <w:pStyle w:val="Text A"/>
-        <w:rPr>
-          <w:lang w:val="de-DE"/>
-        </w:rPr>
-      </w:pPr>
-      <w:r>
-        <w:rPr>
-          <w:rtl w:val="0"/>
-          <w:lang w:val="de-DE"/>
+      </w:pPr>
+      <w:r>
+        <w:rPr>
+          <w:rtl w:val="0"/>
         </w:rPr>
         <w:t xml:space="preserve">  max-width: 700px;</w:t>
       </w:r>
@@ -620,7 +539,6 @@
       <w:r>
         <w:rPr>
           <w:rtl w:val="0"/>
-          <w:lang w:val="en-US"/>
         </w:rPr>
         <w:t xml:space="preserve">  margin: 0 auto;</w:t>
       </w:r>
@@ -632,7 +550,6 @@
       <w:r>
         <w:rPr>
           <w:rtl w:val="0"/>
-          <w:lang w:val="en-US"/>
         </w:rPr>
         <w:t>}</w:t>
       </w:r>
@@ -649,7 +566,6 @@
       <w:r>
         <w:rPr>
           <w:rtl w:val="0"/>
-          <w:lang w:val="en-US"/>
         </w:rPr>
         <w:t>.flex-row {</w:t>
       </w:r>
@@ -657,14 +573,10 @@
     <w:p>
       <w:pPr>
         <w:pStyle w:val="Text A"/>
-        <w:rPr>
-          <w:lang w:val="it-IT"/>
-        </w:rPr>
-      </w:pPr>
-      <w:r>
-        <w:rPr>
-          <w:rtl w:val="0"/>
-          <w:lang w:val="it-IT"/>
+      </w:pPr>
+      <w:r>
+        <w:rPr>
+          <w:rtl w:val="0"/>
         </w:rPr>
         <w:t xml:space="preserve">  display: flex;</w:t>
       </w:r>
@@ -676,7 +588,6 @@
       <w:r>
         <w:rPr>
           <w:rtl w:val="0"/>
-          <w:lang w:val="en-US"/>
         </w:rPr>
         <w:t xml:space="preserve">  flex-wrap: wrap;</w:t>
       </w:r>
@@ -688,7 +599,6 @@
       <w:r>
         <w:rPr>
           <w:rtl w:val="0"/>
-          <w:lang w:val="en-US"/>
         </w:rPr>
         <w:t xml:space="preserve">  gap: 20px;</w:t>
       </w:r>
@@ -700,7 +610,6 @@
       <w:r>
         <w:rPr>
           <w:rtl w:val="0"/>
-          <w:lang w:val="en-US"/>
         </w:rPr>
         <w:t xml:space="preserve">  align-items: center;</w:t>
       </w:r>
@@ -712,7 +621,6 @@
       <w:r>
         <w:rPr>
           <w:rtl w:val="0"/>
-          <w:lang w:val="en-US"/>
         </w:rPr>
         <w:t xml:space="preserve">  justify-content: center;</w:t>
       </w:r>
@@ -720,14 +628,10 @@
     <w:p>
       <w:pPr>
         <w:pStyle w:val="Text A"/>
-        <w:rPr>
-          <w:lang w:val="it-IT"/>
-        </w:rPr>
-      </w:pPr>
-      <w:r>
-        <w:rPr>
-          <w:rtl w:val="0"/>
-          <w:lang w:val="it-IT"/>
+      </w:pPr>
+      <w:r>
+        <w:rPr>
+          <w:rtl w:val="0"/>
         </w:rPr>
         <w:t xml:space="preserve">  margin-top: 20px;</w:t>
       </w:r>
@@ -739,7 +643,6 @@
       <w:r>
         <w:rPr>
           <w:rtl w:val="0"/>
-          <w:lang w:val="en-US"/>
         </w:rPr>
         <w:t>}</w:t>
       </w:r>
@@ -756,7 +659,6 @@
       <w:r>
         <w:rPr>
           <w:rtl w:val="0"/>
-          <w:lang w:val="en-US"/>
         </w:rPr>
         <w:t>.flex-row img {</w:t>
       </w:r>
@@ -764,14 +666,10 @@
     <w:p>
       <w:pPr>
         <w:pStyle w:val="Text A"/>
-        <w:rPr>
-          <w:lang w:val="de-DE"/>
-        </w:rPr>
-      </w:pPr>
-      <w:r>
-        <w:rPr>
-          <w:rtl w:val="0"/>
-          <w:lang w:val="de-DE"/>
+      </w:pPr>
+      <w:r>
+        <w:rPr>
+          <w:rtl w:val="0"/>
         </w:rPr>
         <w:t xml:space="preserve">  max-width: 250px;</w:t>
       </w:r>
@@ -779,14 +677,10 @@
     <w:p>
       <w:pPr>
         <w:pStyle w:val="Text A"/>
-        <w:rPr>
-          <w:lang w:val="de-DE"/>
-        </w:rPr>
-      </w:pPr>
-      <w:r>
-        <w:rPr>
-          <w:rtl w:val="0"/>
-          <w:lang w:val="de-DE"/>
+      </w:pPr>
+      <w:r>
+        <w:rPr>
+          <w:rtl w:val="0"/>
         </w:rPr>
         <w:t xml:space="preserve">  border-radius: 16px;</w:t>
       </w:r>
@@ -798,7 +692,6 @@
       <w:r>
         <w:rPr>
           <w:rtl w:val="0"/>
-          <w:lang w:val="en-US"/>
         </w:rPr>
         <w:t xml:space="preserve">  box-shadow: 0 8px 24px rgba(0,0,0,0.08);</w:t>
       </w:r>
@@ -810,7 +703,6 @@
       <w:r>
         <w:rPr>
           <w:rtl w:val="0"/>
-          <w:lang w:val="en-US"/>
         </w:rPr>
         <w:t xml:space="preserve">  transition: transform 0.3s ease;</w:t>
       </w:r>
@@ -822,7 +714,6 @@
       <w:r>
         <w:rPr>
           <w:rtl w:val="0"/>
-          <w:lang w:val="en-US"/>
         </w:rPr>
         <w:t>}</w:t>
       </w:r>
@@ -839,7 +730,6 @@
       <w:r>
         <w:rPr>
           <w:rtl w:val="0"/>
-          <w:lang w:val="en-US"/>
         </w:rPr>
         <w:t>.flex-row img:hover {</w:t>
       </w:r>
@@ -847,14 +737,10 @@
     <w:p>
       <w:pPr>
         <w:pStyle w:val="Text A"/>
-        <w:rPr>
-          <w:lang w:val="it-IT"/>
-        </w:rPr>
-      </w:pPr>
-      <w:r>
-        <w:rPr>
-          <w:rtl w:val="0"/>
-          <w:lang w:val="it-IT"/>
+      </w:pPr>
+      <w:r>
+        <w:rPr>
+          <w:rtl w:val="0"/>
         </w:rPr>
         <w:t xml:space="preserve">  transform: scale(1.03);</w:t>
       </w:r>
@@ -866,7 +752,6 @@
       <w:r>
         <w:rPr>
           <w:rtl w:val="0"/>
-          <w:lang w:val="en-US"/>
         </w:rPr>
         <w:t>}</w:t>
       </w:r>
@@ -883,7 +768,6 @@
       <w:r>
         <w:rPr>
           <w:rtl w:val="0"/>
-          <w:lang w:val="en-US"/>
         </w:rPr>
         <w:t>.text-block {</w:t>
       </w:r>
@@ -895,7 +779,6 @@
       <w:r>
         <w:rPr>
           <w:rtl w:val="0"/>
-          <w:lang w:val="en-US"/>
         </w:rPr>
         <w:t xml:space="preserve">  font-size: 16px;</w:t>
       </w:r>
@@ -907,7 +790,6 @@
       <w:r>
         <w:rPr>
           <w:rtl w:val="0"/>
-          <w:lang w:val="en-US"/>
         </w:rPr>
         <w:t xml:space="preserve">  color: #555;</w:t>
       </w:r>
@@ -919,7 +801,6 @@
       <w:r>
         <w:rPr>
           <w:rtl w:val="0"/>
-          <w:lang w:val="en-US"/>
         </w:rPr>
         <w:t xml:space="preserve">  line-height: 1.6;</w:t>
       </w:r>
@@ -931,7 +812,6 @@
       <w:r>
         <w:rPr>
           <w:rtl w:val="0"/>
-          <w:lang w:val="en-US"/>
         </w:rPr>
         <w:t xml:space="preserve">  margin-top: 12px;</w:t>
       </w:r>
@@ -943,7 +823,6 @@
       <w:r>
         <w:rPr>
           <w:rtl w:val="0"/>
-          <w:lang w:val="en-US"/>
         </w:rPr>
         <w:t>}</w:t>
       </w:r>
@@ -960,7 +839,6 @@
       <w:r>
         <w:rPr>
           <w:rtl w:val="0"/>
-          <w:lang w:val="en-US"/>
         </w:rPr>
         <w:t>.card-table {</w:t>
       </w:r>
@@ -972,7 +850,6 @@
       <w:r>
         <w:rPr>
           <w:rtl w:val="0"/>
-          <w:lang w:val="en-US"/>
         </w:rPr>
         <w:t xml:space="preserve">  background: #fff;</w:t>
       </w:r>
@@ -980,14 +857,10 @@
     <w:p>
       <w:pPr>
         <w:pStyle w:val="Text A"/>
-        <w:rPr>
-          <w:lang w:val="de-DE"/>
-        </w:rPr>
-      </w:pPr>
-      <w:r>
-        <w:rPr>
-          <w:rtl w:val="0"/>
-          <w:lang w:val="de-DE"/>
+      </w:pPr>
+      <w:r>
+        <w:rPr>
+          <w:rtl w:val="0"/>
         </w:rPr>
         <w:t xml:space="preserve">  border-radius: 16px;</w:t>
       </w:r>
@@ -999,7 +872,6 @@
       <w:r>
         <w:rPr>
           <w:rtl w:val="0"/>
-          <w:lang w:val="en-US"/>
         </w:rPr>
         <w:t xml:space="preserve">  box-shadow: 0 8px 24px rgba(0,0,0,0.06);</w:t>
       </w:r>
@@ -1011,7 +883,6 @@
       <w:r>
         <w:rPr>
           <w:rtl w:val="0"/>
-          <w:lang w:val="en-US"/>
         </w:rPr>
         <w:t xml:space="preserve">  padding: 16px;</w:t>
       </w:r>
@@ -1023,7 +894,6 @@
       <w:r>
         <w:rPr>
           <w:rtl w:val="0"/>
-          <w:lang w:val="en-US"/>
         </w:rPr>
         <w:t xml:space="preserve">  margin-top: 16px;</w:t>
       </w:r>
@@ -1035,7 +905,6 @@
       <w:r>
         <w:rPr>
           <w:rtl w:val="0"/>
-          <w:lang w:val="en-US"/>
         </w:rPr>
         <w:t>}</w:t>
       </w:r>
@@ -1052,7 +921,6 @@
       <w:r>
         <w:rPr>
           <w:rtl w:val="0"/>
-          <w:lang w:val="en-US"/>
         </w:rPr>
         <w:t>.card-table table {</w:t>
       </w:r>
@@ -1060,14 +928,10 @@
     <w:p>
       <w:pPr>
         <w:pStyle w:val="Text A"/>
-        <w:rPr>
-          <w:lang w:val="de-DE"/>
-        </w:rPr>
-      </w:pPr>
-      <w:r>
-        <w:rPr>
-          <w:rtl w:val="0"/>
-          <w:lang w:val="de-DE"/>
+      </w:pPr>
+      <w:r>
+        <w:rPr>
+          <w:rtl w:val="0"/>
         </w:rPr>
         <w:t xml:space="preserve">  width: 100%;</w:t>
       </w:r>
@@ -1079,7 +943,6 @@
       <w:r>
         <w:rPr>
           <w:rtl w:val="0"/>
-          <w:lang w:val="en-US"/>
         </w:rPr>
         <w:t xml:space="preserve">  border-collapse: collapse;</w:t>
       </w:r>
@@ -1091,7 +954,6 @@
       <w:r>
         <w:rPr>
           <w:rtl w:val="0"/>
-          <w:lang w:val="en-US"/>
         </w:rPr>
         <w:t xml:space="preserve">  font-size: 15px;</w:t>
       </w:r>
@@ -1103,7 +965,6 @@
       <w:r>
         <w:rPr>
           <w:rtl w:val="0"/>
-          <w:lang w:val="en-US"/>
         </w:rPr>
         <w:t>}</w:t>
       </w:r>
@@ -1120,7 +981,6 @@
       <w:r>
         <w:rPr>
           <w:rtl w:val="0"/>
-          <w:lang w:val="en-US"/>
         </w:rPr>
         <w:t>.card-table th, .card-table td {</w:t>
       </w:r>
@@ -1132,7 +992,6 @@
       <w:r>
         <w:rPr>
           <w:rtl w:val="0"/>
-          <w:lang w:val="en-US"/>
         </w:rPr>
         <w:t xml:space="preserve">  padding: 10px;</w:t>
       </w:r>
@@ -1144,7 +1003,6 @@
       <w:r>
         <w:rPr>
           <w:rtl w:val="0"/>
-          <w:lang w:val="en-US"/>
         </w:rPr>
         <w:t xml:space="preserve">  text-align: left;</w:t>
       </w:r>
@@ -1156,7 +1014,6 @@
       <w:r>
         <w:rPr>
           <w:rtl w:val="0"/>
-          <w:lang w:val="en-US"/>
         </w:rPr>
         <w:t>}</w:t>
       </w:r>
@@ -1173,7 +1030,6 @@
       <w:r>
         <w:rPr>
           <w:rtl w:val="0"/>
-          <w:lang w:val="en-US"/>
         </w:rPr>
         <w:t>.card-table th {</w:t>
       </w:r>
@@ -1185,7 +1041,6 @@
       <w:r>
         <w:rPr>
           <w:rtl w:val="0"/>
-          <w:lang w:val="en-US"/>
         </w:rPr>
         <w:t xml:space="preserve">  background-color: #f0f0f0;</w:t>
       </w:r>
@@ -1197,7 +1052,6 @@
       <w:r>
         <w:rPr>
           <w:rtl w:val="0"/>
-          <w:lang w:val="en-US"/>
         </w:rPr>
         <w:t xml:space="preserve">  border-bottom: 1px solid #ddd;</w:t>
       </w:r>
@@ -1209,7 +1063,6 @@
       <w:r>
         <w:rPr>
           <w:rtl w:val="0"/>
-          <w:lang w:val="en-US"/>
         </w:rPr>
         <w:t>}</w:t>
       </w:r>
@@ -1226,7 +1079,6 @@
       <w:r>
         <w:rPr>
           <w:rtl w:val="0"/>
-          <w:lang w:val="en-US"/>
         </w:rPr>
         <w:t>.card-table td {</w:t>
       </w:r>
@@ -1238,7 +1090,6 @@
       <w:r>
         <w:rPr>
           <w:rtl w:val="0"/>
-          <w:lang w:val="en-US"/>
         </w:rPr>
         <w:t xml:space="preserve">  border-bottom: 1px solid #eee;</w:t>
       </w:r>
@@ -1250,7 +1101,6 @@
       <w:r>
         <w:rPr>
           <w:rtl w:val="0"/>
-          <w:lang w:val="en-US"/>
         </w:rPr>
         <w:t>}</w:t>
       </w:r>
@@ -1267,7 +1117,6 @@
       <w:r>
         <w:rPr>
           <w:rtl w:val="0"/>
-          <w:lang w:val="en-US"/>
         </w:rPr>
         <w:t>ul {</w:t>
       </w:r>
@@ -1279,7 +1128,6 @@
       <w:r>
         <w:rPr>
           <w:rtl w:val="0"/>
-          <w:lang w:val="en-US"/>
         </w:rPr>
         <w:t xml:space="preserve">  padding-left: 20px;</w:t>
       </w:r>
@@ -1291,7 +1139,6 @@
       <w:r>
         <w:rPr>
           <w:rtl w:val="0"/>
-          <w:lang w:val="en-US"/>
         </w:rPr>
         <w:t xml:space="preserve">  line-height: 1.5;</w:t>
       </w:r>
@@ -1303,7 +1150,6 @@
       <w:r>
         <w:rPr>
           <w:rtl w:val="0"/>
-          <w:lang w:val="en-US"/>
         </w:rPr>
         <w:t xml:space="preserve">  margin: 8px 0;</w:t>
       </w:r>
@@ -1315,7 +1161,6 @@
       <w:r>
         <w:rPr>
           <w:rtl w:val="0"/>
-          <w:lang w:val="en-US"/>
         </w:rPr>
         <w:t>}</w:t>
       </w:r>
@@ -1332,7 +1177,6 @@
       <w:r>
         <w:rPr>
           <w:rtl w:val="0"/>
-          <w:lang w:val="en-US"/>
         </w:rPr>
         <w:t>.video-block {</w:t>
       </w:r>
@@ -1344,7 +1188,6 @@
       <w:r>
         <w:rPr>
           <w:rtl w:val="0"/>
-          <w:lang w:val="en-US"/>
         </w:rPr>
         <w:t xml:space="preserve">  position: relative;</w:t>
       </w:r>
@@ -1352,14 +1195,10 @@
     <w:p>
       <w:pPr>
         <w:pStyle w:val="Text A"/>
-        <w:rPr>
-          <w:lang w:val="it-IT"/>
-        </w:rPr>
-      </w:pPr>
-      <w:r>
-        <w:rPr>
-          <w:rtl w:val="0"/>
-          <w:lang w:val="it-IT"/>
+      </w:pPr>
+      <w:r>
+        <w:rPr>
+          <w:rtl w:val="0"/>
         </w:rPr>
         <w:t xml:space="preserve">  padding-bottom: 56.25%;</w:t>
       </w:r>
@@ -1371,7 +1210,6 @@
       <w:r>
         <w:rPr>
           <w:rtl w:val="0"/>
-          <w:lang w:val="en-US"/>
         </w:rPr>
         <w:t xml:space="preserve">  height: 0;</w:t>
       </w:r>
@@ -1383,7 +1221,6 @@
       <w:r>
         <w:rPr>
           <w:rtl w:val="0"/>
-          <w:lang w:val="en-US"/>
         </w:rPr>
         <w:t xml:space="preserve">  overflow: hidden;</w:t>
       </w:r>
@@ -1391,14 +1228,10 @@
     <w:p>
       <w:pPr>
         <w:pStyle w:val="Text A"/>
-        <w:rPr>
-          <w:lang w:val="de-DE"/>
-        </w:rPr>
-      </w:pPr>
-      <w:r>
-        <w:rPr>
-          <w:rtl w:val="0"/>
-          <w:lang w:val="de-DE"/>
+      </w:pPr>
+      <w:r>
+        <w:rPr>
+          <w:rtl w:val="0"/>
         </w:rPr>
         <w:t xml:space="preserve">  border-radius: 16px;</w:t>
       </w:r>
@@ -1406,14 +1239,10 @@
     <w:p>
       <w:pPr>
         <w:pStyle w:val="Text A"/>
-        <w:rPr>
-          <w:lang w:val="it-IT"/>
-        </w:rPr>
-      </w:pPr>
-      <w:r>
-        <w:rPr>
-          <w:rtl w:val="0"/>
-          <w:lang w:val="it-IT"/>
+      </w:pPr>
+      <w:r>
+        <w:rPr>
+          <w:rtl w:val="0"/>
         </w:rPr>
         <w:t xml:space="preserve">  margin-top: 24px;</w:t>
       </w:r>
@@ -1425,7 +1254,6 @@
       <w:r>
         <w:rPr>
           <w:rtl w:val="0"/>
-          <w:lang w:val="en-US"/>
         </w:rPr>
         <w:t>}</w:t>
       </w:r>
@@ -1438,14 +1266,10 @@
     <w:p>
       <w:pPr>
         <w:pStyle w:val="Text A"/>
-        <w:rPr>
-          <w:lang w:val="sv-SE"/>
-        </w:rPr>
-      </w:pPr>
-      <w:r>
-        <w:rPr>
-          <w:rtl w:val="0"/>
-          <w:lang w:val="sv-SE"/>
+      </w:pPr>
+      <w:r>
+        <w:rPr>
+          <w:rtl w:val="0"/>
         </w:rPr>
         <w:t>.video-block iframe {</w:t>
       </w:r>
@@ -1453,14 +1277,10 @@
     <w:p>
       <w:pPr>
         <w:pStyle w:val="Text A"/>
-        <w:rPr>
-          <w:lang w:val="it-IT"/>
-        </w:rPr>
-      </w:pPr>
-      <w:r>
-        <w:rPr>
-          <w:rtl w:val="0"/>
-          <w:lang w:val="it-IT"/>
+      </w:pPr>
+      <w:r>
+        <w:rPr>
+          <w:rtl w:val="0"/>
         </w:rPr>
         <w:t xml:space="preserve">  position: absolute;</w:t>
       </w:r>
@@ -1472,7 +1292,6 @@
       <w:r>
         <w:rPr>
           <w:rtl w:val="0"/>
-          <w:lang w:val="en-US"/>
         </w:rPr>
         <w:t xml:space="preserve">  top: 0;</w:t>
       </w:r>
@@ -1484,7 +1303,6 @@
       <w:r>
         <w:rPr>
           <w:rtl w:val="0"/>
-          <w:lang w:val="en-US"/>
         </w:rPr>
         <w:t xml:space="preserve">  left: 0;</w:t>
       </w:r>
@@ -1492,14 +1310,10 @@
     <w:p>
       <w:pPr>
         <w:pStyle w:val="Text A"/>
-        <w:rPr>
-          <w:lang w:val="de-DE"/>
-        </w:rPr>
-      </w:pPr>
-      <w:r>
-        <w:rPr>
-          <w:rtl w:val="0"/>
-          <w:lang w:val="de-DE"/>
+      </w:pPr>
+      <w:r>
+        <w:rPr>
+          <w:rtl w:val="0"/>
         </w:rPr>
         <w:t xml:space="preserve">  width: 100%;</w:t>
       </w:r>
@@ -1511,7 +1325,6 @@
       <w:r>
         <w:rPr>
           <w:rtl w:val="0"/>
-          <w:lang w:val="en-US"/>
         </w:rPr>
         <w:t xml:space="preserve">  height: 100%;</w:t>
       </w:r>
@@ -1519,14 +1332,10 @@
     <w:p>
       <w:pPr>
         <w:pStyle w:val="Text A"/>
-        <w:rPr>
-          <w:lang w:val="de-DE"/>
-        </w:rPr>
-      </w:pPr>
-      <w:r>
-        <w:rPr>
-          <w:rtl w:val="0"/>
-          <w:lang w:val="de-DE"/>
+      </w:pPr>
+      <w:r>
+        <w:rPr>
+          <w:rtl w:val="0"/>
         </w:rPr>
         <w:t xml:space="preserve">  border-radius: 16px;</w:t>
       </w:r>
@@ -1538,7 +1347,6 @@
       <w:r>
         <w:rPr>
           <w:rtl w:val="0"/>
-          <w:lang w:val="en-US"/>
         </w:rPr>
         <w:t>}</w:t>
       </w:r>
@@ -1551,14 +1359,10 @@
     <w:p>
       <w:pPr>
         <w:pStyle w:val="Text A"/>
-        <w:rPr>
-          <w:lang w:val="de-DE"/>
-        </w:rPr>
-      </w:pPr>
-      <w:r>
-        <w:rPr>
-          <w:rtl w:val="0"/>
-          <w:lang w:val="de-DE"/>
+      </w:pPr>
+      <w:r>
+        <w:rPr>
+          <w:rtl w:val="0"/>
         </w:rPr>
         <w:t>hr {</w:t>
       </w:r>
@@ -1570,7 +1374,6 @@
       <w:r>
         <w:rPr>
           <w:rtl w:val="0"/>
-          <w:lang w:val="en-US"/>
         </w:rPr>
         <w:t xml:space="preserve">  border: none;</w:t>
       </w:r>
@@ -1582,7 +1385,6 @@
       <w:r>
         <w:rPr>
           <w:rtl w:val="0"/>
-          <w:lang w:val="en-US"/>
         </w:rPr>
         <w:t xml:space="preserve">  height: 1px;</w:t>
       </w:r>
@@ -1594,7 +1396,6 @@
       <w:r>
         <w:rPr>
           <w:rtl w:val="0"/>
-          <w:lang w:val="en-US"/>
         </w:rPr>
         <w:t xml:space="preserve">  background: linear-gradient(to right, transparent, #ccc, transparent);</w:t>
       </w:r>
@@ -1606,7 +1407,6 @@
       <w:r>
         <w:rPr>
           <w:rtl w:val="0"/>
-          <w:lang w:val="en-US"/>
         </w:rPr>
         <w:t xml:space="preserve">  margin: 40px 0;</w:t>
       </w:r>
@@ -1618,7 +1418,6 @@
       <w:r>
         <w:rPr>
           <w:rtl w:val="0"/>
-          <w:lang w:val="en-US"/>
         </w:rPr>
         <w:t>}</w:t>
       </w:r>
@@ -1630,7 +1429,6 @@
       <w:r>
         <w:rPr>
           <w:rtl w:val="0"/>
-          <w:lang w:val="en-US"/>
         </w:rPr>
         <w:t>--&gt;&lt;/style&gt;</w:t>
       </w:r>
@@ -1647,27 +1445,6 @@
       <w:r>
         <w:rPr>
           <w:rtl w:val="0"/>
-          <w:lang w:val="en-US"/>
-        </w:rPr>
-        <w:t>&lt;!-- ===================== UNIVERSAL PRODUCT TEMPLATE ===================== --&gt;</w:t>
-      </w:r>
-    </w:p>
-    <w:p>
-      <w:pPr>
-        <w:pStyle w:val="Text A"/>
-      </w:pPr>
-    </w:p>
-    <w:p>
-      <w:pPr>
-        <w:pStyle w:val="Text A"/>
-        <w:rPr>
-          <w:lang w:val="de-DE"/>
-        </w:rPr>
-      </w:pPr>
-      <w:r>
-        <w:rPr>
-          <w:rtl w:val="0"/>
-          <w:lang w:val="de-DE"/>
         </w:rPr>
         <w:t>&lt;!-- HERO --&gt;</w:t>
       </w:r>
@@ -1679,7 +1456,6 @@
       <w:r>
         <w:rPr>
           <w:rtl w:val="0"/>
-          <w:lang w:val="en-US"/>
         </w:rPr>
         <w:t>&lt;div class="hero"&gt;</w:t>
       </w:r>
@@ -1691,7 +1467,6 @@
       <w:r>
         <w:rPr>
           <w:rtl w:val="0"/>
-          <w:lang w:val="en-US"/>
         </w:rPr>
         <w:t>&lt;h1&gt;{nazev_produktu}&lt;/h1&gt;</w:t>
       </w:r>
@@ -1703,7 +1478,6 @@
       <w:r>
         <w:rPr>
           <w:rtl w:val="0"/>
-          <w:lang w:val="en-US"/>
         </w:rPr>
         <w:t>&lt;p&gt;{strucny_popis_produktu}&lt;/p&gt;</w:t>
       </w:r>
@@ -1715,7 +1489,6 @@
       <w:r>
         <w:rPr>
           <w:rtl w:val="0"/>
-          <w:lang w:val="en-US"/>
         </w:rPr>
         <w:t>&lt;/div&gt;</w:t>
       </w:r>
@@ -1732,7 +1505,6 @@
       <w:r>
         <w:rPr>
           <w:rtl w:val="0"/>
-          <w:lang w:val="en-US"/>
         </w:rPr>
         <w:t>&lt;!-- INTRO + IMAGE --&gt;</w:t>
       </w:r>
@@ -1744,7 +1516,6 @@
       <w:r>
         <w:rPr>
           <w:rtl w:val="0"/>
-          <w:lang w:val="en-US"/>
         </w:rPr>
         <w:t>&lt;div class="section flex-row"&gt;</w:t>
       </w:r>
@@ -1756,7 +1527,6 @@
       <w:r>
         <w:rPr>
           <w:rtl w:val="0"/>
-          <w:lang w:val="en-US"/>
         </w:rPr>
         <w:t>&lt;div style="flex: 1; min-width: 280px;"&gt;</w:t>
       </w:r>
@@ -1768,19 +1538,17 @@
       <w:r>
         <w:rPr>
           <w:rtl w:val="0"/>
-          <w:lang w:val="en-US"/>
-        </w:rPr>
-        <w:t>&lt;p&gt;&lt;strong&gt;{nazev_produktu}&lt;/strong&gt; is a {typ_produktu} suitable for &lt;em&gt;{doporucene_pouziti}&lt;/em&gt;. {hlavni_vlastnosti}.&lt;/p&gt;</w:t>
-      </w:r>
-    </w:p>
-    <w:p>
-      <w:pPr>
-        <w:pStyle w:val="Text A"/>
-      </w:pPr>
-      <w:r>
-        <w:rPr>
-          <w:rtl w:val="0"/>
-          <w:lang w:val="en-US"/>
+        </w:rPr>
+        <w:t>&lt;p&gt;&lt;strong&gt;{nazev_produktu}&lt;/strong&gt; is a {typ_produktu} suitable for &lt;em&gt;{doporucene_pouziti}&lt;/em&gt;. &lt;em&gt;{hlavni_vlastnosti}.&lt;/em&gt; &lt;em&gt;{konkretni_aplikace}.&lt;/em&gt;&lt;/p&gt;</w:t>
+      </w:r>
+    </w:p>
+    <w:p>
+      <w:pPr>
+        <w:pStyle w:val="Text A"/>
+      </w:pPr>
+      <w:r>
+        <w:rPr>
+          <w:rtl w:val="0"/>
         </w:rPr>
         <w:t>&lt;/div&gt;</w:t>
       </w:r>
@@ -1792,32 +1560,17 @@
       <w:r>
         <w:rPr>
           <w:rtl w:val="0"/>
-          <w:lang w:val="en-US"/>
-        </w:rPr>
-        <w:t>&lt;img src="{</w:t>
-      </w:r>
-      <w:r>
-        <w:rPr>
-          <w:rtl w:val="0"/>
-        </w:rPr>
-        <w:t>img1_src</w:t>
-      </w:r>
-      <w:r>
-        <w:rPr>
-          <w:rtl w:val="0"/>
-          <w:lang w:val="en-US"/>
-        </w:rPr>
-        <w:t>}" alt="{nazev_produktu}" width="250" height="auto" /&gt;</w:t>
-      </w:r>
-    </w:p>
-    <w:p>
-      <w:pPr>
-        <w:pStyle w:val="Text A"/>
-      </w:pPr>
-      <w:r>
-        <w:rPr>
-          <w:rtl w:val="0"/>
-          <w:lang w:val="en-US"/>
+        </w:rPr>
+        <w:t>&lt;img src="{img1_src}" alt="{nazev_produktu}" width="250" height="auto" /&gt;</w:t>
+      </w:r>
+    </w:p>
+    <w:p>
+      <w:pPr>
+        <w:pStyle w:val="Text A"/>
+      </w:pPr>
+      <w:r>
+        <w:rPr>
+          <w:rtl w:val="0"/>
         </w:rPr>
         <w:t>&lt;/div&gt;</w:t>
       </w:r>
@@ -1834,19 +1587,17 @@
       <w:r>
         <w:rPr>
           <w:rtl w:val="0"/>
-          <w:lang w:val="en-US"/>
-        </w:rPr>
-        <w:t>&lt;!-- ABOUT PRODUCT --&gt;</w:t>
-      </w:r>
-    </w:p>
-    <w:p>
-      <w:pPr>
-        <w:pStyle w:val="Text A"/>
-      </w:pPr>
-      <w:r>
-        <w:rPr>
-          <w:rtl w:val="0"/>
-          <w:lang w:val="en-US"/>
+        </w:rPr>
+        <w:t>&lt;!-- ABOUT --&gt;</w:t>
+      </w:r>
+    </w:p>
+    <w:p>
+      <w:pPr>
+        <w:pStyle w:val="Text A"/>
+      </w:pPr>
+      <w:r>
+        <w:rPr>
+          <w:rtl w:val="0"/>
         </w:rPr>
         <w:t>&lt;div class="section"&gt;</w:t>
       </w:r>
@@ -1858,7 +1609,6 @@
       <w:r>
         <w:rPr>
           <w:rtl w:val="0"/>
-          <w:lang w:val="en-US"/>
         </w:rPr>
         <w:t>&lt;h2&gt;About the product&lt;/h2&gt;</w:t>
       </w:r>
@@ -1870,7 +1620,6 @@
       <w:r>
         <w:rPr>
           <w:rtl w:val="0"/>
-          <w:lang w:val="en-US"/>
         </w:rPr>
         <w:t>&lt;div class="text-block"&gt;</w:t>
       </w:r>
@@ -1882,7 +1631,6 @@
       <w:r>
         <w:rPr>
           <w:rtl w:val="0"/>
-          <w:lang w:val="en-US"/>
         </w:rPr>
         <w:t>&lt;p&gt;{podrobnejsi_popis_produktu}&lt;/p&gt;</w:t>
       </w:r>
@@ -1894,7 +1642,6 @@
       <w:r>
         <w:rPr>
           <w:rtl w:val="0"/>
-          <w:lang w:val="en-US"/>
         </w:rPr>
         <w:t>&lt;/div&gt;</w:t>
       </w:r>
@@ -1906,7 +1653,6 @@
       <w:r>
         <w:rPr>
           <w:rtl w:val="0"/>
-          <w:lang w:val="en-US"/>
         </w:rPr>
         <w:t>&lt;/div&gt;</w:t>
       </w:r>
@@ -1923,7 +1669,6 @@
       <w:r>
         <w:rPr>
           <w:rtl w:val="0"/>
-          <w:lang w:val="en-US"/>
         </w:rPr>
         <w:t>&lt;!-- CATEGORY --&gt;</w:t>
       </w:r>
@@ -1935,7 +1680,6 @@
       <w:r>
         <w:rPr>
           <w:rtl w:val="0"/>
-          <w:lang w:val="en-US"/>
         </w:rPr>
         <w:t>&lt;div class="section"&gt;</w:t>
       </w:r>
@@ -1947,7 +1691,6 @@
       <w:r>
         <w:rPr>
           <w:rtl w:val="0"/>
-          <w:lang w:val="en-US"/>
         </w:rPr>
         <w:t>&lt;h2&gt;Where does it belong?&lt;/h2&gt;</w:t>
       </w:r>
@@ -1959,7 +1702,6 @@
       <w:r>
         <w:rPr>
           <w:rtl w:val="0"/>
-          <w:lang w:val="en-US"/>
         </w:rPr>
         <w:t>&lt;div class="text-block"&gt;</w:t>
       </w:r>
@@ -1971,7 +1713,6 @@
       <w:r>
         <w:rPr>
           <w:rtl w:val="0"/>
-          <w:lang w:val="en-US"/>
         </w:rPr>
         <w:t>&lt;p&gt;{zarazeni_produktu_a_rada}&lt;/p&gt;</w:t>
       </w:r>
@@ -1983,7 +1724,6 @@
       <w:r>
         <w:rPr>
           <w:rtl w:val="0"/>
-          <w:lang w:val="en-US"/>
         </w:rPr>
         <w:t>&lt;/div&gt;</w:t>
       </w:r>
@@ -1995,7 +1735,6 @@
       <w:r>
         <w:rPr>
           <w:rtl w:val="0"/>
-          <w:lang w:val="en-US"/>
         </w:rPr>
         <w:t>&lt;/div&gt;</w:t>
       </w:r>
@@ -2012,7 +1751,6 @@
       <w:r>
         <w:rPr>
           <w:rtl w:val="0"/>
-          <w:lang w:val="en-US"/>
         </w:rPr>
         <w:t>&lt;!-- FEATURES --&gt;</w:t>
       </w:r>
@@ -2024,7 +1762,6 @@
       <w:r>
         <w:rPr>
           <w:rtl w:val="0"/>
-          <w:lang w:val="en-US"/>
         </w:rPr>
         <w:t>&lt;div class="section"&gt;</w:t>
       </w:r>
@@ -2036,7 +1773,6 @@
       <w:r>
         <w:rPr>
           <w:rtl w:val="0"/>
-          <w:lang w:val="en-US"/>
         </w:rPr>
         <w:t>&lt;h2&gt;Features&lt;/h2&gt;</w:t>
       </w:r>
@@ -2048,7 +1784,6 @@
       <w:r>
         <w:rPr>
           <w:rtl w:val="0"/>
-          <w:lang w:val="en-US"/>
         </w:rPr>
         <w:t>&lt;ul&gt;</w:t>
       </w:r>
@@ -2060,7 +1795,6 @@
       <w:r>
         <w:rPr>
           <w:rtl w:val="0"/>
-          <w:lang w:val="en-US"/>
         </w:rPr>
         <w:t>&lt;li&gt;{vlastnost_1}&lt;/li&gt;</w:t>
       </w:r>
@@ -2072,7 +1806,6 @@
       <w:r>
         <w:rPr>
           <w:rtl w:val="0"/>
-          <w:lang w:val="en-US"/>
         </w:rPr>
         <w:t>&lt;li&gt;{vlastnost_2}&lt;/li&gt;</w:t>
       </w:r>
@@ -2084,7 +1817,6 @@
       <w:r>
         <w:rPr>
           <w:rtl w:val="0"/>
-          <w:lang w:val="en-US"/>
         </w:rPr>
         <w:t>&lt;li&gt;{vlastnost_3}&lt;/li&gt;</w:t>
       </w:r>
@@ -2096,7 +1828,6 @@
       <w:r>
         <w:rPr>
           <w:rtl w:val="0"/>
-          <w:lang w:val="en-US"/>
         </w:rPr>
         <w:t>&lt;/ul&gt;</w:t>
       </w:r>
@@ -2108,7 +1839,6 @@
       <w:r>
         <w:rPr>
           <w:rtl w:val="0"/>
-          <w:lang w:val="en-US"/>
         </w:rPr>
         <w:t>&lt;/div&gt;</w:t>
       </w:r>
@@ -2125,7 +1855,6 @@
       <w:r>
         <w:rPr>
           <w:rtl w:val="0"/>
-          <w:lang w:val="en-US"/>
         </w:rPr>
         <w:t>&lt;!-- TIPS --&gt;</w:t>
       </w:r>
@@ -2137,7 +1866,6 @@
       <w:r>
         <w:rPr>
           <w:rtl w:val="0"/>
-          <w:lang w:val="en-US"/>
         </w:rPr>
         <w:t>&lt;div class="section"&gt;</w:t>
       </w:r>
@@ -2149,19 +1877,17 @@
       <w:r>
         <w:rPr>
           <w:rtl w:val="0"/>
-          <w:lang w:val="en-US"/>
-        </w:rPr>
-        <w:t>&lt;h2&gt;Tips &amp; tricks&lt;/h2&gt;</w:t>
-      </w:r>
-    </w:p>
-    <w:p>
-      <w:pPr>
-        <w:pStyle w:val="Text A"/>
-      </w:pPr>
-      <w:r>
-        <w:rPr>
-          <w:rtl w:val="0"/>
-          <w:lang w:val="en-US"/>
+        </w:rPr>
+        <w:t>&lt;h2&gt;Tips and tricks&lt;/h2&gt;</w:t>
+      </w:r>
+    </w:p>
+    <w:p>
+      <w:pPr>
+        <w:pStyle w:val="Text A"/>
+      </w:pPr>
+      <w:r>
+        <w:rPr>
+          <w:rtl w:val="0"/>
         </w:rPr>
         <w:t>&lt;div class="card-table"&gt;</w:t>
       </w:r>
@@ -2173,7 +1899,6 @@
       <w:r>
         <w:rPr>
           <w:rtl w:val="0"/>
-          <w:lang w:val="en-US"/>
         </w:rPr>
         <w:t>&lt;table&gt;</w:t>
       </w:r>
@@ -2185,7 +1910,6 @@
       <w:r>
         <w:rPr>
           <w:rtl w:val="0"/>
-          <w:lang w:val="en-US"/>
         </w:rPr>
         <w:t>&lt;tbody&gt;</w:t>
       </w:r>
@@ -2197,7 +1921,6 @@
       <w:r>
         <w:rPr>
           <w:rtl w:val="0"/>
-          <w:lang w:val="en-US"/>
         </w:rPr>
         <w:t>&lt;tr&gt;</w:t>
       </w:r>
@@ -2209,7 +1932,6 @@
       <w:r>
         <w:rPr>
           <w:rtl w:val="0"/>
-          <w:lang w:val="en-US"/>
         </w:rPr>
         <w:t>&lt;th&gt;Category&lt;/th&gt;</w:t>
       </w:r>
@@ -2221,7 +1943,6 @@
       <w:r>
         <w:rPr>
           <w:rtl w:val="0"/>
-          <w:lang w:val="en-US"/>
         </w:rPr>
         <w:t>&lt;th&gt;Description&lt;/th&gt;</w:t>
       </w:r>
@@ -2233,7 +1954,6 @@
       <w:r>
         <w:rPr>
           <w:rtl w:val="0"/>
-          <w:lang w:val="en-US"/>
         </w:rPr>
         <w:t>&lt;/tr&gt;</w:t>
       </w:r>
@@ -2245,7 +1965,6 @@
       <w:r>
         <w:rPr>
           <w:rtl w:val="0"/>
-          <w:lang w:val="en-US"/>
         </w:rPr>
         <w:t>&lt;tr&gt;</w:t>
       </w:r>
@@ -2257,19 +1976,17 @@
       <w:r>
         <w:rPr>
           <w:rtl w:val="0"/>
-          <w:lang w:val="en-US"/>
-        </w:rPr>
-        <w:t>&lt;td&gt;Usage&lt;/td&gt;</w:t>
-      </w:r>
-    </w:p>
-    <w:p>
-      <w:pPr>
-        <w:pStyle w:val="Text A"/>
-      </w:pPr>
-      <w:r>
-        <w:rPr>
-          <w:rtl w:val="0"/>
-          <w:lang w:val="en-US"/>
+        </w:rPr>
+        <w:t>&lt;td&gt;Use&lt;/td&gt;</w:t>
+      </w:r>
+    </w:p>
+    <w:p>
+      <w:pPr>
+        <w:pStyle w:val="Text A"/>
+      </w:pPr>
+      <w:r>
+        <w:rPr>
+          <w:rtl w:val="0"/>
         </w:rPr>
         <w:t>&lt;td&gt;{doporucene_pouziti_tabulka}&lt;/td&gt;</w:t>
       </w:r>
@@ -2281,7 +1998,6 @@
       <w:r>
         <w:rPr>
           <w:rtl w:val="0"/>
-          <w:lang w:val="en-US"/>
         </w:rPr>
         <w:t>&lt;/tr&gt;</w:t>
       </w:r>
@@ -2293,7 +2009,6 @@
       <w:r>
         <w:rPr>
           <w:rtl w:val="0"/>
-          <w:lang w:val="en-US"/>
         </w:rPr>
         <w:t>&lt;tr&gt;</w:t>
       </w:r>
@@ -2305,7 +2020,6 @@
       <w:r>
         <w:rPr>
           <w:rtl w:val="0"/>
-          <w:lang w:val="en-US"/>
         </w:rPr>
         <w:t>&lt;td&gt;Advantages&lt;/td&gt;</w:t>
       </w:r>
@@ -2317,7 +2031,6 @@
       <w:r>
         <w:rPr>
           <w:rtl w:val="0"/>
-          <w:lang w:val="en-US"/>
         </w:rPr>
         <w:t>&lt;td&gt;{vyhody}&lt;/td&gt;</w:t>
       </w:r>
@@ -2329,7 +2042,6 @@
       <w:r>
         <w:rPr>
           <w:rtl w:val="0"/>
-          <w:lang w:val="en-US"/>
         </w:rPr>
         <w:t>&lt;/tr&gt;</w:t>
       </w:r>
@@ -2341,7 +2053,6 @@
       <w:r>
         <w:rPr>
           <w:rtl w:val="0"/>
-          <w:lang w:val="en-US"/>
         </w:rPr>
         <w:t>&lt;tr&gt;</w:t>
       </w:r>
@@ -2353,7 +2064,6 @@
       <w:r>
         <w:rPr>
           <w:rtl w:val="0"/>
-          <w:lang w:val="en-US"/>
         </w:rPr>
         <w:t>&lt;td&gt;Weaknesses&lt;/td&gt;</w:t>
       </w:r>
@@ -2365,7 +2075,6 @@
       <w:r>
         <w:rPr>
           <w:rtl w:val="0"/>
-          <w:lang w:val="en-US"/>
         </w:rPr>
         <w:t>&lt;td&gt;{slabiny}&lt;/td&gt;</w:t>
       </w:r>
@@ -2377,7 +2086,6 @@
       <w:r>
         <w:rPr>
           <w:rtl w:val="0"/>
-          <w:lang w:val="en-US"/>
         </w:rPr>
         <w:t>&lt;/tr&gt;</w:t>
       </w:r>
@@ -2389,7 +2097,6 @@
       <w:r>
         <w:rPr>
           <w:rtl w:val="0"/>
-          <w:lang w:val="en-US"/>
         </w:rPr>
         <w:t>&lt;tr&gt;</w:t>
       </w:r>
@@ -2401,19 +2108,17 @@
       <w:r>
         <w:rPr>
           <w:rtl w:val="0"/>
-          <w:lang w:val="en-US"/>
-        </w:rPr>
-        <w:t>&lt;td&gt;Combinations&lt;/td&gt;</w:t>
-      </w:r>
-    </w:p>
-    <w:p>
-      <w:pPr>
-        <w:pStyle w:val="Text A"/>
-      </w:pPr>
-      <w:r>
-        <w:rPr>
-          <w:rtl w:val="0"/>
-          <w:lang w:val="en-US"/>
+        </w:rPr>
+        <w:t>&lt;td&gt;Combination&lt;/td&gt;</w:t>
+      </w:r>
+    </w:p>
+    <w:p>
+      <w:pPr>
+        <w:pStyle w:val="Text A"/>
+      </w:pPr>
+      <w:r>
+        <w:rPr>
+          <w:rtl w:val="0"/>
         </w:rPr>
         <w:t>&lt;td&gt;{doporucene_kombinace}&lt;/td&gt;</w:t>
       </w:r>
@@ -2425,7 +2130,6 @@
       <w:r>
         <w:rPr>
           <w:rtl w:val="0"/>
-          <w:lang w:val="en-US"/>
         </w:rPr>
         <w:t>&lt;/tr&gt;</w:t>
       </w:r>
@@ -2437,7 +2141,6 @@
       <w:r>
         <w:rPr>
           <w:rtl w:val="0"/>
-          <w:lang w:val="en-US"/>
         </w:rPr>
         <w:t>&lt;tr&gt;</w:t>
       </w:r>
@@ -2449,7 +2152,6 @@
       <w:r>
         <w:rPr>
           <w:rtl w:val="0"/>
-          <w:lang w:val="en-US"/>
         </w:rPr>
         <w:t>&lt;td&gt;Tip&lt;/td&gt;</w:t>
       </w:r>
@@ -2461,7 +2163,6 @@
       <w:r>
         <w:rPr>
           <w:rtl w:val="0"/>
-          <w:lang w:val="en-US"/>
         </w:rPr>
         <w:t>&lt;td&gt;{prakticky_tip}&lt;/td&gt;</w:t>
       </w:r>
@@ -2473,7 +2174,6 @@
       <w:r>
         <w:rPr>
           <w:rtl w:val="0"/>
-          <w:lang w:val="en-US"/>
         </w:rPr>
         <w:t>&lt;/tr&gt;</w:t>
       </w:r>
@@ -2485,7 +2185,6 @@
       <w:r>
         <w:rPr>
           <w:rtl w:val="0"/>
-          <w:lang w:val="en-US"/>
         </w:rPr>
         <w:t>&lt;/tbody&gt;</w:t>
       </w:r>
@@ -2497,7 +2196,6 @@
       <w:r>
         <w:rPr>
           <w:rtl w:val="0"/>
-          <w:lang w:val="en-US"/>
         </w:rPr>
         <w:t>&lt;/table&gt;</w:t>
       </w:r>
@@ -2509,7 +2207,6 @@
       <w:r>
         <w:rPr>
           <w:rtl w:val="0"/>
-          <w:lang w:val="en-US"/>
         </w:rPr>
         <w:t>&lt;/div&gt;</w:t>
       </w:r>
@@ -2521,7 +2218,6 @@
       <w:r>
         <w:rPr>
           <w:rtl w:val="0"/>
-          <w:lang w:val="en-US"/>
         </w:rPr>
         <w:t>&lt;/div&gt;</w:t>
       </w:r>
@@ -2538,19 +2234,17 @@
       <w:r>
         <w:rPr>
           <w:rtl w:val="0"/>
-          <w:lang w:val="en-US"/>
-        </w:rPr>
-        <w:t>&lt;!-- PACKAGE CONTENT --&gt;</w:t>
-      </w:r>
-    </w:p>
-    <w:p>
-      <w:pPr>
-        <w:pStyle w:val="Text A"/>
-      </w:pPr>
-      <w:r>
-        <w:rPr>
-          <w:rtl w:val="0"/>
-          <w:lang w:val="en-US"/>
+        </w:rPr>
+        <w:t>&lt;!-- PACKAGE --&gt;</w:t>
+      </w:r>
+    </w:p>
+    <w:p>
+      <w:pPr>
+        <w:pStyle w:val="Text A"/>
+      </w:pPr>
+      <w:r>
+        <w:rPr>
+          <w:rtl w:val="0"/>
         </w:rPr>
         <w:t>&lt;div class="section"&gt;</w:t>
       </w:r>
@@ -2562,7 +2256,6 @@
       <w:r>
         <w:rPr>
           <w:rtl w:val="0"/>
-          <w:lang w:val="en-US"/>
         </w:rPr>
         <w:t>&lt;h2&gt;Package contents&lt;/h2&gt;</w:t>
       </w:r>
@@ -2574,7 +2267,6 @@
       <w:r>
         <w:rPr>
           <w:rtl w:val="0"/>
-          <w:lang w:val="en-US"/>
         </w:rPr>
         <w:t>&lt;div class="card-table"&gt;</w:t>
       </w:r>
@@ -2586,7 +2278,6 @@
       <w:r>
         <w:rPr>
           <w:rtl w:val="0"/>
-          <w:lang w:val="en-US"/>
         </w:rPr>
         <w:t>&lt;table&gt;</w:t>
       </w:r>
@@ -2598,7 +2289,6 @@
       <w:r>
         <w:rPr>
           <w:rtl w:val="0"/>
-          <w:lang w:val="en-US"/>
         </w:rPr>
         <w:t>&lt;tbody&gt;</w:t>
       </w:r>
@@ -2610,7 +2300,6 @@
       <w:r>
         <w:rPr>
           <w:rtl w:val="0"/>
-          <w:lang w:val="en-US"/>
         </w:rPr>
         <w:t>&lt;tr&gt;</w:t>
       </w:r>
@@ -2622,7 +2311,6 @@
       <w:r>
         <w:rPr>
           <w:rtl w:val="0"/>
-          <w:lang w:val="en-US"/>
         </w:rPr>
         <w:t>&lt;th&gt;Category&lt;/th&gt;</w:t>
       </w:r>
@@ -2634,19 +2322,17 @@
       <w:r>
         <w:rPr>
           <w:rtl w:val="0"/>
-          <w:lang w:val="en-US"/>
-        </w:rPr>
-        <w:t>&lt;th&gt;Content&lt;/th&gt;</w:t>
-      </w:r>
-    </w:p>
-    <w:p>
-      <w:pPr>
-        <w:pStyle w:val="Text A"/>
-      </w:pPr>
-      <w:r>
-        <w:rPr>
-          <w:rtl w:val="0"/>
-          <w:lang w:val="en-US"/>
+        </w:rPr>
+        <w:t>&lt;th&gt;Contents&lt;/th&gt;</w:t>
+      </w:r>
+    </w:p>
+    <w:p>
+      <w:pPr>
+        <w:pStyle w:val="Text A"/>
+      </w:pPr>
+      <w:r>
+        <w:rPr>
+          <w:rtl w:val="0"/>
         </w:rPr>
         <w:t>&lt;/tr&gt;</w:t>
       </w:r>
@@ -2658,7 +2344,6 @@
       <w:r>
         <w:rPr>
           <w:rtl w:val="0"/>
-          <w:lang w:val="en-US"/>
         </w:rPr>
         <w:t>&lt;tr&gt;</w:t>
       </w:r>
@@ -2670,7 +2355,6 @@
       <w:r>
         <w:rPr>
           <w:rtl w:val="0"/>
-          <w:lang w:val="en-US"/>
         </w:rPr>
         <w:t>&lt;td&gt;Product&lt;/td&gt;</w:t>
       </w:r>
@@ -2682,7 +2366,6 @@
       <w:r>
         <w:rPr>
           <w:rtl w:val="0"/>
-          <w:lang w:val="en-US"/>
         </w:rPr>
         <w:t>&lt;td&gt;{obsah_produktu}&lt;/td&gt;</w:t>
       </w:r>
@@ -2694,7 +2377,6 @@
       <w:r>
         <w:rPr>
           <w:rtl w:val="0"/>
-          <w:lang w:val="en-US"/>
         </w:rPr>
         <w:t>&lt;/tr&gt;</w:t>
       </w:r>
@@ -2706,7 +2388,6 @@
       <w:r>
         <w:rPr>
           <w:rtl w:val="0"/>
-          <w:lang w:val="en-US"/>
         </w:rPr>
         <w:t>&lt;tr&gt;</w:t>
       </w:r>
@@ -2718,7 +2399,6 @@
       <w:r>
         <w:rPr>
           <w:rtl w:val="0"/>
-          <w:lang w:val="en-US"/>
         </w:rPr>
         <w:t>&lt;td&gt;Accessories&lt;/td&gt;</w:t>
       </w:r>
@@ -2730,7 +2410,6 @@
       <w:r>
         <w:rPr>
           <w:rtl w:val="0"/>
-          <w:lang w:val="en-US"/>
         </w:rPr>
         <w:t>&lt;td&gt;{doporucene_prislusenstvi}&lt;/td&gt;</w:t>
       </w:r>
@@ -2742,7 +2421,6 @@
       <w:r>
         <w:rPr>
           <w:rtl w:val="0"/>
-          <w:lang w:val="en-US"/>
         </w:rPr>
         <w:t>&lt;/tr&gt;</w:t>
       </w:r>
@@ -2754,7 +2432,6 @@
       <w:r>
         <w:rPr>
           <w:rtl w:val="0"/>
-          <w:lang w:val="en-US"/>
         </w:rPr>
         <w:t>&lt;/tbody&gt;</w:t>
       </w:r>
@@ -2766,7 +2443,6 @@
       <w:r>
         <w:rPr>
           <w:rtl w:val="0"/>
-          <w:lang w:val="en-US"/>
         </w:rPr>
         <w:t>&lt;/table&gt;</w:t>
       </w:r>
@@ -2778,7 +2454,6 @@
       <w:r>
         <w:rPr>
           <w:rtl w:val="0"/>
-          <w:lang w:val="en-US"/>
         </w:rPr>
         <w:t>&lt;/div&gt;</w:t>
       </w:r>
@@ -2790,9 +2465,289 @@
       <w:r>
         <w:rPr>
           <w:rtl w:val="0"/>
-          <w:lang w:val="en-US"/>
         </w:rPr>
         <w:t>&lt;/div&gt;</w:t>
+      </w:r>
+    </w:p>
+    <w:p>
+      <w:pPr>
+        <w:pStyle w:val="Text A"/>
+      </w:pPr>
+    </w:p>
+    <w:p>
+      <w:pPr>
+        <w:pStyle w:val="Text A"/>
+      </w:pPr>
+      <w:r>
+        <w:rPr>
+          <w:rtl w:val="0"/>
+        </w:rPr>
+        <w:t>&lt;table&gt;</w:t>
+      </w:r>
+    </w:p>
+    <w:p>
+      <w:pPr>
+        <w:pStyle w:val="Text A"/>
+      </w:pPr>
+      <w:r>
+        <w:rPr>
+          <w:rtl w:val="0"/>
+        </w:rPr>
+        <w:t>&lt;tbody&gt;</w:t>
+      </w:r>
+    </w:p>
+    <w:p>
+      <w:pPr>
+        <w:pStyle w:val="Text A"/>
+      </w:pPr>
+      <w:r>
+        <w:rPr>
+          <w:rtl w:val="0"/>
+        </w:rPr>
+        <w:t>&lt;tr&gt;</w:t>
+      </w:r>
+    </w:p>
+    <w:p>
+      <w:pPr>
+        <w:pStyle w:val="Text A"/>
+      </w:pPr>
+      <w:r>
+        <w:rPr>
+          <w:rtl w:val="0"/>
+        </w:rPr>
+        <w:t>&lt;td&gt;Type&lt;/td&gt;</w:t>
+      </w:r>
+    </w:p>
+    <w:p>
+      <w:pPr>
+        <w:pStyle w:val="Text A"/>
+      </w:pPr>
+      <w:r>
+        <w:rPr>
+          <w:rtl w:val="0"/>
+        </w:rPr>
+        <w:t>&lt;td&gt;{typ_produktu}&lt;/td&gt;</w:t>
+      </w:r>
+    </w:p>
+    <w:p>
+      <w:pPr>
+        <w:pStyle w:val="Text A"/>
+      </w:pPr>
+      <w:r>
+        <w:rPr>
+          <w:rtl w:val="0"/>
+        </w:rPr>
+        <w:t>&lt;/tr&gt;</w:t>
+      </w:r>
+    </w:p>
+    <w:p>
+      <w:pPr>
+        <w:pStyle w:val="Text A"/>
+      </w:pPr>
+      <w:r>
+        <w:rPr>
+          <w:rtl w:val="0"/>
+        </w:rPr>
+        <w:t>&lt;tr&gt;</w:t>
+      </w:r>
+    </w:p>
+    <w:p>
+      <w:pPr>
+        <w:pStyle w:val="Text A"/>
+      </w:pPr>
+      <w:r>
+        <w:rPr>
+          <w:rtl w:val="0"/>
+        </w:rPr>
+        <w:t>&lt;td&gt;Manufacturer&lt;/td&gt;</w:t>
+      </w:r>
+    </w:p>
+    <w:p>
+      <w:pPr>
+        <w:pStyle w:val="Text A"/>
+      </w:pPr>
+      <w:r>
+        <w:rPr>
+          <w:rtl w:val="0"/>
+        </w:rPr>
+        <w:t>&lt;td&gt;{vyrobce}&lt;/td&gt;</w:t>
+      </w:r>
+    </w:p>
+    <w:p>
+      <w:pPr>
+        <w:pStyle w:val="Text A"/>
+      </w:pPr>
+      <w:r>
+        <w:rPr>
+          <w:rtl w:val="0"/>
+        </w:rPr>
+        <w:t>&lt;/tr&gt;</w:t>
+      </w:r>
+    </w:p>
+    <w:p>
+      <w:pPr>
+        <w:pStyle w:val="Text A"/>
+      </w:pPr>
+      <w:r>
+        <w:rPr>
+          <w:rtl w:val="0"/>
+        </w:rPr>
+        <w:t>&lt;tr&gt;</w:t>
+      </w:r>
+    </w:p>
+    <w:p>
+      <w:pPr>
+        <w:pStyle w:val="Text A"/>
+      </w:pPr>
+      <w:r>
+        <w:rPr>
+          <w:rtl w:val="0"/>
+        </w:rPr>
+        <w:t>&lt;td&gt;Volume / Size&lt;/td&gt;</w:t>
+      </w:r>
+    </w:p>
+    <w:p>
+      <w:pPr>
+        <w:pStyle w:val="Text A"/>
+      </w:pPr>
+      <w:r>
+        <w:rPr>
+          <w:rtl w:val="0"/>
+        </w:rPr>
+        <w:t>&lt;td&gt;{objem_rozmer}&lt;/td&gt;</w:t>
+      </w:r>
+    </w:p>
+    <w:p>
+      <w:pPr>
+        <w:pStyle w:val="Text A"/>
+      </w:pPr>
+      <w:r>
+        <w:rPr>
+          <w:rtl w:val="0"/>
+        </w:rPr>
+        <w:t>&lt;/tr&gt;</w:t>
+      </w:r>
+    </w:p>
+    <w:p>
+      <w:pPr>
+        <w:pStyle w:val="Text A"/>
+      </w:pPr>
+      <w:r>
+        <w:rPr>
+          <w:rtl w:val="0"/>
+        </w:rPr>
+        <w:t>&lt;tr&gt;</w:t>
+      </w:r>
+    </w:p>
+    <w:p>
+      <w:pPr>
+        <w:pStyle w:val="Text A"/>
+      </w:pPr>
+      <w:r>
+        <w:rPr>
+          <w:rtl w:val="0"/>
+        </w:rPr>
+        <w:t>&lt;td&gt;Suitable for&lt;/td&gt;</w:t>
+      </w:r>
+    </w:p>
+    <w:p>
+      <w:pPr>
+        <w:pStyle w:val="Text A"/>
+      </w:pPr>
+      <w:r>
+        <w:rPr>
+          <w:rtl w:val="0"/>
+        </w:rPr>
+        <w:t>&lt;td&gt;{vhodne_pro}&lt;/td&gt;</w:t>
+      </w:r>
+    </w:p>
+    <w:p>
+      <w:pPr>
+        <w:pStyle w:val="Text A"/>
+      </w:pPr>
+      <w:r>
+        <w:rPr>
+          <w:rtl w:val="0"/>
+        </w:rPr>
+        <w:t>&lt;/tr&gt;</w:t>
+      </w:r>
+    </w:p>
+    <w:p>
+      <w:pPr>
+        <w:pStyle w:val="Text A"/>
+      </w:pPr>
+      <w:r>
+        <w:rPr>
+          <w:rtl w:val="0"/>
+        </w:rPr>
+        <w:t>&lt;tr&gt;</w:t>
+      </w:r>
+    </w:p>
+    <w:p>
+      <w:pPr>
+        <w:pStyle w:val="Text A"/>
+      </w:pPr>
+      <w:r>
+        <w:rPr>
+          <w:rtl w:val="0"/>
+        </w:rPr>
+        <w:t>&lt;td&gt;Special features&lt;/td&gt;</w:t>
+      </w:r>
+    </w:p>
+    <w:p>
+      <w:pPr>
+        <w:pStyle w:val="Text A"/>
+      </w:pPr>
+      <w:r>
+        <w:rPr>
+          <w:rtl w:val="0"/>
+        </w:rPr>
+        <w:t>&lt;td&gt;{speci</w:t>
+      </w:r>
+      <w:r>
+        <w:rPr>
+          <w:rtl w:val="0"/>
+        </w:rPr>
+        <w:t>á</w:t>
+      </w:r>
+      <w:r>
+        <w:rPr>
+          <w:rtl w:val="0"/>
+        </w:rPr>
+        <w:t>lni_vlastnosti}&lt;/td&gt;</w:t>
+      </w:r>
+    </w:p>
+    <w:p>
+      <w:pPr>
+        <w:pStyle w:val="Text A"/>
+      </w:pPr>
+      <w:r>
+        <w:rPr>
+          <w:rtl w:val="0"/>
+        </w:rPr>
+        <w:t>&lt;/tr&gt;</w:t>
+      </w:r>
+    </w:p>
+    <w:p>
+      <w:pPr>
+        <w:pStyle w:val="Text A"/>
+      </w:pPr>
+      <w:r>
+        <w:rPr>
+          <w:rtl w:val="0"/>
+        </w:rPr>
+        <w:t>&lt;/tbody&gt;</w:t>
+      </w:r>
+    </w:p>
+    <w:p>
+      <w:pPr>
+        <w:pStyle w:val="Text A"/>
+      </w:pPr>
+      <w:r>
+        <w:rPr>
+          <w:rtl w:val="0"/>
+        </w:rPr>
+        <w:t>&lt;/table&gt;</w:t>
       </w:r>
     </w:p>
     <w:sectPr>

--- a/sablony/stetce - dlouhy text en.docx
+++ b/sablony/stetce - dlouhy text en.docx
@@ -9,6 +9,7 @@
       <w:r>
         <w:rPr>
           <w:rtl w:val="0"/>
+          <w:lang w:val="en-US"/>
         </w:rPr>
         <w:t>&lt;!-- ===================== UNIVERSAL PRODUCT TEMPLATE ===================== --&gt;</w:t>
       </w:r>
@@ -20,6 +21,7 @@
       <w:r>
         <w:rPr>
           <w:rtl w:val="0"/>
+          <w:lang w:val="en-US"/>
         </w:rPr>
         <w:t>&lt;style&gt;&lt;!--</w:t>
       </w:r>
@@ -31,6 +33,7 @@
       <w:r>
         <w:rPr>
           <w:rtl w:val="0"/>
+          <w:lang w:val="en-US"/>
         </w:rPr>
         <w:t>body {</w:t>
       </w:r>
@@ -42,6 +45,7 @@
       <w:r>
         <w:rPr>
           <w:rtl w:val="0"/>
+          <w:lang w:val="en-US"/>
         </w:rPr>
         <w:t xml:space="preserve">  font-family: 'Inter', 'Helvetica Neue', sans-serif;</w:t>
       </w:r>
@@ -53,6 +57,7 @@
       <w:r>
         <w:rPr>
           <w:rtl w:val="0"/>
+          <w:lang w:val="en-US"/>
         </w:rPr>
         <w:t xml:space="preserve">  background-color: #fff;</w:t>
       </w:r>
@@ -64,6 +69,7 @@
       <w:r>
         <w:rPr>
           <w:rtl w:val="0"/>
+          <w:lang w:val="en-US"/>
         </w:rPr>
         <w:t xml:space="preserve">  color: #333;</w:t>
       </w:r>
@@ -75,6 +81,7 @@
       <w:r>
         <w:rPr>
           <w:rtl w:val="0"/>
+          <w:lang w:val="en-US"/>
         </w:rPr>
         <w:t xml:space="preserve">  line-height: 1.5;</w:t>
       </w:r>
@@ -86,6 +93,7 @@
       <w:r>
         <w:rPr>
           <w:rtl w:val="0"/>
+          <w:lang w:val="en-US"/>
         </w:rPr>
         <w:t xml:space="preserve">  margin: 0;</w:t>
       </w:r>
@@ -97,6 +105,7 @@
       <w:r>
         <w:rPr>
           <w:rtl w:val="0"/>
+          <w:lang w:val="en-US"/>
         </w:rPr>
         <w:t xml:space="preserve">  padding: 0;</w:t>
       </w:r>
@@ -108,6 +117,7 @@
       <w:r>
         <w:rPr>
           <w:rtl w:val="0"/>
+          <w:lang w:val="en-US"/>
         </w:rPr>
         <w:t>}</w:t>
       </w:r>
@@ -124,6 +134,7 @@
       <w:r>
         <w:rPr>
           <w:rtl w:val="0"/>
+          <w:lang w:val="en-US"/>
         </w:rPr>
         <w:t>h1, h2, h3 {</w:t>
       </w:r>
@@ -135,6 +146,7 @@
       <w:r>
         <w:rPr>
           <w:rtl w:val="0"/>
+          <w:lang w:val="en-US"/>
         </w:rPr>
         <w:t xml:space="preserve">  color: #004466;</w:t>
       </w:r>
@@ -146,6 +158,7 @@
       <w:r>
         <w:rPr>
           <w:rtl w:val="0"/>
+          <w:lang w:val="en-US"/>
         </w:rPr>
         <w:t xml:space="preserve">  font-weight: 700;</w:t>
       </w:r>
@@ -157,6 +170,7 @@
       <w:r>
         <w:rPr>
           <w:rtl w:val="0"/>
+          <w:lang w:val="en-US"/>
         </w:rPr>
         <w:t xml:space="preserve">  margin-top: 0;</w:t>
       </w:r>
@@ -168,6 +182,7 @@
       <w:r>
         <w:rPr>
           <w:rtl w:val="0"/>
+          <w:lang w:val="en-US"/>
         </w:rPr>
         <w:t xml:space="preserve">  margin-bottom: 12px;</w:t>
       </w:r>
@@ -179,6 +194,7 @@
       <w:r>
         <w:rPr>
           <w:rtl w:val="0"/>
+          <w:lang w:val="en-US"/>
         </w:rPr>
         <w:t>}</w:t>
       </w:r>
@@ -195,6 +211,7 @@
       <w:r>
         <w:rPr>
           <w:rtl w:val="0"/>
+          <w:lang w:val="en-US"/>
         </w:rPr>
         <w:t>h1 {</w:t>
       </w:r>
@@ -206,6 +223,7 @@
       <w:r>
         <w:rPr>
           <w:rtl w:val="0"/>
+          <w:lang w:val="en-US"/>
         </w:rPr>
         <w:t xml:space="preserve">  font-size: 36px;</w:t>
       </w:r>
@@ -217,6 +235,7 @@
       <w:r>
         <w:rPr>
           <w:rtl w:val="0"/>
+          <w:lang w:val="en-US"/>
         </w:rPr>
         <w:t xml:space="preserve">  text-align: center;</w:t>
       </w:r>
@@ -228,6 +247,7 @@
       <w:r>
         <w:rPr>
           <w:rtl w:val="0"/>
+          <w:lang w:val="en-US"/>
         </w:rPr>
         <w:t xml:space="preserve">  margin-top: 40px;</w:t>
       </w:r>
@@ -239,6 +259,7 @@
       <w:r>
         <w:rPr>
           <w:rtl w:val="0"/>
+          <w:lang w:val="en-US"/>
         </w:rPr>
         <w:t xml:space="preserve">  margin-bottom: 16px;</w:t>
       </w:r>
@@ -250,6 +271,7 @@
       <w:r>
         <w:rPr>
           <w:rtl w:val="0"/>
+          <w:lang w:val="en-US"/>
         </w:rPr>
         <w:t>}</w:t>
       </w:r>
@@ -266,6 +288,7 @@
       <w:r>
         <w:rPr>
           <w:rtl w:val="0"/>
+          <w:lang w:val="en-US"/>
         </w:rPr>
         <w:t>h2 {</w:t>
       </w:r>
@@ -277,6 +300,7 @@
       <w:r>
         <w:rPr>
           <w:rtl w:val="0"/>
+          <w:lang w:val="en-US"/>
         </w:rPr>
         <w:t xml:space="preserve">  font-size: 22px;</w:t>
       </w:r>
@@ -288,6 +312,7 @@
       <w:r>
         <w:rPr>
           <w:rtl w:val="0"/>
+          <w:lang w:val="en-US"/>
         </w:rPr>
         <w:t xml:space="preserve">  margin-top: 32px;</w:t>
       </w:r>
@@ -299,6 +324,7 @@
       <w:r>
         <w:rPr>
           <w:rtl w:val="0"/>
+          <w:lang w:val="en-US"/>
         </w:rPr>
         <w:t xml:space="preserve">  margin-bottom: 10px;</w:t>
       </w:r>
@@ -310,6 +336,7 @@
       <w:r>
         <w:rPr>
           <w:rtl w:val="0"/>
+          <w:lang w:val="en-US"/>
         </w:rPr>
         <w:t>}</w:t>
       </w:r>
@@ -326,6 +353,7 @@
       <w:r>
         <w:rPr>
           <w:rtl w:val="0"/>
+          <w:lang w:val="en-US"/>
         </w:rPr>
         <w:t>h3 {</w:t>
       </w:r>
@@ -337,6 +365,7 @@
       <w:r>
         <w:rPr>
           <w:rtl w:val="0"/>
+          <w:lang w:val="en-US"/>
         </w:rPr>
         <w:t xml:space="preserve">  font-size: 18px;</w:t>
       </w:r>
@@ -348,6 +377,7 @@
       <w:r>
         <w:rPr>
           <w:rtl w:val="0"/>
+          <w:lang w:val="en-US"/>
         </w:rPr>
         <w:t xml:space="preserve">  margin-top: 24px;</w:t>
       </w:r>
@@ -359,6 +389,7 @@
       <w:r>
         <w:rPr>
           <w:rtl w:val="0"/>
+          <w:lang w:val="en-US"/>
         </w:rPr>
         <w:t xml:space="preserve">  margin-bottom: 8px;</w:t>
       </w:r>
@@ -370,6 +401,7 @@
       <w:r>
         <w:rPr>
           <w:rtl w:val="0"/>
+          <w:lang w:val="en-US"/>
         </w:rPr>
         <w:t>}</w:t>
       </w:r>
@@ -386,6 +418,7 @@
       <w:r>
         <w:rPr>
           <w:rtl w:val="0"/>
+          <w:lang w:val="en-US"/>
         </w:rPr>
         <w:t>.section {</w:t>
       </w:r>
@@ -397,6 +430,7 @@
       <w:r>
         <w:rPr>
           <w:rtl w:val="0"/>
+          <w:lang w:val="en-US"/>
         </w:rPr>
         <w:t xml:space="preserve">  max-width: 1000px;</w:t>
       </w:r>
@@ -408,6 +442,7 @@
       <w:r>
         <w:rPr>
           <w:rtl w:val="0"/>
+          <w:lang w:val="en-US"/>
         </w:rPr>
         <w:t xml:space="preserve">  margin: 0 auto;</w:t>
       </w:r>
@@ -419,6 +454,7 @@
       <w:r>
         <w:rPr>
           <w:rtl w:val="0"/>
+          <w:lang w:val="en-US"/>
         </w:rPr>
         <w:t xml:space="preserve">  padding: 30px 20px;</w:t>
       </w:r>
@@ -430,6 +466,7 @@
       <w:r>
         <w:rPr>
           <w:rtl w:val="0"/>
+          <w:lang w:val="en-US"/>
         </w:rPr>
         <w:t>}</w:t>
       </w:r>
@@ -446,6 +483,7 @@
       <w:r>
         <w:rPr>
           <w:rtl w:val="0"/>
+          <w:lang w:val="en-US"/>
         </w:rPr>
         <w:t>.hero {</w:t>
       </w:r>
@@ -457,6 +495,7 @@
       <w:r>
         <w:rPr>
           <w:rtl w:val="0"/>
+          <w:lang w:val="en-US"/>
         </w:rPr>
         <w:t xml:space="preserve">  text-align: center;</w:t>
       </w:r>
@@ -468,6 +507,7 @@
       <w:r>
         <w:rPr>
           <w:rtl w:val="0"/>
+          <w:lang w:val="en-US"/>
         </w:rPr>
         <w:t xml:space="preserve">  padding: 60px 20px 30px;</w:t>
       </w:r>
@@ -479,6 +519,7 @@
       <w:r>
         <w:rPr>
           <w:rtl w:val="0"/>
+          <w:lang w:val="en-US"/>
         </w:rPr>
         <w:t>}</w:t>
       </w:r>
@@ -495,6 +536,7 @@
       <w:r>
         <w:rPr>
           <w:rtl w:val="0"/>
+          <w:lang w:val="en-US"/>
         </w:rPr>
         <w:t>.hero p {</w:t>
       </w:r>
@@ -506,6 +548,7 @@
       <w:r>
         <w:rPr>
           <w:rtl w:val="0"/>
+          <w:lang w:val="en-US"/>
         </w:rPr>
         <w:t xml:space="preserve">  font-size: 17px;</w:t>
       </w:r>
@@ -517,6 +560,7 @@
       <w:r>
         <w:rPr>
           <w:rtl w:val="0"/>
+          <w:lang w:val="en-US"/>
         </w:rPr>
         <w:t xml:space="preserve">  color: #555;</w:t>
       </w:r>
@@ -528,6 +572,7 @@
       <w:r>
         <w:rPr>
           <w:rtl w:val="0"/>
+          <w:lang w:val="en-US"/>
         </w:rPr>
         <w:t xml:space="preserve">  max-width: 700px;</w:t>
       </w:r>
@@ -539,6 +584,7 @@
       <w:r>
         <w:rPr>
           <w:rtl w:val="0"/>
+          <w:lang w:val="en-US"/>
         </w:rPr>
         <w:t xml:space="preserve">  margin: 0 auto;</w:t>
       </w:r>
@@ -550,6 +596,7 @@
       <w:r>
         <w:rPr>
           <w:rtl w:val="0"/>
+          <w:lang w:val="en-US"/>
         </w:rPr>
         <w:t>}</w:t>
       </w:r>
@@ -566,6 +613,7 @@
       <w:r>
         <w:rPr>
           <w:rtl w:val="0"/>
+          <w:lang w:val="en-US"/>
         </w:rPr>
         <w:t>.flex-row {</w:t>
       </w:r>
@@ -577,6 +625,7 @@
       <w:r>
         <w:rPr>
           <w:rtl w:val="0"/>
+          <w:lang w:val="en-US"/>
         </w:rPr>
         <w:t xml:space="preserve">  display: flex;</w:t>
       </w:r>
@@ -588,6 +637,7 @@
       <w:r>
         <w:rPr>
           <w:rtl w:val="0"/>
+          <w:lang w:val="en-US"/>
         </w:rPr>
         <w:t xml:space="preserve">  flex-wrap: wrap;</w:t>
       </w:r>
@@ -599,6 +649,7 @@
       <w:r>
         <w:rPr>
           <w:rtl w:val="0"/>
+          <w:lang w:val="en-US"/>
         </w:rPr>
         <w:t xml:space="preserve">  gap: 20px;</w:t>
       </w:r>
@@ -610,6 +661,7 @@
       <w:r>
         <w:rPr>
           <w:rtl w:val="0"/>
+          <w:lang w:val="en-US"/>
         </w:rPr>
         <w:t xml:space="preserve">  align-items: center;</w:t>
       </w:r>
@@ -621,6 +673,7 @@
       <w:r>
         <w:rPr>
           <w:rtl w:val="0"/>
+          <w:lang w:val="en-US"/>
         </w:rPr>
         <w:t xml:space="preserve">  justify-content: center;</w:t>
       </w:r>
@@ -632,6 +685,7 @@
       <w:r>
         <w:rPr>
           <w:rtl w:val="0"/>
+          <w:lang w:val="en-US"/>
         </w:rPr>
         <w:t xml:space="preserve">  margin-top: 20px;</w:t>
       </w:r>
@@ -643,6 +697,7 @@
       <w:r>
         <w:rPr>
           <w:rtl w:val="0"/>
+          <w:lang w:val="en-US"/>
         </w:rPr>
         <w:t>}</w:t>
       </w:r>
@@ -659,6 +714,7 @@
       <w:r>
         <w:rPr>
           <w:rtl w:val="0"/>
+          <w:lang w:val="en-US"/>
         </w:rPr>
         <w:t>.flex-row img {</w:t>
       </w:r>
@@ -670,6 +726,7 @@
       <w:r>
         <w:rPr>
           <w:rtl w:val="0"/>
+          <w:lang w:val="en-US"/>
         </w:rPr>
         <w:t xml:space="preserve">  max-width: 250px;</w:t>
       </w:r>
@@ -681,6 +738,7 @@
       <w:r>
         <w:rPr>
           <w:rtl w:val="0"/>
+          <w:lang w:val="en-US"/>
         </w:rPr>
         <w:t xml:space="preserve">  border-radius: 16px;</w:t>
       </w:r>
@@ -692,6 +750,7 @@
       <w:r>
         <w:rPr>
           <w:rtl w:val="0"/>
+          <w:lang w:val="en-US"/>
         </w:rPr>
         <w:t xml:space="preserve">  box-shadow: 0 8px 24px rgba(0,0,0,0.08);</w:t>
       </w:r>
@@ -703,6 +762,7 @@
       <w:r>
         <w:rPr>
           <w:rtl w:val="0"/>
+          <w:lang w:val="en-US"/>
         </w:rPr>
         <w:t xml:space="preserve">  transition: transform 0.3s ease;</w:t>
       </w:r>
@@ -714,6 +774,7 @@
       <w:r>
         <w:rPr>
           <w:rtl w:val="0"/>
+          <w:lang w:val="en-US"/>
         </w:rPr>
         <w:t>}</w:t>
       </w:r>
@@ -730,6 +791,7 @@
       <w:r>
         <w:rPr>
           <w:rtl w:val="0"/>
+          <w:lang w:val="en-US"/>
         </w:rPr>
         <w:t>.flex-row img:hover {</w:t>
       </w:r>
@@ -741,6 +803,7 @@
       <w:r>
         <w:rPr>
           <w:rtl w:val="0"/>
+          <w:lang w:val="en-US"/>
         </w:rPr>
         <w:t xml:space="preserve">  transform: scale(1.03);</w:t>
       </w:r>
@@ -752,6 +815,7 @@
       <w:r>
         <w:rPr>
           <w:rtl w:val="0"/>
+          <w:lang w:val="en-US"/>
         </w:rPr>
         <w:t>}</w:t>
       </w:r>
@@ -768,6 +832,7 @@
       <w:r>
         <w:rPr>
           <w:rtl w:val="0"/>
+          <w:lang w:val="en-US"/>
         </w:rPr>
         <w:t>.text-block {</w:t>
       </w:r>
@@ -779,6 +844,7 @@
       <w:r>
         <w:rPr>
           <w:rtl w:val="0"/>
+          <w:lang w:val="en-US"/>
         </w:rPr>
         <w:t xml:space="preserve">  font-size: 16px;</w:t>
       </w:r>
@@ -790,6 +856,7 @@
       <w:r>
         <w:rPr>
           <w:rtl w:val="0"/>
+          <w:lang w:val="en-US"/>
         </w:rPr>
         <w:t xml:space="preserve">  color: #555;</w:t>
       </w:r>
@@ -801,6 +868,7 @@
       <w:r>
         <w:rPr>
           <w:rtl w:val="0"/>
+          <w:lang w:val="en-US"/>
         </w:rPr>
         <w:t xml:space="preserve">  line-height: 1.6;</w:t>
       </w:r>
@@ -812,6 +880,7 @@
       <w:r>
         <w:rPr>
           <w:rtl w:val="0"/>
+          <w:lang w:val="en-US"/>
         </w:rPr>
         <w:t xml:space="preserve">  margin-top: 12px;</w:t>
       </w:r>
@@ -823,6 +892,7 @@
       <w:r>
         <w:rPr>
           <w:rtl w:val="0"/>
+          <w:lang w:val="en-US"/>
         </w:rPr>
         <w:t>}</w:t>
       </w:r>
@@ -839,6 +909,7 @@
       <w:r>
         <w:rPr>
           <w:rtl w:val="0"/>
+          <w:lang w:val="en-US"/>
         </w:rPr>
         <w:t>.card-table {</w:t>
       </w:r>
@@ -850,6 +921,7 @@
       <w:r>
         <w:rPr>
           <w:rtl w:val="0"/>
+          <w:lang w:val="en-US"/>
         </w:rPr>
         <w:t xml:space="preserve">  background: #fff;</w:t>
       </w:r>
@@ -861,6 +933,7 @@
       <w:r>
         <w:rPr>
           <w:rtl w:val="0"/>
+          <w:lang w:val="en-US"/>
         </w:rPr>
         <w:t xml:space="preserve">  border-radius: 16px;</w:t>
       </w:r>
@@ -872,6 +945,7 @@
       <w:r>
         <w:rPr>
           <w:rtl w:val="0"/>
+          <w:lang w:val="en-US"/>
         </w:rPr>
         <w:t xml:space="preserve">  box-shadow: 0 8px 24px rgba(0,0,0,0.06);</w:t>
       </w:r>
@@ -883,6 +957,7 @@
       <w:r>
         <w:rPr>
           <w:rtl w:val="0"/>
+          <w:lang w:val="en-US"/>
         </w:rPr>
         <w:t xml:space="preserve">  padding: 16px;</w:t>
       </w:r>
@@ -894,6 +969,7 @@
       <w:r>
         <w:rPr>
           <w:rtl w:val="0"/>
+          <w:lang w:val="en-US"/>
         </w:rPr>
         <w:t xml:space="preserve">  margin-top: 16px;</w:t>
       </w:r>
@@ -905,6 +981,7 @@
       <w:r>
         <w:rPr>
           <w:rtl w:val="0"/>
+          <w:lang w:val="en-US"/>
         </w:rPr>
         <w:t>}</w:t>
       </w:r>
@@ -921,6 +998,7 @@
       <w:r>
         <w:rPr>
           <w:rtl w:val="0"/>
+          <w:lang w:val="en-US"/>
         </w:rPr>
         <w:t>.card-table table {</w:t>
       </w:r>
@@ -932,6 +1010,7 @@
       <w:r>
         <w:rPr>
           <w:rtl w:val="0"/>
+          <w:lang w:val="en-US"/>
         </w:rPr>
         <w:t xml:space="preserve">  width: 100%;</w:t>
       </w:r>
@@ -943,6 +1022,7 @@
       <w:r>
         <w:rPr>
           <w:rtl w:val="0"/>
+          <w:lang w:val="en-US"/>
         </w:rPr>
         <w:t xml:space="preserve">  border-collapse: collapse;</w:t>
       </w:r>
@@ -954,6 +1034,7 @@
       <w:r>
         <w:rPr>
           <w:rtl w:val="0"/>
+          <w:lang w:val="en-US"/>
         </w:rPr>
         <w:t xml:space="preserve">  font-size: 15px;</w:t>
       </w:r>
@@ -965,6 +1046,7 @@
       <w:r>
         <w:rPr>
           <w:rtl w:val="0"/>
+          <w:lang w:val="en-US"/>
         </w:rPr>
         <w:t>}</w:t>
       </w:r>
@@ -981,6 +1063,7 @@
       <w:r>
         <w:rPr>
           <w:rtl w:val="0"/>
+          <w:lang w:val="en-US"/>
         </w:rPr>
         <w:t>.card-table th, .card-table td {</w:t>
       </w:r>
@@ -992,6 +1075,7 @@
       <w:r>
         <w:rPr>
           <w:rtl w:val="0"/>
+          <w:lang w:val="en-US"/>
         </w:rPr>
         <w:t xml:space="preserve">  padding: 10px;</w:t>
       </w:r>
@@ -1003,6 +1087,7 @@
       <w:r>
         <w:rPr>
           <w:rtl w:val="0"/>
+          <w:lang w:val="en-US"/>
         </w:rPr>
         <w:t xml:space="preserve">  text-align: left;</w:t>
       </w:r>
@@ -1014,6 +1099,7 @@
       <w:r>
         <w:rPr>
           <w:rtl w:val="0"/>
+          <w:lang w:val="en-US"/>
         </w:rPr>
         <w:t>}</w:t>
       </w:r>
@@ -1030,6 +1116,7 @@
       <w:r>
         <w:rPr>
           <w:rtl w:val="0"/>
+          <w:lang w:val="en-US"/>
         </w:rPr>
         <w:t>.card-table th {</w:t>
       </w:r>
@@ -1041,6 +1128,7 @@
       <w:r>
         <w:rPr>
           <w:rtl w:val="0"/>
+          <w:lang w:val="en-US"/>
         </w:rPr>
         <w:t xml:space="preserve">  background-color: #f0f0f0;</w:t>
       </w:r>
@@ -1052,6 +1140,7 @@
       <w:r>
         <w:rPr>
           <w:rtl w:val="0"/>
+          <w:lang w:val="en-US"/>
         </w:rPr>
         <w:t xml:space="preserve">  border-bottom: 1px solid #ddd;</w:t>
       </w:r>
@@ -1063,6 +1152,7 @@
       <w:r>
         <w:rPr>
           <w:rtl w:val="0"/>
+          <w:lang w:val="en-US"/>
         </w:rPr>
         <w:t>}</w:t>
       </w:r>
@@ -1079,6 +1169,7 @@
       <w:r>
         <w:rPr>
           <w:rtl w:val="0"/>
+          <w:lang w:val="en-US"/>
         </w:rPr>
         <w:t>.card-table td {</w:t>
       </w:r>
@@ -1090,6 +1181,7 @@
       <w:r>
         <w:rPr>
           <w:rtl w:val="0"/>
+          <w:lang w:val="en-US"/>
         </w:rPr>
         <w:t xml:space="preserve">  border-bottom: 1px solid #eee;</w:t>
       </w:r>
@@ -1101,6 +1193,7 @@
       <w:r>
         <w:rPr>
           <w:rtl w:val="0"/>
+          <w:lang w:val="en-US"/>
         </w:rPr>
         <w:t>}</w:t>
       </w:r>
@@ -1117,6 +1210,7 @@
       <w:r>
         <w:rPr>
           <w:rtl w:val="0"/>
+          <w:lang w:val="en-US"/>
         </w:rPr>
         <w:t>ul {</w:t>
       </w:r>
@@ -1128,6 +1222,7 @@
       <w:r>
         <w:rPr>
           <w:rtl w:val="0"/>
+          <w:lang w:val="en-US"/>
         </w:rPr>
         <w:t xml:space="preserve">  padding-left: 20px;</w:t>
       </w:r>
@@ -1139,6 +1234,7 @@
       <w:r>
         <w:rPr>
           <w:rtl w:val="0"/>
+          <w:lang w:val="en-US"/>
         </w:rPr>
         <w:t xml:space="preserve">  line-height: 1.5;</w:t>
       </w:r>
@@ -1150,6 +1246,7 @@
       <w:r>
         <w:rPr>
           <w:rtl w:val="0"/>
+          <w:lang w:val="en-US"/>
         </w:rPr>
         <w:t xml:space="preserve">  margin: 8px 0;</w:t>
       </w:r>
@@ -1161,6 +1258,7 @@
       <w:r>
         <w:rPr>
           <w:rtl w:val="0"/>
+          <w:lang w:val="en-US"/>
         </w:rPr>
         <w:t>}</w:t>
       </w:r>
@@ -1177,6 +1275,7 @@
       <w:r>
         <w:rPr>
           <w:rtl w:val="0"/>
+          <w:lang w:val="en-US"/>
         </w:rPr>
         <w:t>.video-block {</w:t>
       </w:r>
@@ -1188,6 +1287,7 @@
       <w:r>
         <w:rPr>
           <w:rtl w:val="0"/>
+          <w:lang w:val="en-US"/>
         </w:rPr>
         <w:t xml:space="preserve">  position: relative;</w:t>
       </w:r>
@@ -1199,6 +1299,7 @@
       <w:r>
         <w:rPr>
           <w:rtl w:val="0"/>
+          <w:lang w:val="en-US"/>
         </w:rPr>
         <w:t xml:space="preserve">  padding-bottom: 56.25%;</w:t>
       </w:r>
@@ -1210,6 +1311,7 @@
       <w:r>
         <w:rPr>
           <w:rtl w:val="0"/>
+          <w:lang w:val="en-US"/>
         </w:rPr>
         <w:t xml:space="preserve">  height: 0;</w:t>
       </w:r>
@@ -1221,6 +1323,7 @@
       <w:r>
         <w:rPr>
           <w:rtl w:val="0"/>
+          <w:lang w:val="en-US"/>
         </w:rPr>
         <w:t xml:space="preserve">  overflow: hidden;</w:t>
       </w:r>
@@ -1232,6 +1335,7 @@
       <w:r>
         <w:rPr>
           <w:rtl w:val="0"/>
+          <w:lang w:val="en-US"/>
         </w:rPr>
         <w:t xml:space="preserve">  border-radius: 16px;</w:t>
       </w:r>
@@ -1243,6 +1347,7 @@
       <w:r>
         <w:rPr>
           <w:rtl w:val="0"/>
+          <w:lang w:val="en-US"/>
         </w:rPr>
         <w:t xml:space="preserve">  margin-top: 24px;</w:t>
       </w:r>
@@ -1254,6 +1359,7 @@
       <w:r>
         <w:rPr>
           <w:rtl w:val="0"/>
+          <w:lang w:val="en-US"/>
         </w:rPr>
         <w:t>}</w:t>
       </w:r>
@@ -1270,6 +1376,7 @@
       <w:r>
         <w:rPr>
           <w:rtl w:val="0"/>
+          <w:lang w:val="en-US"/>
         </w:rPr>
         <w:t>.video-block iframe {</w:t>
       </w:r>
@@ -1281,6 +1388,7 @@
       <w:r>
         <w:rPr>
           <w:rtl w:val="0"/>
+          <w:lang w:val="en-US"/>
         </w:rPr>
         <w:t xml:space="preserve">  position: absolute;</w:t>
       </w:r>
@@ -1292,6 +1400,7 @@
       <w:r>
         <w:rPr>
           <w:rtl w:val="0"/>
+          <w:lang w:val="en-US"/>
         </w:rPr>
         <w:t xml:space="preserve">  top: 0;</w:t>
       </w:r>
@@ -1303,6 +1412,7 @@
       <w:r>
         <w:rPr>
           <w:rtl w:val="0"/>
+          <w:lang w:val="en-US"/>
         </w:rPr>
         <w:t xml:space="preserve">  left: 0;</w:t>
       </w:r>
@@ -1314,6 +1424,7 @@
       <w:r>
         <w:rPr>
           <w:rtl w:val="0"/>
+          <w:lang w:val="en-US"/>
         </w:rPr>
         <w:t xml:space="preserve">  width: 100%;</w:t>
       </w:r>
@@ -1325,6 +1436,7 @@
       <w:r>
         <w:rPr>
           <w:rtl w:val="0"/>
+          <w:lang w:val="en-US"/>
         </w:rPr>
         <w:t xml:space="preserve">  height: 100%;</w:t>
       </w:r>
@@ -1336,6 +1448,7 @@
       <w:r>
         <w:rPr>
           <w:rtl w:val="0"/>
+          <w:lang w:val="en-US"/>
         </w:rPr>
         <w:t xml:space="preserve">  border-radius: 16px;</w:t>
       </w:r>
@@ -1347,6 +1460,7 @@
       <w:r>
         <w:rPr>
           <w:rtl w:val="0"/>
+          <w:lang w:val="en-US"/>
         </w:rPr>
         <w:t>}</w:t>
       </w:r>
@@ -1363,6 +1477,7 @@
       <w:r>
         <w:rPr>
           <w:rtl w:val="0"/>
+          <w:lang w:val="en-US"/>
         </w:rPr>
         <w:t>hr {</w:t>
       </w:r>
@@ -1374,6 +1489,7 @@
       <w:r>
         <w:rPr>
           <w:rtl w:val="0"/>
+          <w:lang w:val="en-US"/>
         </w:rPr>
         <w:t xml:space="preserve">  border: none;</w:t>
       </w:r>
@@ -1385,6 +1501,7 @@
       <w:r>
         <w:rPr>
           <w:rtl w:val="0"/>
+          <w:lang w:val="en-US"/>
         </w:rPr>
         <w:t xml:space="preserve">  height: 1px;</w:t>
       </w:r>
@@ -1396,6 +1513,7 @@
       <w:r>
         <w:rPr>
           <w:rtl w:val="0"/>
+          <w:lang w:val="en-US"/>
         </w:rPr>
         <w:t xml:space="preserve">  background: linear-gradient(to right, transparent, #ccc, transparent);</w:t>
       </w:r>
@@ -1407,6 +1525,7 @@
       <w:r>
         <w:rPr>
           <w:rtl w:val="0"/>
+          <w:lang w:val="en-US"/>
         </w:rPr>
         <w:t xml:space="preserve">  margin: 40px 0;</w:t>
       </w:r>
@@ -1418,6 +1537,7 @@
       <w:r>
         <w:rPr>
           <w:rtl w:val="0"/>
+          <w:lang w:val="en-US"/>
         </w:rPr>
         <w:t>}</w:t>
       </w:r>
@@ -1429,6 +1549,7 @@
       <w:r>
         <w:rPr>
           <w:rtl w:val="0"/>
+          <w:lang w:val="en-US"/>
         </w:rPr>
         <w:t>--&gt;&lt;/style&gt;</w:t>
       </w:r>
@@ -1445,6 +1566,7 @@
       <w:r>
         <w:rPr>
           <w:rtl w:val="0"/>
+          <w:lang w:val="en-US"/>
         </w:rPr>
         <w:t>&lt;!-- HERO --&gt;</w:t>
       </w:r>
@@ -1456,6 +1578,7 @@
       <w:r>
         <w:rPr>
           <w:rtl w:val="0"/>
+          <w:lang w:val="en-US"/>
         </w:rPr>
         <w:t>&lt;div class="hero"&gt;</w:t>
       </w:r>
@@ -1467,6 +1590,7 @@
       <w:r>
         <w:rPr>
           <w:rtl w:val="0"/>
+          <w:lang w:val="en-US"/>
         </w:rPr>
         <w:t>&lt;h1&gt;{nazev_produktu}&lt;/h1&gt;</w:t>
       </w:r>
@@ -1478,6 +1602,7 @@
       <w:r>
         <w:rPr>
           <w:rtl w:val="0"/>
+          <w:lang w:val="en-US"/>
         </w:rPr>
         <w:t>&lt;p&gt;{strucny_popis_produktu}&lt;/p&gt;</w:t>
       </w:r>
@@ -1489,6 +1614,7 @@
       <w:r>
         <w:rPr>
           <w:rtl w:val="0"/>
+          <w:lang w:val="en-US"/>
         </w:rPr>
         <w:t>&lt;/div&gt;</w:t>
       </w:r>
@@ -1505,6 +1631,7 @@
       <w:r>
         <w:rPr>
           <w:rtl w:val="0"/>
+          <w:lang w:val="en-US"/>
         </w:rPr>
         <w:t>&lt;!-- INTRO + IMAGE --&gt;</w:t>
       </w:r>
@@ -1516,6 +1643,7 @@
       <w:r>
         <w:rPr>
           <w:rtl w:val="0"/>
+          <w:lang w:val="en-US"/>
         </w:rPr>
         <w:t>&lt;div class="section flex-row"&gt;</w:t>
       </w:r>
@@ -1527,6 +1655,7 @@
       <w:r>
         <w:rPr>
           <w:rtl w:val="0"/>
+          <w:lang w:val="en-US"/>
         </w:rPr>
         <w:t>&lt;div style="flex: 1; min-width: 280px;"&gt;</w:t>
       </w:r>
@@ -1538,6 +1667,7 @@
       <w:r>
         <w:rPr>
           <w:rtl w:val="0"/>
+          <w:lang w:val="en-US"/>
         </w:rPr>
         <w:t>&lt;p&gt;&lt;strong&gt;{nazev_produktu}&lt;/strong&gt; is a {typ_produktu} suitable for &lt;em&gt;{doporucene_pouziti}&lt;/em&gt;. &lt;em&gt;{hlavni_vlastnosti}.&lt;/em&gt; &lt;em&gt;{konkretni_aplikace}.&lt;/em&gt;&lt;/p&gt;</w:t>
       </w:r>
@@ -1549,6 +1679,7 @@
       <w:r>
         <w:rPr>
           <w:rtl w:val="0"/>
+          <w:lang w:val="en-US"/>
         </w:rPr>
         <w:t>&lt;/div&gt;</w:t>
       </w:r>
@@ -1560,6 +1691,7 @@
       <w:r>
         <w:rPr>
           <w:rtl w:val="0"/>
+          <w:lang w:val="en-US"/>
         </w:rPr>
         <w:t>&lt;img src="{img1_src}" alt="{nazev_produktu}" width="250" height="auto" /&gt;</w:t>
       </w:r>
@@ -1571,6 +1703,7 @@
       <w:r>
         <w:rPr>
           <w:rtl w:val="0"/>
+          <w:lang w:val="en-US"/>
         </w:rPr>
         <w:t>&lt;/div&gt;</w:t>
       </w:r>
@@ -1587,6 +1720,7 @@
       <w:r>
         <w:rPr>
           <w:rtl w:val="0"/>
+          <w:lang w:val="en-US"/>
         </w:rPr>
         <w:t>&lt;!-- ABOUT --&gt;</w:t>
       </w:r>
@@ -1598,6 +1732,7 @@
       <w:r>
         <w:rPr>
           <w:rtl w:val="0"/>
+          <w:lang w:val="en-US"/>
         </w:rPr>
         <w:t>&lt;div class="section"&gt;</w:t>
       </w:r>
@@ -1609,6 +1744,7 @@
       <w:r>
         <w:rPr>
           <w:rtl w:val="0"/>
+          <w:lang w:val="en-US"/>
         </w:rPr>
         <w:t>&lt;h2&gt;About the product&lt;/h2&gt;</w:t>
       </w:r>
@@ -1620,6 +1756,7 @@
       <w:r>
         <w:rPr>
           <w:rtl w:val="0"/>
+          <w:lang w:val="en-US"/>
         </w:rPr>
         <w:t>&lt;div class="text-block"&gt;</w:t>
       </w:r>
@@ -1631,6 +1768,7 @@
       <w:r>
         <w:rPr>
           <w:rtl w:val="0"/>
+          <w:lang w:val="en-US"/>
         </w:rPr>
         <w:t>&lt;p&gt;{podrobnejsi_popis_produktu}&lt;/p&gt;</w:t>
       </w:r>
@@ -1642,6 +1780,7 @@
       <w:r>
         <w:rPr>
           <w:rtl w:val="0"/>
+          <w:lang w:val="en-US"/>
         </w:rPr>
         <w:t>&lt;/div&gt;</w:t>
       </w:r>
@@ -1653,6 +1792,7 @@
       <w:r>
         <w:rPr>
           <w:rtl w:val="0"/>
+          <w:lang w:val="en-US"/>
         </w:rPr>
         <w:t>&lt;/div&gt;</w:t>
       </w:r>
@@ -1669,6 +1809,7 @@
       <w:r>
         <w:rPr>
           <w:rtl w:val="0"/>
+          <w:lang w:val="en-US"/>
         </w:rPr>
         <w:t>&lt;!-- CATEGORY --&gt;</w:t>
       </w:r>
@@ -1680,6 +1821,7 @@
       <w:r>
         <w:rPr>
           <w:rtl w:val="0"/>
+          <w:lang w:val="en-US"/>
         </w:rPr>
         <w:t>&lt;div class="section"&gt;</w:t>
       </w:r>
@@ -1691,6 +1833,7 @@
       <w:r>
         <w:rPr>
           <w:rtl w:val="0"/>
+          <w:lang w:val="en-US"/>
         </w:rPr>
         <w:t>&lt;h2&gt;Where does it belong?&lt;/h2&gt;</w:t>
       </w:r>
@@ -1702,6 +1845,7 @@
       <w:r>
         <w:rPr>
           <w:rtl w:val="0"/>
+          <w:lang w:val="en-US"/>
         </w:rPr>
         <w:t>&lt;div class="text-block"&gt;</w:t>
       </w:r>
@@ -1713,6 +1857,7 @@
       <w:r>
         <w:rPr>
           <w:rtl w:val="0"/>
+          <w:lang w:val="en-US"/>
         </w:rPr>
         <w:t>&lt;p&gt;{zarazeni_produktu_a_rada}&lt;/p&gt;</w:t>
       </w:r>
@@ -1724,6 +1869,7 @@
       <w:r>
         <w:rPr>
           <w:rtl w:val="0"/>
+          <w:lang w:val="en-US"/>
         </w:rPr>
         <w:t>&lt;/div&gt;</w:t>
       </w:r>
@@ -1735,6 +1881,7 @@
       <w:r>
         <w:rPr>
           <w:rtl w:val="0"/>
+          <w:lang w:val="en-US"/>
         </w:rPr>
         <w:t>&lt;/div&gt;</w:t>
       </w:r>
@@ -1751,6 +1898,7 @@
       <w:r>
         <w:rPr>
           <w:rtl w:val="0"/>
+          <w:lang w:val="en-US"/>
         </w:rPr>
         <w:t>&lt;!-- FEATURES --&gt;</w:t>
       </w:r>
@@ -1762,6 +1910,7 @@
       <w:r>
         <w:rPr>
           <w:rtl w:val="0"/>
+          <w:lang w:val="en-US"/>
         </w:rPr>
         <w:t>&lt;div class="section"&gt;</w:t>
       </w:r>
@@ -1773,6 +1922,7 @@
       <w:r>
         <w:rPr>
           <w:rtl w:val="0"/>
+          <w:lang w:val="en-US"/>
         </w:rPr>
         <w:t>&lt;h2&gt;Features&lt;/h2&gt;</w:t>
       </w:r>
@@ -1784,6 +1934,7 @@
       <w:r>
         <w:rPr>
           <w:rtl w:val="0"/>
+          <w:lang w:val="en-US"/>
         </w:rPr>
         <w:t>&lt;ul&gt;</w:t>
       </w:r>
@@ -1795,6 +1946,7 @@
       <w:r>
         <w:rPr>
           <w:rtl w:val="0"/>
+          <w:lang w:val="en-US"/>
         </w:rPr>
         <w:t>&lt;li&gt;{vlastnost_1}&lt;/li&gt;</w:t>
       </w:r>
@@ -1806,6 +1958,7 @@
       <w:r>
         <w:rPr>
           <w:rtl w:val="0"/>
+          <w:lang w:val="en-US"/>
         </w:rPr>
         <w:t>&lt;li&gt;{vlastnost_2}&lt;/li&gt;</w:t>
       </w:r>
@@ -1817,6 +1970,7 @@
       <w:r>
         <w:rPr>
           <w:rtl w:val="0"/>
+          <w:lang w:val="en-US"/>
         </w:rPr>
         <w:t>&lt;li&gt;{vlastnost_3}&lt;/li&gt;</w:t>
       </w:r>
@@ -1828,6 +1982,7 @@
       <w:r>
         <w:rPr>
           <w:rtl w:val="0"/>
+          <w:lang w:val="en-US"/>
         </w:rPr>
         <w:t>&lt;/ul&gt;</w:t>
       </w:r>
@@ -1839,6 +1994,7 @@
       <w:r>
         <w:rPr>
           <w:rtl w:val="0"/>
+          <w:lang w:val="en-US"/>
         </w:rPr>
         <w:t>&lt;/div&gt;</w:t>
       </w:r>
@@ -1855,6 +2011,7 @@
       <w:r>
         <w:rPr>
           <w:rtl w:val="0"/>
+          <w:lang w:val="en-US"/>
         </w:rPr>
         <w:t>&lt;!-- TIPS --&gt;</w:t>
       </w:r>
@@ -1866,6 +2023,7 @@
       <w:r>
         <w:rPr>
           <w:rtl w:val="0"/>
+          <w:lang w:val="en-US"/>
         </w:rPr>
         <w:t>&lt;div class="section"&gt;</w:t>
       </w:r>
@@ -1877,6 +2035,7 @@
       <w:r>
         <w:rPr>
           <w:rtl w:val="0"/>
+          <w:lang w:val="en-US"/>
         </w:rPr>
         <w:t>&lt;h2&gt;Tips and tricks&lt;/h2&gt;</w:t>
       </w:r>
@@ -1888,6 +2047,7 @@
       <w:r>
         <w:rPr>
           <w:rtl w:val="0"/>
+          <w:lang w:val="en-US"/>
         </w:rPr>
         <w:t>&lt;div class="card-table"&gt;</w:t>
       </w:r>
@@ -1899,6 +2059,7 @@
       <w:r>
         <w:rPr>
           <w:rtl w:val="0"/>
+          <w:lang w:val="en-US"/>
         </w:rPr>
         <w:t>&lt;table&gt;</w:t>
       </w:r>
@@ -1910,6 +2071,7 @@
       <w:r>
         <w:rPr>
           <w:rtl w:val="0"/>
+          <w:lang w:val="en-US"/>
         </w:rPr>
         <w:t>&lt;tbody&gt;</w:t>
       </w:r>
@@ -1921,6 +2083,7 @@
       <w:r>
         <w:rPr>
           <w:rtl w:val="0"/>
+          <w:lang w:val="en-US"/>
         </w:rPr>
         <w:t>&lt;tr&gt;</w:t>
       </w:r>
@@ -1932,6 +2095,7 @@
       <w:r>
         <w:rPr>
           <w:rtl w:val="0"/>
+          <w:lang w:val="en-US"/>
         </w:rPr>
         <w:t>&lt;th&gt;Category&lt;/th&gt;</w:t>
       </w:r>
@@ -1943,6 +2107,7 @@
       <w:r>
         <w:rPr>
           <w:rtl w:val="0"/>
+          <w:lang w:val="en-US"/>
         </w:rPr>
         <w:t>&lt;th&gt;Description&lt;/th&gt;</w:t>
       </w:r>
@@ -1954,6 +2119,7 @@
       <w:r>
         <w:rPr>
           <w:rtl w:val="0"/>
+          <w:lang w:val="en-US"/>
         </w:rPr>
         <w:t>&lt;/tr&gt;</w:t>
       </w:r>
@@ -1965,6 +2131,7 @@
       <w:r>
         <w:rPr>
           <w:rtl w:val="0"/>
+          <w:lang w:val="en-US"/>
         </w:rPr>
         <w:t>&lt;tr&gt;</w:t>
       </w:r>
@@ -1976,6 +2143,7 @@
       <w:r>
         <w:rPr>
           <w:rtl w:val="0"/>
+          <w:lang w:val="en-US"/>
         </w:rPr>
         <w:t>&lt;td&gt;Use&lt;/td&gt;</w:t>
       </w:r>
@@ -1987,6 +2155,7 @@
       <w:r>
         <w:rPr>
           <w:rtl w:val="0"/>
+          <w:lang w:val="en-US"/>
         </w:rPr>
         <w:t>&lt;td&gt;{doporucene_pouziti_tabulka}&lt;/td&gt;</w:t>
       </w:r>
@@ -1998,6 +2167,7 @@
       <w:r>
         <w:rPr>
           <w:rtl w:val="0"/>
+          <w:lang w:val="en-US"/>
         </w:rPr>
         <w:t>&lt;/tr&gt;</w:t>
       </w:r>
@@ -2009,6 +2179,7 @@
       <w:r>
         <w:rPr>
           <w:rtl w:val="0"/>
+          <w:lang w:val="en-US"/>
         </w:rPr>
         <w:t>&lt;tr&gt;</w:t>
       </w:r>
@@ -2020,6 +2191,7 @@
       <w:r>
         <w:rPr>
           <w:rtl w:val="0"/>
+          <w:lang w:val="en-US"/>
         </w:rPr>
         <w:t>&lt;td&gt;Advantages&lt;/td&gt;</w:t>
       </w:r>
@@ -2031,6 +2203,7 @@
       <w:r>
         <w:rPr>
           <w:rtl w:val="0"/>
+          <w:lang w:val="en-US"/>
         </w:rPr>
         <w:t>&lt;td&gt;{vyhody}&lt;/td&gt;</w:t>
       </w:r>
@@ -2042,6 +2215,7 @@
       <w:r>
         <w:rPr>
           <w:rtl w:val="0"/>
+          <w:lang w:val="en-US"/>
         </w:rPr>
         <w:t>&lt;/tr&gt;</w:t>
       </w:r>
@@ -2053,6 +2227,7 @@
       <w:r>
         <w:rPr>
           <w:rtl w:val="0"/>
+          <w:lang w:val="en-US"/>
         </w:rPr>
         <w:t>&lt;tr&gt;</w:t>
       </w:r>
@@ -2064,6 +2239,7 @@
       <w:r>
         <w:rPr>
           <w:rtl w:val="0"/>
+          <w:lang w:val="en-US"/>
         </w:rPr>
         <w:t>&lt;td&gt;Weaknesses&lt;/td&gt;</w:t>
       </w:r>
@@ -2075,6 +2251,7 @@
       <w:r>
         <w:rPr>
           <w:rtl w:val="0"/>
+          <w:lang w:val="en-US"/>
         </w:rPr>
         <w:t>&lt;td&gt;{slabiny}&lt;/td&gt;</w:t>
       </w:r>
@@ -2086,6 +2263,7 @@
       <w:r>
         <w:rPr>
           <w:rtl w:val="0"/>
+          <w:lang w:val="en-US"/>
         </w:rPr>
         <w:t>&lt;/tr&gt;</w:t>
       </w:r>
@@ -2097,6 +2275,7 @@
       <w:r>
         <w:rPr>
           <w:rtl w:val="0"/>
+          <w:lang w:val="en-US"/>
         </w:rPr>
         <w:t>&lt;tr&gt;</w:t>
       </w:r>
@@ -2108,6 +2287,7 @@
       <w:r>
         <w:rPr>
           <w:rtl w:val="0"/>
+          <w:lang w:val="en-US"/>
         </w:rPr>
         <w:t>&lt;td&gt;Combination&lt;/td&gt;</w:t>
       </w:r>
@@ -2119,6 +2299,7 @@
       <w:r>
         <w:rPr>
           <w:rtl w:val="0"/>
+          <w:lang w:val="en-US"/>
         </w:rPr>
         <w:t>&lt;td&gt;{doporucene_kombinace}&lt;/td&gt;</w:t>
       </w:r>
@@ -2130,6 +2311,7 @@
       <w:r>
         <w:rPr>
           <w:rtl w:val="0"/>
+          <w:lang w:val="en-US"/>
         </w:rPr>
         <w:t>&lt;/tr&gt;</w:t>
       </w:r>
@@ -2141,6 +2323,7 @@
       <w:r>
         <w:rPr>
           <w:rtl w:val="0"/>
+          <w:lang w:val="en-US"/>
         </w:rPr>
         <w:t>&lt;tr&gt;</w:t>
       </w:r>
@@ -2152,6 +2335,7 @@
       <w:r>
         <w:rPr>
           <w:rtl w:val="0"/>
+          <w:lang w:val="en-US"/>
         </w:rPr>
         <w:t>&lt;td&gt;Tip&lt;/td&gt;</w:t>
       </w:r>
@@ -2163,6 +2347,7 @@
       <w:r>
         <w:rPr>
           <w:rtl w:val="0"/>
+          <w:lang w:val="en-US"/>
         </w:rPr>
         <w:t>&lt;td&gt;{prakticky_tip}&lt;/td&gt;</w:t>
       </w:r>
@@ -2174,6 +2359,7 @@
       <w:r>
         <w:rPr>
           <w:rtl w:val="0"/>
+          <w:lang w:val="en-US"/>
         </w:rPr>
         <w:t>&lt;/tr&gt;</w:t>
       </w:r>
@@ -2185,6 +2371,7 @@
       <w:r>
         <w:rPr>
           <w:rtl w:val="0"/>
+          <w:lang w:val="en-US"/>
         </w:rPr>
         <w:t>&lt;/tbody&gt;</w:t>
       </w:r>
@@ -2196,6 +2383,7 @@
       <w:r>
         <w:rPr>
           <w:rtl w:val="0"/>
+          <w:lang w:val="en-US"/>
         </w:rPr>
         <w:t>&lt;/table&gt;</w:t>
       </w:r>
@@ -2207,6 +2395,7 @@
       <w:r>
         <w:rPr>
           <w:rtl w:val="0"/>
+          <w:lang w:val="en-US"/>
         </w:rPr>
         <w:t>&lt;/div&gt;</w:t>
       </w:r>
@@ -2218,6 +2407,7 @@
       <w:r>
         <w:rPr>
           <w:rtl w:val="0"/>
+          <w:lang w:val="en-US"/>
         </w:rPr>
         <w:t>&lt;/div&gt;</w:t>
       </w:r>
@@ -2234,6 +2424,7 @@
       <w:r>
         <w:rPr>
           <w:rtl w:val="0"/>
+          <w:lang w:val="en-US"/>
         </w:rPr>
         <w:t>&lt;!-- PACKAGE --&gt;</w:t>
       </w:r>
@@ -2245,6 +2436,7 @@
       <w:r>
         <w:rPr>
           <w:rtl w:val="0"/>
+          <w:lang w:val="en-US"/>
         </w:rPr>
         <w:t>&lt;div class="section"&gt;</w:t>
       </w:r>
@@ -2256,6 +2448,7 @@
       <w:r>
         <w:rPr>
           <w:rtl w:val="0"/>
+          <w:lang w:val="en-US"/>
         </w:rPr>
         <w:t>&lt;h2&gt;Package contents&lt;/h2&gt;</w:t>
       </w:r>
@@ -2267,6 +2460,7 @@
       <w:r>
         <w:rPr>
           <w:rtl w:val="0"/>
+          <w:lang w:val="en-US"/>
         </w:rPr>
         <w:t>&lt;div class="card-table"&gt;</w:t>
       </w:r>
@@ -2278,6 +2472,7 @@
       <w:r>
         <w:rPr>
           <w:rtl w:val="0"/>
+          <w:lang w:val="en-US"/>
         </w:rPr>
         <w:t>&lt;table&gt;</w:t>
       </w:r>
@@ -2289,6 +2484,7 @@
       <w:r>
         <w:rPr>
           <w:rtl w:val="0"/>
+          <w:lang w:val="en-US"/>
         </w:rPr>
         <w:t>&lt;tbody&gt;</w:t>
       </w:r>
@@ -2300,6 +2496,7 @@
       <w:r>
         <w:rPr>
           <w:rtl w:val="0"/>
+          <w:lang w:val="en-US"/>
         </w:rPr>
         <w:t>&lt;tr&gt;</w:t>
       </w:r>
@@ -2311,6 +2508,7 @@
       <w:r>
         <w:rPr>
           <w:rtl w:val="0"/>
+          <w:lang w:val="en-US"/>
         </w:rPr>
         <w:t>&lt;th&gt;Category&lt;/th&gt;</w:t>
       </w:r>
@@ -2322,6 +2520,7 @@
       <w:r>
         <w:rPr>
           <w:rtl w:val="0"/>
+          <w:lang w:val="en-US"/>
         </w:rPr>
         <w:t>&lt;th&gt;Contents&lt;/th&gt;</w:t>
       </w:r>
@@ -2333,6 +2532,7 @@
       <w:r>
         <w:rPr>
           <w:rtl w:val="0"/>
+          <w:lang w:val="en-US"/>
         </w:rPr>
         <w:t>&lt;/tr&gt;</w:t>
       </w:r>
@@ -2344,6 +2544,7 @@
       <w:r>
         <w:rPr>
           <w:rtl w:val="0"/>
+          <w:lang w:val="en-US"/>
         </w:rPr>
         <w:t>&lt;tr&gt;</w:t>
       </w:r>
@@ -2355,6 +2556,7 @@
       <w:r>
         <w:rPr>
           <w:rtl w:val="0"/>
+          <w:lang w:val="en-US"/>
         </w:rPr>
         <w:t>&lt;td&gt;Product&lt;/td&gt;</w:t>
       </w:r>
@@ -2366,6 +2568,7 @@
       <w:r>
         <w:rPr>
           <w:rtl w:val="0"/>
+          <w:lang w:val="en-US"/>
         </w:rPr>
         <w:t>&lt;td&gt;{obsah_produktu}&lt;/td&gt;</w:t>
       </w:r>
@@ -2377,6 +2580,7 @@
       <w:r>
         <w:rPr>
           <w:rtl w:val="0"/>
+          <w:lang w:val="en-US"/>
         </w:rPr>
         <w:t>&lt;/tr&gt;</w:t>
       </w:r>
@@ -2388,6 +2592,7 @@
       <w:r>
         <w:rPr>
           <w:rtl w:val="0"/>
+          <w:lang w:val="en-US"/>
         </w:rPr>
         <w:t>&lt;tr&gt;</w:t>
       </w:r>
@@ -2399,6 +2604,7 @@
       <w:r>
         <w:rPr>
           <w:rtl w:val="0"/>
+          <w:lang w:val="en-US"/>
         </w:rPr>
         <w:t>&lt;td&gt;Accessories&lt;/td&gt;</w:t>
       </w:r>
@@ -2410,6 +2616,7 @@
       <w:r>
         <w:rPr>
           <w:rtl w:val="0"/>
+          <w:lang w:val="en-US"/>
         </w:rPr>
         <w:t>&lt;td&gt;{doporucene_prislusenstvi}&lt;/td&gt;</w:t>
       </w:r>
@@ -2421,6 +2628,7 @@
       <w:r>
         <w:rPr>
           <w:rtl w:val="0"/>
+          <w:lang w:val="en-US"/>
         </w:rPr>
         <w:t>&lt;/tr&gt;</w:t>
       </w:r>
@@ -2432,6 +2640,7 @@
       <w:r>
         <w:rPr>
           <w:rtl w:val="0"/>
+          <w:lang w:val="en-US"/>
         </w:rPr>
         <w:t>&lt;/tbody&gt;</w:t>
       </w:r>
@@ -2443,6 +2652,7 @@
       <w:r>
         <w:rPr>
           <w:rtl w:val="0"/>
+          <w:lang w:val="en-US"/>
         </w:rPr>
         <w:t>&lt;/table&gt;</w:t>
       </w:r>
@@ -2454,6 +2664,7 @@
       <w:r>
         <w:rPr>
           <w:rtl w:val="0"/>
+          <w:lang w:val="en-US"/>
         </w:rPr>
         <w:t>&lt;/div&gt;</w:t>
       </w:r>
@@ -2465,6 +2676,7 @@
       <w:r>
         <w:rPr>
           <w:rtl w:val="0"/>
+          <w:lang w:val="en-US"/>
         </w:rPr>
         <w:t>&lt;/div&gt;</w:t>
       </w:r>
@@ -2482,6 +2694,50 @@
         <w:rPr>
           <w:rtl w:val="0"/>
         </w:rPr>
+        <w:t>&lt;!-- TECHNICAL INFORMATION --&gt;</w:t>
+      </w:r>
+    </w:p>
+    <w:p>
+      <w:pPr>
+        <w:pStyle w:val="Text A"/>
+      </w:pPr>
+      <w:r>
+        <w:rPr>
+          <w:rtl w:val="0"/>
+        </w:rPr>
+        <w:t>&lt;div class="section"&gt;</w:t>
+      </w:r>
+    </w:p>
+    <w:p>
+      <w:pPr>
+        <w:pStyle w:val="Text A"/>
+      </w:pPr>
+      <w:r>
+        <w:rPr>
+          <w:rtl w:val="0"/>
+        </w:rPr>
+        <w:t>&lt;h2&gt;Technical Information&lt;/h2&gt;</w:t>
+      </w:r>
+    </w:p>
+    <w:p>
+      <w:pPr>
+        <w:pStyle w:val="Text A"/>
+      </w:pPr>
+      <w:r>
+        <w:rPr>
+          <w:rtl w:val="0"/>
+        </w:rPr>
+        <w:t>&lt;div class="card-table"&gt;</w:t>
+      </w:r>
+    </w:p>
+    <w:p>
+      <w:pPr>
+        <w:pStyle w:val="Text A"/>
+      </w:pPr>
+      <w:r>
+        <w:rPr>
+          <w:rtl w:val="0"/>
+        </w:rPr>
         <w:t>&lt;table&gt;</w:t>
       </w:r>
     </w:p>
@@ -2515,6 +2771,50 @@
         <w:rPr>
           <w:rtl w:val="0"/>
         </w:rPr>
+        <w:t>&lt;th&gt;Category&lt;/th&gt;</w:t>
+      </w:r>
+    </w:p>
+    <w:p>
+      <w:pPr>
+        <w:pStyle w:val="Text A"/>
+      </w:pPr>
+      <w:r>
+        <w:rPr>
+          <w:rtl w:val="0"/>
+        </w:rPr>
+        <w:t>&lt;th&gt;Value&lt;/th&gt;</w:t>
+      </w:r>
+    </w:p>
+    <w:p>
+      <w:pPr>
+        <w:pStyle w:val="Text A"/>
+      </w:pPr>
+      <w:r>
+        <w:rPr>
+          <w:rtl w:val="0"/>
+        </w:rPr>
+        <w:t>&lt;/tr&gt;</w:t>
+      </w:r>
+    </w:p>
+    <w:p>
+      <w:pPr>
+        <w:pStyle w:val="Text A"/>
+      </w:pPr>
+      <w:r>
+        <w:rPr>
+          <w:rtl w:val="0"/>
+        </w:rPr>
+        <w:t>&lt;tr&gt;</w:t>
+      </w:r>
+    </w:p>
+    <w:p>
+      <w:pPr>
+        <w:pStyle w:val="Text A"/>
+      </w:pPr>
+      <w:r>
+        <w:rPr>
+          <w:rtl w:val="0"/>
+        </w:rPr>
         <w:t>&lt;td&gt;Type&lt;/td&gt;</w:t>
       </w:r>
     </w:p>
@@ -2691,30 +2991,18 @@
         <w:rPr>
           <w:rtl w:val="0"/>
         </w:rPr>
-        <w:t>&lt;td&gt;Special features&lt;/td&gt;</w:t>
-      </w:r>
-    </w:p>
-    <w:p>
-      <w:pPr>
-        <w:pStyle w:val="Text A"/>
-      </w:pPr>
-      <w:r>
-        <w:rPr>
-          <w:rtl w:val="0"/>
-        </w:rPr>
-        <w:t>&lt;td&gt;{speci</w:t>
-      </w:r>
-      <w:r>
-        <w:rPr>
-          <w:rtl w:val="0"/>
-        </w:rPr>
-        <w:t>á</w:t>
-      </w:r>
-      <w:r>
-        <w:rPr>
-          <w:rtl w:val="0"/>
-        </w:rPr>
-        <w:t>lni_vlastnosti}&lt;/td&gt;</w:t>
+        <w:t>&lt;td&gt;Special Features&lt;/td&gt;</w:t>
+      </w:r>
+    </w:p>
+    <w:p>
+      <w:pPr>
+        <w:pStyle w:val="Text A"/>
+      </w:pPr>
+      <w:r>
+        <w:rPr>
+          <w:rtl w:val="0"/>
+        </w:rPr>
+        <w:t>&lt;td&gt;{specialni_vlastnosti}&lt;/td&gt;</w:t>
       </w:r>
     </w:p>
     <w:p>
@@ -2748,6 +3036,28 @@
           <w:rtl w:val="0"/>
         </w:rPr>
         <w:t>&lt;/table&gt;</w:t>
+      </w:r>
+    </w:p>
+    <w:p>
+      <w:pPr>
+        <w:pStyle w:val="Text A"/>
+      </w:pPr>
+      <w:r>
+        <w:rPr>
+          <w:rtl w:val="0"/>
+        </w:rPr>
+        <w:t>&lt;/div&gt;</w:t>
+      </w:r>
+    </w:p>
+    <w:p>
+      <w:pPr>
+        <w:pStyle w:val="Text A"/>
+      </w:pPr>
+      <w:r>
+        <w:rPr>
+          <w:rtl w:val="0"/>
+        </w:rPr>
+        <w:t>&lt;/div&gt;</w:t>
       </w:r>
     </w:p>
     <w:sectPr>
